--- a/React_053.docx
+++ b/React_053.docx
@@ -87,7 +87,6 @@
           <w:p>
             <w:pPr>
               <w:rPr>
-                <w:rFonts w:hint="cs"/>
                 <w:rtl/>
                 <w:lang w:val="en-US"/>
               </w:rPr>
@@ -113,7 +112,6 @@
           <w:p>
             <w:pPr>
               <w:rPr>
-                <w:rFonts w:hint="cs"/>
                 <w:rtl/>
                 <w:lang w:val="en-US"/>
               </w:rPr>
@@ -272,27 +270,11 @@
                 <w:lang w:val="en-US"/>
               </w:rPr>
             </w:pPr>
-            <w:proofErr w:type="spellStart"/>
-            <w:proofErr w:type="gramStart"/>
-            <w:r>
-              <w:rPr>
-                <w:lang w:val="en-US"/>
-              </w:rPr>
-              <w:t>useState</w:t>
-            </w:r>
-            <w:proofErr w:type="spellEnd"/>
-            <w:r>
-              <w:rPr>
-                <w:lang w:val="en-US"/>
-              </w:rPr>
-              <w:t>(</w:t>
-            </w:r>
-            <w:proofErr w:type="gramEnd"/>
-            <w:r>
-              <w:rPr>
-                <w:lang w:val="en-US"/>
-              </w:rPr>
-              <w:t>)</w:t>
+            <w:r>
+              <w:rPr>
+                <w:lang w:val="en-US"/>
+              </w:rPr>
+              <w:t>useState()</w:t>
             </w:r>
           </w:p>
         </w:tc>
@@ -400,6 +382,282 @@
     </w:tbl>
     <w:p>
       <w:pPr>
+        <w:rPr>
+          <w:lang w:val="en-US"/>
+        </w:rPr>
+      </w:pPr>
+    </w:p>
+    <w:p>
+      <w:pPr>
+        <w:jc w:val="center"/>
+        <w:rPr>
+          <w:lang w:val="en-US"/>
+        </w:rPr>
+      </w:pPr>
+      <w:r>
+        <w:rPr>
+          <w:lang w:val="en-US"/>
+        </w:rPr>
+        <w:t>Lesson 0</w:t>
+      </w:r>
+      <w:r>
+        <w:rPr>
+          <w:lang w:val="en-US"/>
+        </w:rPr>
+        <w:t>2</w:t>
+      </w:r>
+    </w:p>
+    <w:p>
+      <w:pPr>
+        <w:jc w:val="center"/>
+        <w:rPr>
+          <w:lang w:val="en-US"/>
+        </w:rPr>
+      </w:pPr>
+    </w:p>
+    <w:tbl>
+      <w:tblPr>
+        <w:tblStyle w:val="TableGrid"/>
+        <w:tblW w:w="0" w:type="auto"/>
+        <w:tblLook w:val="04A0" w:firstRow="1" w:lastRow="0" w:firstColumn="1" w:lastColumn="0" w:noHBand="0" w:noVBand="1"/>
+      </w:tblPr>
+      <w:tblGrid>
+        <w:gridCol w:w="2614"/>
+        <w:gridCol w:w="2614"/>
+        <w:gridCol w:w="2614"/>
+        <w:gridCol w:w="2614"/>
+      </w:tblGrid>
+      <w:tr>
+        <w:tc>
+          <w:tcPr>
+            <w:tcW w:w="2614" w:type="dxa"/>
+          </w:tcPr>
+          <w:p>
+            <w:pPr>
+              <w:rPr>
+                <w:lang w:val="en-US"/>
+              </w:rPr>
+            </w:pPr>
+            <w:r>
+              <w:rPr>
+                <w:lang w:val="en-US"/>
+              </w:rPr>
+              <w:t>Time</w:t>
+            </w:r>
+          </w:p>
+        </w:tc>
+        <w:tc>
+          <w:tcPr>
+            <w:tcW w:w="2614" w:type="dxa"/>
+          </w:tcPr>
+          <w:p>
+            <w:pPr>
+              <w:rPr>
+                <w:lang w:val="en-US"/>
+              </w:rPr>
+            </w:pPr>
+            <w:r>
+              <w:rPr>
+                <w:lang w:val="en-US"/>
+              </w:rPr>
+              <w:t>Concept</w:t>
+            </w:r>
+          </w:p>
+        </w:tc>
+        <w:tc>
+          <w:tcPr>
+            <w:tcW w:w="2614" w:type="dxa"/>
+          </w:tcPr>
+          <w:p>
+            <w:pPr>
+              <w:rPr>
+                <w:lang w:val="en-US"/>
+              </w:rPr>
+            </w:pPr>
+            <w:r>
+              <w:rPr>
+                <w:lang w:val="en-US"/>
+              </w:rPr>
+              <w:t>E</w:t>
+            </w:r>
+            <w:r>
+              <w:rPr>
+                <w:lang w:val="en-US"/>
+              </w:rPr>
+              <w:t>xplanation</w:t>
+            </w:r>
+          </w:p>
+        </w:tc>
+        <w:tc>
+          <w:tcPr>
+            <w:tcW w:w="2614" w:type="dxa"/>
+          </w:tcPr>
+          <w:p>
+            <w:pPr>
+              <w:ind w:firstLine="720"/>
+              <w:rPr>
+                <w:lang w:val="en-US"/>
+              </w:rPr>
+            </w:pPr>
+            <w:r>
+              <w:rPr>
+                <w:lang w:val="en-US"/>
+              </w:rPr>
+              <w:t>Example</w:t>
+            </w:r>
+          </w:p>
+        </w:tc>
+      </w:tr>
+      <w:tr>
+        <w:tc>
+          <w:tcPr>
+            <w:tcW w:w="2614" w:type="dxa"/>
+          </w:tcPr>
+          <w:p>
+            <w:pPr>
+              <w:rPr>
+                <w:lang w:val="en-US"/>
+              </w:rPr>
+            </w:pPr>
+          </w:p>
+        </w:tc>
+        <w:tc>
+          <w:tcPr>
+            <w:tcW w:w="2614" w:type="dxa"/>
+          </w:tcPr>
+          <w:p>
+            <w:pPr>
+              <w:rPr>
+                <w:lang w:val="en-US"/>
+              </w:rPr>
+            </w:pPr>
+            <w:r>
+              <w:rPr>
+                <w:lang w:val="en-US"/>
+              </w:rPr>
+              <w:t>? :</w:t>
+            </w:r>
+          </w:p>
+        </w:tc>
+        <w:tc>
+          <w:tcPr>
+            <w:tcW w:w="2614" w:type="dxa"/>
+          </w:tcPr>
+          <w:p>
+            <w:pPr>
+              <w:rPr>
+                <w:lang w:val="en-US"/>
+              </w:rPr>
+            </w:pPr>
+            <w:r>
+              <w:t> (ternary) operator</w:t>
+            </w:r>
+          </w:p>
+        </w:tc>
+        <w:tc>
+          <w:tcPr>
+            <w:tcW w:w="2614" w:type="dxa"/>
+          </w:tcPr>
+          <w:p>
+            <w:pPr>
+              <w:rPr>
+                <w:lang w:val="en-US"/>
+              </w:rPr>
+            </w:pPr>
+            <w:r>
+              <w:rPr>
+                <w:lang w:val="en-US"/>
+              </w:rPr>
+              <w:t xml:space="preserve">isRed ? </w:t>
+            </w:r>
+            <w:r>
+              <w:rPr>
+                <w:lang w:val="en-US"/>
+              </w:rPr>
+              <w:t>isGreen</w:t>
+            </w:r>
+            <w:r>
+              <w:rPr>
+                <w:lang w:val="en-US"/>
+              </w:rPr>
+              <w:t xml:space="preserve"> : is</w:t>
+            </w:r>
+            <w:r>
+              <w:rPr>
+                <w:lang w:val="en-US"/>
+              </w:rPr>
+              <w:t>Red</w:t>
+            </w:r>
+            <w:r>
+              <w:rPr>
+                <w:lang w:val="en-US"/>
+              </w:rPr>
+              <w:t xml:space="preserve"> </w:t>
+            </w:r>
+          </w:p>
+        </w:tc>
+      </w:tr>
+      <w:tr>
+        <w:tc>
+          <w:tcPr>
+            <w:tcW w:w="2614" w:type="dxa"/>
+          </w:tcPr>
+          <w:p>
+            <w:pPr>
+              <w:rPr>
+                <w:lang w:val="en-US"/>
+              </w:rPr>
+            </w:pPr>
+          </w:p>
+        </w:tc>
+        <w:tc>
+          <w:tcPr>
+            <w:tcW w:w="2614" w:type="dxa"/>
+          </w:tcPr>
+          <w:p>
+            <w:pPr>
+              <w:rPr>
+                <w:lang w:val="en-US"/>
+              </w:rPr>
+            </w:pPr>
+          </w:p>
+        </w:tc>
+        <w:tc>
+          <w:tcPr>
+            <w:tcW w:w="2614" w:type="dxa"/>
+          </w:tcPr>
+          <w:p>
+            <w:pPr>
+              <w:rPr>
+                <w:lang w:val="en-US"/>
+              </w:rPr>
+            </w:pPr>
+          </w:p>
+        </w:tc>
+        <w:tc>
+          <w:tcPr>
+            <w:tcW w:w="2614" w:type="dxa"/>
+          </w:tcPr>
+          <w:p>
+            <w:pPr>
+              <w:rPr>
+                <w:lang w:val="en-US"/>
+              </w:rPr>
+            </w:pPr>
+          </w:p>
+        </w:tc>
+      </w:tr>
+    </w:tbl>
+    <w:p>
+      <w:pPr>
+        <w:rPr>
+          <w:lang w:val="en-US"/>
+        </w:rPr>
+      </w:pPr>
+    </w:p>
+    <w:p>
+      <w:pPr>
+        <w:jc w:val="center"/>
         <w:rPr>
           <w:lang w:val="en-US"/>
         </w:rPr>
@@ -815,6 +1073,7 @@
   <w:style w:type="paragraph" w:default="1" w:styleId="Normal">
     <w:name w:val="Normal"/>
     <w:qFormat/>
+    <w:rsid w:val="00652DE1"/>
   </w:style>
   <w:style w:type="paragraph" w:styleId="Heading1">
     <w:name w:val="heading 1"/>
@@ -1018,7 +1277,6 @@
   <w:style w:type="character" w:default="1" w:styleId="DefaultParagraphFont">
     <w:name w:val="Default Paragraph Font"/>
     <w:uiPriority w:val="1"/>
-    <w:semiHidden/>
     <w:unhideWhenUsed/>
   </w:style>
   <w:style w:type="table" w:default="1" w:styleId="TableNormal">

--- a/React_053.docx
+++ b/React_053.docx
@@ -270,11 +270,27 @@
                 <w:lang w:val="en-US"/>
               </w:rPr>
             </w:pPr>
-            <w:r>
-              <w:rPr>
-                <w:lang w:val="en-US"/>
-              </w:rPr>
-              <w:t>useState()</w:t>
+            <w:proofErr w:type="spellStart"/>
+            <w:proofErr w:type="gramStart"/>
+            <w:r>
+              <w:rPr>
+                <w:lang w:val="en-US"/>
+              </w:rPr>
+              <w:t>useState</w:t>
+            </w:r>
+            <w:proofErr w:type="spellEnd"/>
+            <w:r>
+              <w:rPr>
+                <w:lang w:val="en-US"/>
+              </w:rPr>
+              <w:t>(</w:t>
+            </w:r>
+            <w:proofErr w:type="gramEnd"/>
+            <w:r>
+              <w:rPr>
+                <w:lang w:val="en-US"/>
+              </w:rPr>
+              <w:t>)</w:t>
             </w:r>
           </w:p>
         </w:tc>
@@ -398,13 +414,7 @@
         <w:rPr>
           <w:lang w:val="en-US"/>
         </w:rPr>
-        <w:t>Lesson 0</w:t>
-      </w:r>
-      <w:r>
-        <w:rPr>
-          <w:lang w:val="en-US"/>
-        </w:rPr>
-        <w:t>2</w:t>
+        <w:t>Lesson 02</w:t>
       </w:r>
     </w:p>
     <w:p>
@@ -564,23 +574,56 @@
                 <w:lang w:val="en-US"/>
               </w:rPr>
             </w:pPr>
-            <w:r>
-              <w:rPr>
-                <w:lang w:val="en-US"/>
-              </w:rPr>
-              <w:t xml:space="preserve">isRed ? </w:t>
-            </w:r>
+            <w:proofErr w:type="spellStart"/>
+            <w:proofErr w:type="gramStart"/>
+            <w:r>
+              <w:rPr>
+                <w:lang w:val="en-US"/>
+              </w:rPr>
+              <w:t>isRed</w:t>
+            </w:r>
+            <w:proofErr w:type="spellEnd"/>
+            <w:r>
+              <w:rPr>
+                <w:lang w:val="en-US"/>
+              </w:rPr>
+              <w:t xml:space="preserve"> ?</w:t>
+            </w:r>
+            <w:proofErr w:type="gramEnd"/>
+            <w:r>
+              <w:rPr>
+                <w:lang w:val="en-US"/>
+              </w:rPr>
+              <w:t xml:space="preserve"> </w:t>
+            </w:r>
+            <w:proofErr w:type="spellStart"/>
+            <w:proofErr w:type="gramStart"/>
             <w:r>
               <w:rPr>
                 <w:lang w:val="en-US"/>
               </w:rPr>
               <w:t>isGreen</w:t>
             </w:r>
-            <w:r>
-              <w:rPr>
-                <w:lang w:val="en-US"/>
-              </w:rPr>
-              <w:t xml:space="preserve"> : is</w:t>
+            <w:proofErr w:type="spellEnd"/>
+            <w:r>
+              <w:rPr>
+                <w:lang w:val="en-US"/>
+              </w:rPr>
+              <w:t xml:space="preserve"> :</w:t>
+            </w:r>
+            <w:proofErr w:type="gramEnd"/>
+            <w:r>
+              <w:rPr>
+                <w:lang w:val="en-US"/>
+              </w:rPr>
+              <w:t xml:space="preserve"> </w:t>
+            </w:r>
+            <w:proofErr w:type="spellStart"/>
+            <w:r>
+              <w:rPr>
+                <w:lang w:val="en-US"/>
+              </w:rPr>
+              <w:t>is</w:t>
             </w:r>
             <w:r>
               <w:rPr>
@@ -588,6 +631,7 @@
               </w:rPr>
               <w:t>Red</w:t>
             </w:r>
+            <w:proofErr w:type="spellEnd"/>
             <w:r>
               <w:rPr>
                 <w:lang w:val="en-US"/>
@@ -662,15 +706,5861 @@
           <w:lang w:val="en-US"/>
         </w:rPr>
       </w:pPr>
+      <w:r>
+        <w:rPr>
+          <w:lang w:val="en-US"/>
+        </w:rPr>
+        <w:t>Lesson 03</w:t>
+      </w:r>
+    </w:p>
+    <w:tbl>
+      <w:tblPr>
+        <w:tblStyle w:val="TableGrid"/>
+        <w:tblW w:w="0" w:type="auto"/>
+        <w:tblLook w:val="04A0" w:firstRow="1" w:lastRow="0" w:firstColumn="1" w:lastColumn="0" w:noHBand="0" w:noVBand="1"/>
+      </w:tblPr>
+      <w:tblGrid>
+        <w:gridCol w:w="2614"/>
+        <w:gridCol w:w="2614"/>
+        <w:gridCol w:w="2614"/>
+        <w:gridCol w:w="6336"/>
+      </w:tblGrid>
+      <w:tr>
+        <w:tc>
+          <w:tcPr>
+            <w:tcW w:w="2614" w:type="dxa"/>
+          </w:tcPr>
+          <w:p>
+            <w:pPr>
+              <w:rPr>
+                <w:lang w:val="en-US"/>
+              </w:rPr>
+            </w:pPr>
+            <w:r>
+              <w:rPr>
+                <w:lang w:val="en-US"/>
+              </w:rPr>
+              <w:t>Time</w:t>
+            </w:r>
+          </w:p>
+        </w:tc>
+        <w:tc>
+          <w:tcPr>
+            <w:tcW w:w="2614" w:type="dxa"/>
+          </w:tcPr>
+          <w:p>
+            <w:pPr>
+              <w:rPr>
+                <w:lang w:val="en-US"/>
+              </w:rPr>
+            </w:pPr>
+            <w:r>
+              <w:rPr>
+                <w:lang w:val="en-US"/>
+              </w:rPr>
+              <w:t>Concept</w:t>
+            </w:r>
+          </w:p>
+        </w:tc>
+        <w:tc>
+          <w:tcPr>
+            <w:tcW w:w="2614" w:type="dxa"/>
+          </w:tcPr>
+          <w:p>
+            <w:pPr>
+              <w:rPr>
+                <w:lang w:val="en-US"/>
+              </w:rPr>
+            </w:pPr>
+            <w:r>
+              <w:rPr>
+                <w:lang w:val="en-US"/>
+              </w:rPr>
+              <w:t>E</w:t>
+            </w:r>
+            <w:r>
+              <w:rPr>
+                <w:lang w:val="en-US"/>
+              </w:rPr>
+              <w:t>xplanation</w:t>
+            </w:r>
+          </w:p>
+        </w:tc>
+        <w:tc>
+          <w:tcPr>
+            <w:tcW w:w="5736" w:type="dxa"/>
+          </w:tcPr>
+          <w:p>
+            <w:pPr>
+              <w:ind w:firstLine="720"/>
+              <w:rPr>
+                <w:lang w:val="en-US"/>
+              </w:rPr>
+            </w:pPr>
+            <w:r>
+              <w:rPr>
+                <w:lang w:val="en-US"/>
+              </w:rPr>
+              <w:t>Example</w:t>
+            </w:r>
+          </w:p>
+        </w:tc>
+      </w:tr>
+      <w:tr>
+        <w:tc>
+          <w:tcPr>
+            <w:tcW w:w="2614" w:type="dxa"/>
+          </w:tcPr>
+          <w:p>
+            <w:pPr>
+              <w:rPr>
+                <w:lang w:val="en-US"/>
+              </w:rPr>
+            </w:pPr>
+            <w:r>
+              <w:rPr>
+                <w:lang w:val="en-US"/>
+              </w:rPr>
+              <w:t>17:35</w:t>
+            </w:r>
+          </w:p>
+        </w:tc>
+        <w:tc>
+          <w:tcPr>
+            <w:tcW w:w="2614" w:type="dxa"/>
+          </w:tcPr>
+          <w:p>
+            <w:pPr>
+              <w:rPr>
+                <w:lang w:val="en-US"/>
+              </w:rPr>
+            </w:pPr>
+            <w:r>
+              <w:rPr>
+                <w:lang w:val="en-US"/>
+              </w:rPr>
+              <w:t>Single Page Application</w:t>
+            </w:r>
+          </w:p>
+        </w:tc>
+        <w:tc>
+          <w:tcPr>
+            <w:tcW w:w="2614" w:type="dxa"/>
+          </w:tcPr>
+          <w:p>
+            <w:pPr>
+              <w:rPr>
+                <w:lang w:val="en-US"/>
+              </w:rPr>
+            </w:pPr>
+          </w:p>
+        </w:tc>
+        <w:tc>
+          <w:tcPr>
+            <w:tcW w:w="5736" w:type="dxa"/>
+          </w:tcPr>
+          <w:p>
+            <w:pPr>
+              <w:rPr>
+                <w:lang w:val="en-US"/>
+              </w:rPr>
+            </w:pPr>
+          </w:p>
+        </w:tc>
+      </w:tr>
+      <w:tr>
+        <w:tc>
+          <w:tcPr>
+            <w:tcW w:w="2614" w:type="dxa"/>
+          </w:tcPr>
+          <w:p>
+            <w:pPr>
+              <w:rPr>
+                <w:lang w:val="en-US"/>
+              </w:rPr>
+            </w:pPr>
+            <w:r>
+              <w:rPr>
+                <w:lang w:val="en-US"/>
+              </w:rPr>
+              <w:t>18:08</w:t>
+            </w:r>
+          </w:p>
+        </w:tc>
+        <w:tc>
+          <w:tcPr>
+            <w:tcW w:w="2614" w:type="dxa"/>
+          </w:tcPr>
+          <w:p>
+            <w:pPr>
+              <w:rPr>
+                <w:lang w:val="en-US"/>
+              </w:rPr>
+            </w:pPr>
+            <w:r>
+              <w:rPr>
+                <w:lang w:val="en-US"/>
+              </w:rPr>
+              <w:t>Forms</w:t>
+            </w:r>
+          </w:p>
+        </w:tc>
+        <w:tc>
+          <w:tcPr>
+            <w:tcW w:w="2614" w:type="dxa"/>
+          </w:tcPr>
+          <w:p>
+            <w:pPr>
+              <w:rPr>
+                <w:lang w:val="en-US"/>
+              </w:rPr>
+            </w:pPr>
+            <w:proofErr w:type="gramStart"/>
+            <w:r>
+              <w:rPr>
+                <w:b/>
+                <w:bCs/>
+                <w:lang w:val="en-US"/>
+              </w:rPr>
+              <w:t>Form</w:t>
+            </w:r>
+            <w:r>
+              <w:rPr>
+                <w:lang w:val="en-US"/>
+              </w:rPr>
+              <w:t xml:space="preserve"> on</w:t>
+            </w:r>
+            <w:proofErr w:type="gramEnd"/>
+            <w:r>
+              <w:rPr>
+                <w:lang w:val="en-US"/>
+              </w:rPr>
+              <w:t xml:space="preserve"> the HTML page</w:t>
+            </w:r>
+          </w:p>
+          <w:p>
+            <w:pPr>
+              <w:pStyle w:val="ListParagraph"/>
+              <w:numPr>
+                <w:ilvl w:val="0"/>
+                <w:numId w:val="1"/>
+              </w:numPr>
+              <w:rPr>
+                <w:lang w:val="en-US"/>
+              </w:rPr>
+            </w:pPr>
+            <w:r>
+              <w:rPr>
+                <w:lang w:val="en-US"/>
+              </w:rPr>
+              <w:t xml:space="preserve">“FORM” </w:t>
+            </w:r>
+            <w:proofErr w:type="gramStart"/>
+            <w:r>
+              <w:rPr>
+                <w:lang w:val="en-US"/>
+              </w:rPr>
+              <w:t>do</w:t>
+            </w:r>
+            <w:proofErr w:type="gramEnd"/>
+            <w:r>
+              <w:rPr>
+                <w:lang w:val="en-US"/>
+              </w:rPr>
+              <w:t xml:space="preserve"> the refresh to page </w:t>
+            </w:r>
+            <w:proofErr w:type="spellStart"/>
+            <w:r>
+              <w:rPr>
+                <w:lang w:val="en-US"/>
+              </w:rPr>
+              <w:t>automathic</w:t>
+            </w:r>
+            <w:proofErr w:type="spellEnd"/>
+            <w:r>
+              <w:rPr>
+                <w:lang w:val="en-US"/>
+              </w:rPr>
+              <w:t xml:space="preserve"> </w:t>
+            </w:r>
+          </w:p>
+          <w:p>
+            <w:pPr>
+              <w:pStyle w:val="ListParagraph"/>
+              <w:numPr>
+                <w:ilvl w:val="0"/>
+                <w:numId w:val="1"/>
+              </w:numPr>
+              <w:rPr>
+                <w:lang w:val="en-US"/>
+              </w:rPr>
+            </w:pPr>
+            <w:r>
+              <w:rPr>
+                <w:lang w:val="en-US"/>
+              </w:rPr>
+              <w:t xml:space="preserve">Default </w:t>
+            </w:r>
+            <w:proofErr w:type="spellStart"/>
+            <w:r>
+              <w:rPr>
+                <w:lang w:val="en-US"/>
+              </w:rPr>
+              <w:t>Behaviour</w:t>
+            </w:r>
+            <w:proofErr w:type="spellEnd"/>
+          </w:p>
+          <w:p>
+            <w:pPr>
+              <w:rPr>
+                <w:highlight w:val="red"/>
+                <w:lang w:val="en-US"/>
+              </w:rPr>
+            </w:pPr>
+          </w:p>
+          <w:p>
+            <w:pPr>
+              <w:rPr>
+                <w:b/>
+                <w:bCs/>
+                <w:highlight w:val="red"/>
+                <w:lang w:val="en-US"/>
+              </w:rPr>
+            </w:pPr>
+          </w:p>
+          <w:p>
+            <w:pPr>
+              <w:rPr>
+                <w:b/>
+                <w:bCs/>
+                <w:highlight w:val="red"/>
+                <w:lang w:val="en-US"/>
+              </w:rPr>
+            </w:pPr>
+          </w:p>
+          <w:p>
+            <w:pPr>
+              <w:rPr>
+                <w:b/>
+                <w:bCs/>
+                <w:highlight w:val="red"/>
+                <w:lang w:val="en-US"/>
+              </w:rPr>
+            </w:pPr>
+          </w:p>
+          <w:p>
+            <w:pPr>
+              <w:rPr>
+                <w:b/>
+                <w:bCs/>
+                <w:highlight w:val="red"/>
+                <w:lang w:val="en-US"/>
+              </w:rPr>
+            </w:pPr>
+          </w:p>
+          <w:p>
+            <w:pPr>
+              <w:rPr>
+                <w:b/>
+                <w:bCs/>
+                <w:highlight w:val="red"/>
+                <w:lang w:val="en-US"/>
+              </w:rPr>
+            </w:pPr>
+          </w:p>
+          <w:p>
+            <w:pPr>
+              <w:rPr>
+                <w:b/>
+                <w:bCs/>
+                <w:lang w:val="en-US"/>
+              </w:rPr>
+            </w:pPr>
+            <w:r>
+              <w:rPr>
+                <w:b/>
+                <w:bCs/>
+                <w:highlight w:val="red"/>
+                <w:lang w:val="en-US"/>
+              </w:rPr>
+              <w:t>NOT IN USE - RETRAFRESH</w:t>
+            </w:r>
+          </w:p>
+        </w:tc>
+        <w:tc>
+          <w:tcPr>
+            <w:tcW w:w="5736" w:type="dxa"/>
+          </w:tcPr>
+          <w:p>
+            <w:pPr>
+              <w:rPr>
+                <w:lang w:val="en-US"/>
+              </w:rPr>
+            </w:pPr>
+            <w:r>
+              <w:rPr>
+                <w:noProof/>
+              </w:rPr>
+              <w:drawing>
+                <wp:inline distT="0" distB="0" distL="0" distR="0" wp14:anchorId="1D275AC6" wp14:editId="257D5DC9">
+                  <wp:extent cx="2285100" cy="1612215"/>
+                  <wp:effectExtent l="133350" t="114300" r="134620" b="160020"/>
+                  <wp:docPr id="780541676" name="Picture 1"/>
+                  <wp:cNvGraphicFramePr>
+                    <a:graphicFrameLocks xmlns:a="http://schemas.openxmlformats.org/drawingml/2006/main" noChangeAspect="1"/>
+                  </wp:cNvGraphicFramePr>
+                  <a:graphic xmlns:a="http://schemas.openxmlformats.org/drawingml/2006/main">
+                    <a:graphicData uri="http://schemas.openxmlformats.org/drawingml/2006/picture">
+                      <pic:pic xmlns:pic="http://schemas.openxmlformats.org/drawingml/2006/picture">
+                        <pic:nvPicPr>
+                          <pic:cNvPr id="780541676" name=""/>
+                          <pic:cNvPicPr/>
+                        </pic:nvPicPr>
+                        <pic:blipFill>
+                          <a:blip r:embed="rId6"/>
+                          <a:stretch>
+                            <a:fillRect/>
+                          </a:stretch>
+                        </pic:blipFill>
+                        <pic:spPr>
+                          <a:xfrm>
+                            <a:off x="0" y="0"/>
+                            <a:ext cx="2294201" cy="1618636"/>
+                          </a:xfrm>
+                          <a:prstGeom prst="rect">
+                            <a:avLst/>
+                          </a:prstGeom>
+                          <a:solidFill>
+                            <a:srgbClr val="FFFFFF">
+                              <a:shade val="85000"/>
+                            </a:srgbClr>
+                          </a:solidFill>
+                          <a:ln w="88900" cap="sq">
+                            <a:solidFill>
+                              <a:srgbClr val="FFFFFF"/>
+                            </a:solidFill>
+                            <a:miter lim="800000"/>
+                          </a:ln>
+                          <a:effectLst>
+                            <a:outerShdw blurRad="55000" dist="18000" dir="5400000" algn="tl" rotWithShape="0">
+                              <a:srgbClr val="000000">
+                                <a:alpha val="40000"/>
+                              </a:srgbClr>
+                            </a:outerShdw>
+                          </a:effectLst>
+                          <a:scene3d>
+                            <a:camera prst="orthographicFront"/>
+                            <a:lightRig rig="twoPt" dir="t">
+                              <a:rot lat="0" lon="0" rev="7200000"/>
+                            </a:lightRig>
+                          </a:scene3d>
+                          <a:sp3d>
+                            <a:bevelT w="25400" h="19050"/>
+                            <a:contourClr>
+                              <a:srgbClr val="FFFFFF"/>
+                            </a:contourClr>
+                          </a:sp3d>
+                        </pic:spPr>
+                      </pic:pic>
+                    </a:graphicData>
+                  </a:graphic>
+                </wp:inline>
+              </w:drawing>
+            </w:r>
+          </w:p>
+          <w:p>
+            <w:pPr>
+              <w:rPr>
+                <w:lang w:val="en-US"/>
+              </w:rPr>
+            </w:pPr>
+            <w:r>
+              <w:rPr>
+                <w:noProof/>
+              </w:rPr>
+              <w:lastRenderedPageBreak/>
+              <w:drawing>
+                <wp:inline distT="0" distB="0" distL="0" distR="0" wp14:anchorId="2AF455FF" wp14:editId="3A832BD6">
+                  <wp:extent cx="3227580" cy="2937860"/>
+                  <wp:effectExtent l="152400" t="114300" r="125730" b="167640"/>
+                  <wp:docPr id="1250057501" name="Picture 1"/>
+                  <wp:cNvGraphicFramePr>
+                    <a:graphicFrameLocks xmlns:a="http://schemas.openxmlformats.org/drawingml/2006/main" noChangeAspect="1"/>
+                  </wp:cNvGraphicFramePr>
+                  <a:graphic xmlns:a="http://schemas.openxmlformats.org/drawingml/2006/main">
+                    <a:graphicData uri="http://schemas.openxmlformats.org/drawingml/2006/picture">
+                      <pic:pic xmlns:pic="http://schemas.openxmlformats.org/drawingml/2006/picture">
+                        <pic:nvPicPr>
+                          <pic:cNvPr id="1250057501" name=""/>
+                          <pic:cNvPicPr/>
+                        </pic:nvPicPr>
+                        <pic:blipFill>
+                          <a:blip r:embed="rId7"/>
+                          <a:stretch>
+                            <a:fillRect/>
+                          </a:stretch>
+                        </pic:blipFill>
+                        <pic:spPr>
+                          <a:xfrm>
+                            <a:off x="0" y="0"/>
+                            <a:ext cx="3235280" cy="2944869"/>
+                          </a:xfrm>
+                          <a:prstGeom prst="rect">
+                            <a:avLst/>
+                          </a:prstGeom>
+                          <a:solidFill>
+                            <a:srgbClr val="FFFFFF">
+                              <a:shade val="85000"/>
+                            </a:srgbClr>
+                          </a:solidFill>
+                          <a:ln w="88900" cap="sq">
+                            <a:solidFill>
+                              <a:srgbClr val="FFFFFF"/>
+                            </a:solidFill>
+                            <a:miter lim="800000"/>
+                          </a:ln>
+                          <a:effectLst>
+                            <a:outerShdw blurRad="55000" dist="18000" dir="5400000" algn="tl" rotWithShape="0">
+                              <a:srgbClr val="000000">
+                                <a:alpha val="40000"/>
+                              </a:srgbClr>
+                            </a:outerShdw>
+                          </a:effectLst>
+                          <a:scene3d>
+                            <a:camera prst="orthographicFront"/>
+                            <a:lightRig rig="twoPt" dir="t">
+                              <a:rot lat="0" lon="0" rev="7200000"/>
+                            </a:lightRig>
+                          </a:scene3d>
+                          <a:sp3d>
+                            <a:bevelT w="25400" h="19050"/>
+                            <a:contourClr>
+                              <a:srgbClr val="FFFFFF"/>
+                            </a:contourClr>
+                          </a:sp3d>
+                        </pic:spPr>
+                      </pic:pic>
+                    </a:graphicData>
+                  </a:graphic>
+                </wp:inline>
+              </w:drawing>
+            </w:r>
+          </w:p>
+        </w:tc>
+      </w:tr>
+      <w:tr>
+        <w:tc>
+          <w:tcPr>
+            <w:tcW w:w="2614" w:type="dxa"/>
+          </w:tcPr>
+          <w:p>
+            <w:pPr>
+              <w:rPr>
+                <w:lang w:val="en-US"/>
+              </w:rPr>
+            </w:pPr>
+            <w:r>
+              <w:rPr>
+                <w:lang w:val="en-US"/>
+              </w:rPr>
+              <w:lastRenderedPageBreak/>
+              <w:t>18:</w:t>
+            </w:r>
+            <w:r>
+              <w:rPr>
+                <w:lang w:val="en-US"/>
+              </w:rPr>
+              <w:t>18</w:t>
+            </w:r>
+          </w:p>
+        </w:tc>
+        <w:tc>
+          <w:tcPr>
+            <w:tcW w:w="2614" w:type="dxa"/>
+          </w:tcPr>
+          <w:p>
+            <w:pPr>
+              <w:rPr>
+                <w:lang w:val="en-US"/>
+              </w:rPr>
+            </w:pPr>
+            <w:r>
+              <w:rPr>
+                <w:lang w:val="en-US"/>
+              </w:rPr>
+              <w:t xml:space="preserve">STOP the </w:t>
+            </w:r>
+          </w:p>
+          <w:p>
+            <w:pPr>
+              <w:pStyle w:val="ListParagraph"/>
+              <w:numPr>
+                <w:ilvl w:val="0"/>
+                <w:numId w:val="1"/>
+              </w:numPr>
+              <w:rPr>
+                <w:lang w:val="en-US"/>
+              </w:rPr>
+            </w:pPr>
+            <w:r>
+              <w:rPr>
+                <w:lang w:val="en-US"/>
+              </w:rPr>
+              <w:t>Default Behaviour</w:t>
+            </w:r>
+          </w:p>
+          <w:p>
+            <w:pPr>
+              <w:rPr>
+                <w:lang w:val="en-US"/>
+              </w:rPr>
+            </w:pPr>
+          </w:p>
+        </w:tc>
+        <w:tc>
+          <w:tcPr>
+            <w:tcW w:w="2614" w:type="dxa"/>
+          </w:tcPr>
+          <w:p>
+            <w:pPr>
+              <w:rPr>
+                <w:b/>
+                <w:bCs/>
+                <w:lang w:val="en-US"/>
+              </w:rPr>
+            </w:pPr>
+            <w:proofErr w:type="gramStart"/>
+            <w:r>
+              <w:rPr>
+                <w:b/>
+                <w:bCs/>
+                <w:lang w:val="en-US"/>
+              </w:rPr>
+              <w:t>.</w:t>
+            </w:r>
+            <w:proofErr w:type="spellStart"/>
+            <w:r>
+              <w:rPr>
+                <w:b/>
+                <w:bCs/>
+                <w:lang w:val="en-US"/>
+              </w:rPr>
+              <w:t>preventDefault</w:t>
+            </w:r>
+            <w:proofErr w:type="spellEnd"/>
+            <w:proofErr w:type="gramEnd"/>
+            <w:r>
+              <w:rPr>
+                <w:b/>
+                <w:bCs/>
+                <w:lang w:val="en-US"/>
+              </w:rPr>
+              <w:t>()</w:t>
+            </w:r>
+          </w:p>
+          <w:p>
+            <w:pPr>
+              <w:rPr>
+                <w:lang w:val="en-US"/>
+              </w:rPr>
+            </w:pPr>
+            <w:r>
+              <w:rPr>
+                <w:lang w:val="en-US"/>
+              </w:rPr>
+              <w:t>For stopping the refresh for Form</w:t>
+            </w:r>
+          </w:p>
+        </w:tc>
+        <w:tc>
+          <w:tcPr>
+            <w:tcW w:w="5736" w:type="dxa"/>
+          </w:tcPr>
+          <w:p>
+            <w:pPr>
+              <w:rPr>
+                <w:noProof/>
+              </w:rPr>
+            </w:pPr>
+            <w:r>
+              <w:rPr>
+                <w:noProof/>
+              </w:rPr>
+              <w:drawing>
+                <wp:inline distT="0" distB="0" distL="0" distR="0" wp14:anchorId="5E4C2600" wp14:editId="0DD5DC2C">
+                  <wp:extent cx="2467045" cy="1040544"/>
+                  <wp:effectExtent l="133350" t="114300" r="123825" b="140970"/>
+                  <wp:docPr id="237508158" name="Picture 1"/>
+                  <wp:cNvGraphicFramePr>
+                    <a:graphicFrameLocks xmlns:a="http://schemas.openxmlformats.org/drawingml/2006/main" noChangeAspect="1"/>
+                  </wp:cNvGraphicFramePr>
+                  <a:graphic xmlns:a="http://schemas.openxmlformats.org/drawingml/2006/main">
+                    <a:graphicData uri="http://schemas.openxmlformats.org/drawingml/2006/picture">
+                      <pic:pic xmlns:pic="http://schemas.openxmlformats.org/drawingml/2006/picture">
+                        <pic:nvPicPr>
+                          <pic:cNvPr id="237508158" name=""/>
+                          <pic:cNvPicPr/>
+                        </pic:nvPicPr>
+                        <pic:blipFill>
+                          <a:blip r:embed="rId8"/>
+                          <a:stretch>
+                            <a:fillRect/>
+                          </a:stretch>
+                        </pic:blipFill>
+                        <pic:spPr>
+                          <a:xfrm>
+                            <a:off x="0" y="0"/>
+                            <a:ext cx="2486829" cy="1048888"/>
+                          </a:xfrm>
+                          <a:prstGeom prst="rect">
+                            <a:avLst/>
+                          </a:prstGeom>
+                          <a:solidFill>
+                            <a:srgbClr val="FFFFFF">
+                              <a:shade val="85000"/>
+                            </a:srgbClr>
+                          </a:solidFill>
+                          <a:ln w="88900" cap="sq">
+                            <a:solidFill>
+                              <a:srgbClr val="FFFFFF"/>
+                            </a:solidFill>
+                            <a:miter lim="800000"/>
+                          </a:ln>
+                          <a:effectLst>
+                            <a:outerShdw blurRad="55000" dist="18000" dir="5400000" algn="tl" rotWithShape="0">
+                              <a:srgbClr val="000000">
+                                <a:alpha val="40000"/>
+                              </a:srgbClr>
+                            </a:outerShdw>
+                          </a:effectLst>
+                          <a:scene3d>
+                            <a:camera prst="orthographicFront"/>
+                            <a:lightRig rig="twoPt" dir="t">
+                              <a:rot lat="0" lon="0" rev="7200000"/>
+                            </a:lightRig>
+                          </a:scene3d>
+                          <a:sp3d>
+                            <a:bevelT w="25400" h="19050"/>
+                            <a:contourClr>
+                              <a:srgbClr val="FFFFFF"/>
+                            </a:contourClr>
+                          </a:sp3d>
+                        </pic:spPr>
+                      </pic:pic>
+                    </a:graphicData>
+                  </a:graphic>
+                </wp:inline>
+              </w:drawing>
+            </w:r>
+          </w:p>
+        </w:tc>
+      </w:tr>
+      <w:tr>
+        <w:tc>
+          <w:tcPr>
+            <w:tcW w:w="2614" w:type="dxa"/>
+          </w:tcPr>
+          <w:p>
+            <w:pPr>
+              <w:rPr>
+                <w:lang w:val="en-US"/>
+              </w:rPr>
+            </w:pPr>
+            <w:r>
+              <w:rPr>
+                <w:lang w:val="en-US"/>
+              </w:rPr>
+              <w:t>19:28</w:t>
+            </w:r>
+          </w:p>
+        </w:tc>
+        <w:tc>
+          <w:tcPr>
+            <w:tcW w:w="2614" w:type="dxa"/>
+          </w:tcPr>
+          <w:p>
+            <w:pPr>
+              <w:rPr>
+                <w:lang w:val="en-US"/>
+              </w:rPr>
+            </w:pPr>
+            <w:r>
+              <w:rPr>
+                <w:lang w:val="en-US"/>
+              </w:rPr>
+              <w:t xml:space="preserve">Component Life </w:t>
+            </w:r>
+            <w:r>
+              <w:rPr>
+                <w:lang w:val="en-US"/>
+              </w:rPr>
+              <w:t>Cycle</w:t>
+            </w:r>
+          </w:p>
+        </w:tc>
+        <w:tc>
+          <w:tcPr>
+            <w:tcW w:w="2614" w:type="dxa"/>
+          </w:tcPr>
+          <w:p>
+            <w:pPr>
+              <w:rPr>
+                <w:b/>
+                <w:bCs/>
+                <w:lang w:val="en-US"/>
+              </w:rPr>
+            </w:pPr>
+          </w:p>
+        </w:tc>
+        <w:tc>
+          <w:tcPr>
+            <w:tcW w:w="5736" w:type="dxa"/>
+          </w:tcPr>
+          <w:p>
+            <w:pPr>
+              <w:rPr>
+                <w:noProof/>
+              </w:rPr>
+            </w:pPr>
+          </w:p>
+        </w:tc>
+      </w:tr>
+      <w:tr>
+        <w:trPr>
+          <w:trHeight w:val="302"/>
+        </w:trPr>
+        <w:tc>
+          <w:tcPr>
+            <w:tcW w:w="2614" w:type="dxa"/>
+            <w:vMerge w:val="restart"/>
+          </w:tcPr>
+          <w:p>
+            <w:pPr>
+              <w:rPr>
+                <w:lang w:val="en-US"/>
+              </w:rPr>
+            </w:pPr>
+            <w:r>
+              <w:rPr>
+                <w:lang w:val="en-US"/>
+              </w:rPr>
+              <w:t>19:40</w:t>
+            </w:r>
+          </w:p>
+        </w:tc>
+        <w:tc>
+          <w:tcPr>
+            <w:tcW w:w="2614" w:type="dxa"/>
+            <w:vMerge w:val="restart"/>
+          </w:tcPr>
+          <w:p>
+            <w:pPr>
+              <w:rPr>
+                <w:lang w:val="en-US"/>
+              </w:rPr>
+            </w:pPr>
+            <w:proofErr w:type="spellStart"/>
+            <w:proofErr w:type="gramStart"/>
+            <w:r>
+              <w:rPr>
+                <w:lang w:val="en-US"/>
+              </w:rPr>
+              <w:t>useEffect</w:t>
+            </w:r>
+            <w:proofErr w:type="spellEnd"/>
+            <w:r>
+              <w:rPr>
+                <w:lang w:val="en-US"/>
+              </w:rPr>
+              <w:t>(</w:t>
+            </w:r>
+            <w:proofErr w:type="gramEnd"/>
+            <w:r>
+              <w:rPr>
+                <w:lang w:val="en-US"/>
+              </w:rPr>
+              <w:t>() =&gt; {</w:t>
+            </w:r>
+          </w:p>
+          <w:p>
+            <w:pPr>
+              <w:rPr>
+                <w:lang w:val="en-US"/>
+              </w:rPr>
+            </w:pPr>
+            <w:r>
+              <w:rPr>
+                <w:lang w:val="en-US"/>
+              </w:rPr>
+              <w:t>}, [])</w:t>
+            </w:r>
+          </w:p>
+        </w:tc>
+        <w:tc>
+          <w:tcPr>
+            <w:tcW w:w="2614" w:type="dxa"/>
+          </w:tcPr>
+          <w:p>
+            <w:pPr>
+              <w:rPr>
+                <w:lang w:val="en-US"/>
+              </w:rPr>
+            </w:pPr>
+            <w:proofErr w:type="spellStart"/>
+            <w:r>
+              <w:rPr>
+                <w:lang w:val="en-US"/>
+              </w:rPr>
+              <w:t>OnLoad</w:t>
+            </w:r>
+            <w:proofErr w:type="spellEnd"/>
+            <w:r>
+              <w:rPr>
+                <w:lang w:val="en-US"/>
+              </w:rPr>
+              <w:t xml:space="preserve"> event\s</w:t>
+            </w:r>
+          </w:p>
+          <w:p>
+            <w:pPr>
+              <w:rPr>
+                <w:lang w:val="en-US"/>
+              </w:rPr>
+            </w:pPr>
+            <w:proofErr w:type="spellStart"/>
+            <w:proofErr w:type="gramStart"/>
+            <w:r>
+              <w:rPr>
+                <w:lang w:val="en-US"/>
+              </w:rPr>
+              <w:t>useEffect</w:t>
+            </w:r>
+            <w:proofErr w:type="spellEnd"/>
+            <w:r>
+              <w:rPr>
+                <w:lang w:val="en-US"/>
+              </w:rPr>
+              <w:t>(</w:t>
+            </w:r>
+            <w:proofErr w:type="gramEnd"/>
+            <w:r>
+              <w:rPr>
+                <w:lang w:val="en-US"/>
+              </w:rPr>
+              <w:t>() =&gt; {</w:t>
+            </w:r>
+          </w:p>
+          <w:p>
+            <w:pPr>
+              <w:rPr>
+                <w:lang w:val="en-US"/>
+              </w:rPr>
+            </w:pPr>
+            <w:r>
+              <w:rPr>
+                <w:lang w:val="en-US"/>
+              </w:rPr>
+              <w:t>}, [])</w:t>
+            </w:r>
+          </w:p>
+          <w:p>
+            <w:pPr>
+              <w:pStyle w:val="ListParagraph"/>
+              <w:numPr>
+                <w:ilvl w:val="0"/>
+                <w:numId w:val="1"/>
+              </w:numPr>
+              <w:rPr>
+                <w:lang w:val="en-US"/>
+              </w:rPr>
+            </w:pPr>
+            <w:r>
+              <w:rPr>
+                <w:lang w:val="en-US"/>
+              </w:rPr>
+              <w:t>Run once on load</w:t>
+            </w:r>
+          </w:p>
+          <w:p>
+            <w:pPr>
+              <w:rPr>
+                <w:b/>
+                <w:bCs/>
+                <w:lang w:val="en-US"/>
+              </w:rPr>
+            </w:pPr>
+          </w:p>
+        </w:tc>
+        <w:tc>
+          <w:tcPr>
+            <w:tcW w:w="5736" w:type="dxa"/>
+          </w:tcPr>
+          <w:p>
+            <w:pPr>
+              <w:rPr>
+                <w:noProof/>
+              </w:rPr>
+            </w:pPr>
+            <w:r>
+              <w:rPr>
+                <w:noProof/>
+              </w:rPr>
+              <w:drawing>
+                <wp:inline distT="0" distB="0" distL="0" distR="0" wp14:anchorId="4842AB9F" wp14:editId="5AF9C7B8">
+                  <wp:extent cx="2950797" cy="674152"/>
+                  <wp:effectExtent l="114300" t="114300" r="116840" b="145415"/>
+                  <wp:docPr id="1970215596" name="Picture 1"/>
+                  <wp:cNvGraphicFramePr>
+                    <a:graphicFrameLocks xmlns:a="http://schemas.openxmlformats.org/drawingml/2006/main" noChangeAspect="1"/>
+                  </wp:cNvGraphicFramePr>
+                  <a:graphic xmlns:a="http://schemas.openxmlformats.org/drawingml/2006/main">
+                    <a:graphicData uri="http://schemas.openxmlformats.org/drawingml/2006/picture">
+                      <pic:pic xmlns:pic="http://schemas.openxmlformats.org/drawingml/2006/picture">
+                        <pic:nvPicPr>
+                          <pic:cNvPr id="1970215596" name=""/>
+                          <pic:cNvPicPr/>
+                        </pic:nvPicPr>
+                        <pic:blipFill>
+                          <a:blip r:embed="rId9"/>
+                          <a:stretch>
+                            <a:fillRect/>
+                          </a:stretch>
+                        </pic:blipFill>
+                        <pic:spPr>
+                          <a:xfrm>
+                            <a:off x="0" y="0"/>
+                            <a:ext cx="2971242" cy="678823"/>
+                          </a:xfrm>
+                          <a:prstGeom prst="rect">
+                            <a:avLst/>
+                          </a:prstGeom>
+                          <a:solidFill>
+                            <a:srgbClr val="FFFFFF">
+                              <a:shade val="85000"/>
+                            </a:srgbClr>
+                          </a:solidFill>
+                          <a:ln w="88900" cap="sq">
+                            <a:solidFill>
+                              <a:srgbClr val="FFFFFF"/>
+                            </a:solidFill>
+                            <a:miter lim="800000"/>
+                          </a:ln>
+                          <a:effectLst>
+                            <a:outerShdw blurRad="55000" dist="18000" dir="5400000" algn="tl" rotWithShape="0">
+                              <a:srgbClr val="000000">
+                                <a:alpha val="40000"/>
+                              </a:srgbClr>
+                            </a:outerShdw>
+                          </a:effectLst>
+                          <a:scene3d>
+                            <a:camera prst="orthographicFront"/>
+                            <a:lightRig rig="twoPt" dir="t">
+                              <a:rot lat="0" lon="0" rev="7200000"/>
+                            </a:lightRig>
+                          </a:scene3d>
+                          <a:sp3d>
+                            <a:bevelT w="25400" h="19050"/>
+                            <a:contourClr>
+                              <a:srgbClr val="FFFFFF"/>
+                            </a:contourClr>
+                          </a:sp3d>
+                        </pic:spPr>
+                      </pic:pic>
+                    </a:graphicData>
+                  </a:graphic>
+                </wp:inline>
+              </w:drawing>
+            </w:r>
+          </w:p>
+        </w:tc>
+      </w:tr>
+      <w:tr>
+        <w:trPr>
+          <w:trHeight w:val="300"/>
+        </w:trPr>
+        <w:tc>
+          <w:tcPr>
+            <w:tcW w:w="2614" w:type="dxa"/>
+            <w:vMerge/>
+          </w:tcPr>
+          <w:p>
+            <w:pPr>
+              <w:rPr>
+                <w:lang w:val="en-US"/>
+              </w:rPr>
+            </w:pPr>
+          </w:p>
+        </w:tc>
+        <w:tc>
+          <w:tcPr>
+            <w:tcW w:w="2614" w:type="dxa"/>
+            <w:vMerge/>
+          </w:tcPr>
+          <w:p>
+            <w:pPr>
+              <w:rPr>
+                <w:lang w:val="en-US"/>
+              </w:rPr>
+            </w:pPr>
+          </w:p>
+        </w:tc>
+        <w:tc>
+          <w:tcPr>
+            <w:tcW w:w="2614" w:type="dxa"/>
+          </w:tcPr>
+          <w:p>
+            <w:pPr>
+              <w:rPr>
+                <w:lang w:val="en-US"/>
+              </w:rPr>
+            </w:pPr>
+            <w:proofErr w:type="spellStart"/>
+            <w:proofErr w:type="gramStart"/>
+            <w:r>
+              <w:rPr>
+                <w:lang w:val="en-US"/>
+              </w:rPr>
+              <w:t>useEffevt</w:t>
+            </w:r>
+            <w:proofErr w:type="spellEnd"/>
+            <w:r>
+              <w:rPr>
+                <w:lang w:val="en-US"/>
+              </w:rPr>
+              <w:t>(()=&gt;{</w:t>
+            </w:r>
+            <w:proofErr w:type="gramEnd"/>
+            <w:r>
+              <w:rPr>
+                <w:lang w:val="en-US"/>
+              </w:rPr>
+              <w:t>})</w:t>
+            </w:r>
+          </w:p>
+          <w:p>
+            <w:pPr>
+              <w:pStyle w:val="ListParagraph"/>
+              <w:numPr>
+                <w:ilvl w:val="0"/>
+                <w:numId w:val="1"/>
+              </w:numPr>
+              <w:rPr>
+                <w:lang w:val="en-US"/>
+              </w:rPr>
+            </w:pPr>
+            <w:r>
+              <w:rPr>
+                <w:lang w:val="en-US"/>
+              </w:rPr>
+              <w:t>Run every render</w:t>
+            </w:r>
+          </w:p>
+        </w:tc>
+        <w:tc>
+          <w:tcPr>
+            <w:tcW w:w="5736" w:type="dxa"/>
+          </w:tcPr>
+          <w:p>
+            <w:pPr>
+              <w:rPr>
+                <w:noProof/>
+              </w:rPr>
+            </w:pPr>
+            <w:r>
+              <w:rPr>
+                <w:noProof/>
+              </w:rPr>
+              <w:drawing>
+                <wp:inline distT="0" distB="0" distL="0" distR="0" wp14:anchorId="4FFDDCA7" wp14:editId="3D4EE52C">
+                  <wp:extent cx="3453080" cy="820012"/>
+                  <wp:effectExtent l="152400" t="114300" r="147955" b="170815"/>
+                  <wp:docPr id="1048429007" name="Picture 1"/>
+                  <wp:cNvGraphicFramePr>
+                    <a:graphicFrameLocks xmlns:a="http://schemas.openxmlformats.org/drawingml/2006/main" noChangeAspect="1"/>
+                  </wp:cNvGraphicFramePr>
+                  <a:graphic xmlns:a="http://schemas.openxmlformats.org/drawingml/2006/main">
+                    <a:graphicData uri="http://schemas.openxmlformats.org/drawingml/2006/picture">
+                      <pic:pic xmlns:pic="http://schemas.openxmlformats.org/drawingml/2006/picture">
+                        <pic:nvPicPr>
+                          <pic:cNvPr id="1048429007" name=""/>
+                          <pic:cNvPicPr/>
+                        </pic:nvPicPr>
+                        <pic:blipFill>
+                          <a:blip r:embed="rId10"/>
+                          <a:stretch>
+                            <a:fillRect/>
+                          </a:stretch>
+                        </pic:blipFill>
+                        <pic:spPr>
+                          <a:xfrm>
+                            <a:off x="0" y="0"/>
+                            <a:ext cx="3463113" cy="822395"/>
+                          </a:xfrm>
+                          <a:prstGeom prst="rect">
+                            <a:avLst/>
+                          </a:prstGeom>
+                          <a:solidFill>
+                            <a:srgbClr val="FFFFFF">
+                              <a:shade val="85000"/>
+                            </a:srgbClr>
+                          </a:solidFill>
+                          <a:ln w="88900" cap="sq">
+                            <a:solidFill>
+                              <a:srgbClr val="FFFFFF"/>
+                            </a:solidFill>
+                            <a:miter lim="800000"/>
+                          </a:ln>
+                          <a:effectLst>
+                            <a:outerShdw blurRad="55000" dist="18000" dir="5400000" algn="tl" rotWithShape="0">
+                              <a:srgbClr val="000000">
+                                <a:alpha val="40000"/>
+                              </a:srgbClr>
+                            </a:outerShdw>
+                          </a:effectLst>
+                          <a:scene3d>
+                            <a:camera prst="orthographicFront"/>
+                            <a:lightRig rig="twoPt" dir="t">
+                              <a:rot lat="0" lon="0" rev="7200000"/>
+                            </a:lightRig>
+                          </a:scene3d>
+                          <a:sp3d>
+                            <a:bevelT w="25400" h="19050"/>
+                            <a:contourClr>
+                              <a:srgbClr val="FFFFFF"/>
+                            </a:contourClr>
+                          </a:sp3d>
+                        </pic:spPr>
+                      </pic:pic>
+                    </a:graphicData>
+                  </a:graphic>
+                </wp:inline>
+              </w:drawing>
+            </w:r>
+          </w:p>
+        </w:tc>
+      </w:tr>
+      <w:tr>
+        <w:trPr>
+          <w:trHeight w:val="300"/>
+        </w:trPr>
+        <w:tc>
+          <w:tcPr>
+            <w:tcW w:w="2614" w:type="dxa"/>
+            <w:vMerge/>
+          </w:tcPr>
+          <w:p>
+            <w:pPr>
+              <w:rPr>
+                <w:lang w:val="en-US"/>
+              </w:rPr>
+            </w:pPr>
+          </w:p>
+        </w:tc>
+        <w:tc>
+          <w:tcPr>
+            <w:tcW w:w="2614" w:type="dxa"/>
+            <w:vMerge/>
+          </w:tcPr>
+          <w:p>
+            <w:pPr>
+              <w:rPr>
+                <w:lang w:val="en-US"/>
+              </w:rPr>
+            </w:pPr>
+          </w:p>
+        </w:tc>
+        <w:tc>
+          <w:tcPr>
+            <w:tcW w:w="2614" w:type="dxa"/>
+          </w:tcPr>
+          <w:p>
+            <w:pPr>
+              <w:rPr>
+                <w:lang w:val="en-US"/>
+              </w:rPr>
+            </w:pPr>
+            <w:proofErr w:type="spellStart"/>
+            <w:proofErr w:type="gramStart"/>
+            <w:r>
+              <w:rPr>
+                <w:lang w:val="en-US"/>
+              </w:rPr>
+              <w:t>useEffect</w:t>
+            </w:r>
+            <w:proofErr w:type="spellEnd"/>
+            <w:r>
+              <w:rPr>
+                <w:lang w:val="en-US"/>
+              </w:rPr>
+              <w:t>(()=</w:t>
+            </w:r>
+            <w:proofErr w:type="gramEnd"/>
+            <w:r>
+              <w:rPr>
+                <w:lang w:val="en-US"/>
+              </w:rPr>
+              <w:t>&gt;</w:t>
+            </w:r>
+          </w:p>
+          <w:p>
+            <w:pPr>
+              <w:rPr>
+                <w:lang w:val="en-US"/>
+              </w:rPr>
+            </w:pPr>
+            <w:r>
+              <w:rPr>
+                <w:lang w:val="en-US"/>
+              </w:rPr>
+              <w:t>{}, [name])</w:t>
+            </w:r>
+          </w:p>
+          <w:p>
+            <w:pPr>
+              <w:rPr>
+                <w:lang w:val="en-US"/>
+              </w:rPr>
+            </w:pPr>
+          </w:p>
+          <w:p>
+            <w:pPr>
+              <w:pStyle w:val="ListParagraph"/>
+              <w:numPr>
+                <w:ilvl w:val="0"/>
+                <w:numId w:val="1"/>
+              </w:numPr>
+              <w:rPr>
+                <w:lang w:val="en-US"/>
+              </w:rPr>
+            </w:pPr>
+            <w:r>
+              <w:rPr>
+                <w:lang w:val="en-US"/>
+              </w:rPr>
+              <w:t xml:space="preserve">Run </w:t>
+            </w:r>
+            <w:r>
+              <w:rPr>
+                <w:lang w:val="en-US"/>
+              </w:rPr>
+              <w:t>ever</w:t>
+            </w:r>
+            <w:r>
+              <w:rPr>
+                <w:lang w:val="en-US"/>
+              </w:rPr>
+              <w:t>y</w:t>
+            </w:r>
+            <w:r>
+              <w:rPr>
+                <w:lang w:val="en-US"/>
+              </w:rPr>
+              <w:t xml:space="preserve"> time variable </w:t>
+            </w:r>
+            <w:r>
+              <w:rPr>
+                <w:i/>
+                <w:iCs/>
+                <w:lang w:val="en-US"/>
+              </w:rPr>
+              <w:t>name</w:t>
+            </w:r>
+            <w:r>
+              <w:rPr>
+                <w:lang w:val="en-US"/>
+              </w:rPr>
+              <w:t xml:space="preserve"> changed</w:t>
+            </w:r>
+          </w:p>
+        </w:tc>
+        <w:tc>
+          <w:tcPr>
+            <w:tcW w:w="5736" w:type="dxa"/>
+          </w:tcPr>
+          <w:p>
+            <w:pPr>
+              <w:rPr>
+                <w:noProof/>
+              </w:rPr>
+            </w:pPr>
+            <w:r>
+              <w:rPr>
+                <w:noProof/>
+              </w:rPr>
+              <w:drawing>
+                <wp:inline distT="0" distB="0" distL="0" distR="0" wp14:anchorId="6A2627E6" wp14:editId="71CC5D46">
+                  <wp:extent cx="3537473" cy="956507"/>
+                  <wp:effectExtent l="152400" t="114300" r="139700" b="148590"/>
+                  <wp:docPr id="238783312" name="Picture 1"/>
+                  <wp:cNvGraphicFramePr>
+                    <a:graphicFrameLocks xmlns:a="http://schemas.openxmlformats.org/drawingml/2006/main" noChangeAspect="1"/>
+                  </wp:cNvGraphicFramePr>
+                  <a:graphic xmlns:a="http://schemas.openxmlformats.org/drawingml/2006/main">
+                    <a:graphicData uri="http://schemas.openxmlformats.org/drawingml/2006/picture">
+                      <pic:pic xmlns:pic="http://schemas.openxmlformats.org/drawingml/2006/picture">
+                        <pic:nvPicPr>
+                          <pic:cNvPr id="238783312" name=""/>
+                          <pic:cNvPicPr/>
+                        </pic:nvPicPr>
+                        <pic:blipFill>
+                          <a:blip r:embed="rId11"/>
+                          <a:stretch>
+                            <a:fillRect/>
+                          </a:stretch>
+                        </pic:blipFill>
+                        <pic:spPr>
+                          <a:xfrm>
+                            <a:off x="0" y="0"/>
+                            <a:ext cx="3547479" cy="959213"/>
+                          </a:xfrm>
+                          <a:prstGeom prst="rect">
+                            <a:avLst/>
+                          </a:prstGeom>
+                          <a:solidFill>
+                            <a:srgbClr val="FFFFFF">
+                              <a:shade val="85000"/>
+                            </a:srgbClr>
+                          </a:solidFill>
+                          <a:ln w="88900" cap="sq">
+                            <a:solidFill>
+                              <a:srgbClr val="FFFFFF"/>
+                            </a:solidFill>
+                            <a:miter lim="800000"/>
+                          </a:ln>
+                          <a:effectLst>
+                            <a:outerShdw blurRad="55000" dist="18000" dir="5400000" algn="tl" rotWithShape="0">
+                              <a:srgbClr val="000000">
+                                <a:alpha val="40000"/>
+                              </a:srgbClr>
+                            </a:outerShdw>
+                          </a:effectLst>
+                          <a:scene3d>
+                            <a:camera prst="orthographicFront"/>
+                            <a:lightRig rig="twoPt" dir="t">
+                              <a:rot lat="0" lon="0" rev="7200000"/>
+                            </a:lightRig>
+                          </a:scene3d>
+                          <a:sp3d>
+                            <a:bevelT w="25400" h="19050"/>
+                            <a:contourClr>
+                              <a:srgbClr val="FFFFFF"/>
+                            </a:contourClr>
+                          </a:sp3d>
+                        </pic:spPr>
+                      </pic:pic>
+                    </a:graphicData>
+                  </a:graphic>
+                </wp:inline>
+              </w:drawing>
+            </w:r>
+          </w:p>
+        </w:tc>
+      </w:tr>
+      <w:tr>
+        <w:tc>
+          <w:tcPr>
+            <w:tcW w:w="2614" w:type="dxa"/>
+          </w:tcPr>
+          <w:p>
+            <w:pPr>
+              <w:rPr>
+                <w:lang w:val="en-US"/>
+              </w:rPr>
+            </w:pPr>
+            <w:r>
+              <w:rPr>
+                <w:lang w:val="en-US"/>
+              </w:rPr>
+              <w:t>20:0</w:t>
+            </w:r>
+            <w:r>
+              <w:rPr>
+                <w:lang w:val="en-US"/>
+              </w:rPr>
+              <w:t>8</w:t>
+            </w:r>
+          </w:p>
+        </w:tc>
+        <w:tc>
+          <w:tcPr>
+            <w:tcW w:w="2614" w:type="dxa"/>
+          </w:tcPr>
+          <w:p>
+            <w:pPr>
+              <w:rPr>
+                <w:lang w:val="en-US"/>
+              </w:rPr>
+            </w:pPr>
+            <w:proofErr w:type="spellStart"/>
+            <w:r>
+              <w:rPr>
+                <w:lang w:val="en-US"/>
+              </w:rPr>
+              <w:t>useEffect</w:t>
+            </w:r>
+            <w:proofErr w:type="spellEnd"/>
+            <w:r>
+              <w:rPr>
+                <w:lang w:val="en-US"/>
+              </w:rPr>
+              <w:t xml:space="preserve"> + async function</w:t>
+            </w:r>
+          </w:p>
+        </w:tc>
+        <w:tc>
+          <w:tcPr>
+            <w:tcW w:w="2614" w:type="dxa"/>
+          </w:tcPr>
+          <w:p>
+            <w:pPr>
+              <w:rPr>
+                <w:b/>
+                <w:bCs/>
+                <w:lang w:val="en-US"/>
+              </w:rPr>
+            </w:pPr>
+            <w:r>
+              <w:rPr>
+                <w:b/>
+                <w:bCs/>
+                <w:highlight w:val="yellow"/>
+                <w:lang w:val="en-US"/>
+              </w:rPr>
+              <w:t>Not likely used</w:t>
+            </w:r>
+          </w:p>
+          <w:p>
+            <w:pPr>
+              <w:rPr>
+                <w:b/>
+                <w:bCs/>
+                <w:lang w:val="en-US"/>
+              </w:rPr>
+            </w:pPr>
+            <w:r>
+              <w:rPr>
+                <w:b/>
+                <w:bCs/>
+                <w:lang w:val="en-US"/>
+              </w:rPr>
+              <w:t>Only like in the examples</w:t>
+            </w:r>
+          </w:p>
+        </w:tc>
+        <w:tc>
+          <w:tcPr>
+            <w:tcW w:w="5736" w:type="dxa"/>
+          </w:tcPr>
+          <w:p>
+            <w:pPr>
+              <w:rPr>
+                <w:noProof/>
+              </w:rPr>
+            </w:pPr>
+            <w:r>
+              <w:rPr>
+                <w:noProof/>
+              </w:rPr>
+              <w:drawing>
+                <wp:inline distT="0" distB="0" distL="0" distR="0" wp14:anchorId="018090F4" wp14:editId="35DCB41A">
+                  <wp:extent cx="3489379" cy="1337406"/>
+                  <wp:effectExtent l="152400" t="114300" r="149225" b="167640"/>
+                  <wp:docPr id="2061999488" name="Picture 1"/>
+                  <wp:cNvGraphicFramePr>
+                    <a:graphicFrameLocks xmlns:a="http://schemas.openxmlformats.org/drawingml/2006/main" noChangeAspect="1"/>
+                  </wp:cNvGraphicFramePr>
+                  <a:graphic xmlns:a="http://schemas.openxmlformats.org/drawingml/2006/main">
+                    <a:graphicData uri="http://schemas.openxmlformats.org/drawingml/2006/picture">
+                      <pic:pic xmlns:pic="http://schemas.openxmlformats.org/drawingml/2006/picture">
+                        <pic:nvPicPr>
+                          <pic:cNvPr id="2061999488" name=""/>
+                          <pic:cNvPicPr/>
+                        </pic:nvPicPr>
+                        <pic:blipFill>
+                          <a:blip r:embed="rId12"/>
+                          <a:stretch>
+                            <a:fillRect/>
+                          </a:stretch>
+                        </pic:blipFill>
+                        <pic:spPr>
+                          <a:xfrm>
+                            <a:off x="0" y="0"/>
+                            <a:ext cx="3499145" cy="1341149"/>
+                          </a:xfrm>
+                          <a:prstGeom prst="rect">
+                            <a:avLst/>
+                          </a:prstGeom>
+                          <a:solidFill>
+                            <a:srgbClr val="FFFFFF">
+                              <a:shade val="85000"/>
+                            </a:srgbClr>
+                          </a:solidFill>
+                          <a:ln w="88900" cap="sq">
+                            <a:solidFill>
+                              <a:srgbClr val="FFFFFF"/>
+                            </a:solidFill>
+                            <a:miter lim="800000"/>
+                          </a:ln>
+                          <a:effectLst>
+                            <a:outerShdw blurRad="55000" dist="18000" dir="5400000" algn="tl" rotWithShape="0">
+                              <a:srgbClr val="000000">
+                                <a:alpha val="40000"/>
+                              </a:srgbClr>
+                            </a:outerShdw>
+                          </a:effectLst>
+                          <a:scene3d>
+                            <a:camera prst="orthographicFront"/>
+                            <a:lightRig rig="twoPt" dir="t">
+                              <a:rot lat="0" lon="0" rev="7200000"/>
+                            </a:lightRig>
+                          </a:scene3d>
+                          <a:sp3d>
+                            <a:bevelT w="25400" h="19050"/>
+                            <a:contourClr>
+                              <a:srgbClr val="FFFFFF"/>
+                            </a:contourClr>
+                          </a:sp3d>
+                        </pic:spPr>
+                      </pic:pic>
+                    </a:graphicData>
+                  </a:graphic>
+                </wp:inline>
+              </w:drawing>
+            </w:r>
+          </w:p>
+          <w:p>
+            <w:pPr>
+              <w:rPr>
+                <w:noProof/>
+              </w:rPr>
+            </w:pPr>
+            <w:r>
+              <w:rPr>
+                <w:noProof/>
+              </w:rPr>
+              <w:drawing>
+                <wp:inline distT="0" distB="0" distL="0" distR="0" wp14:anchorId="4B407165" wp14:editId="05BC01A9">
+                  <wp:extent cx="3387383" cy="1237422"/>
+                  <wp:effectExtent l="133350" t="114300" r="137160" b="172720"/>
+                  <wp:docPr id="564341184" name="Picture 1"/>
+                  <wp:cNvGraphicFramePr>
+                    <a:graphicFrameLocks xmlns:a="http://schemas.openxmlformats.org/drawingml/2006/main" noChangeAspect="1"/>
+                  </wp:cNvGraphicFramePr>
+                  <a:graphic xmlns:a="http://schemas.openxmlformats.org/drawingml/2006/main">
+                    <a:graphicData uri="http://schemas.openxmlformats.org/drawingml/2006/picture">
+                      <pic:pic xmlns:pic="http://schemas.openxmlformats.org/drawingml/2006/picture">
+                        <pic:nvPicPr>
+                          <pic:cNvPr id="564341184" name=""/>
+                          <pic:cNvPicPr/>
+                        </pic:nvPicPr>
+                        <pic:blipFill>
+                          <a:blip r:embed="rId13"/>
+                          <a:stretch>
+                            <a:fillRect/>
+                          </a:stretch>
+                        </pic:blipFill>
+                        <pic:spPr>
+                          <a:xfrm>
+                            <a:off x="0" y="0"/>
+                            <a:ext cx="3411566" cy="1246256"/>
+                          </a:xfrm>
+                          <a:prstGeom prst="rect">
+                            <a:avLst/>
+                          </a:prstGeom>
+                          <a:solidFill>
+                            <a:srgbClr val="FFFFFF">
+                              <a:shade val="85000"/>
+                            </a:srgbClr>
+                          </a:solidFill>
+                          <a:ln w="88900" cap="sq">
+                            <a:solidFill>
+                              <a:srgbClr val="FFFFFF"/>
+                            </a:solidFill>
+                            <a:miter lim="800000"/>
+                          </a:ln>
+                          <a:effectLst>
+                            <a:outerShdw blurRad="55000" dist="18000" dir="5400000" algn="tl" rotWithShape="0">
+                              <a:srgbClr val="000000">
+                                <a:alpha val="40000"/>
+                              </a:srgbClr>
+                            </a:outerShdw>
+                          </a:effectLst>
+                          <a:scene3d>
+                            <a:camera prst="orthographicFront"/>
+                            <a:lightRig rig="twoPt" dir="t">
+                              <a:rot lat="0" lon="0" rev="7200000"/>
+                            </a:lightRig>
+                          </a:scene3d>
+                          <a:sp3d>
+                            <a:bevelT w="25400" h="19050"/>
+                            <a:contourClr>
+                              <a:srgbClr val="FFFFFF"/>
+                            </a:contourClr>
+                          </a:sp3d>
+                        </pic:spPr>
+                      </pic:pic>
+                    </a:graphicData>
+                  </a:graphic>
+                </wp:inline>
+              </w:drawing>
+            </w:r>
+          </w:p>
+        </w:tc>
+      </w:tr>
+      <w:tr>
+        <w:tc>
+          <w:tcPr>
+            <w:tcW w:w="2614" w:type="dxa"/>
+          </w:tcPr>
+          <w:p>
+            <w:pPr>
+              <w:rPr>
+                <w:lang w:val="en-US"/>
+              </w:rPr>
+            </w:pPr>
+            <w:r>
+              <w:rPr>
+                <w:lang w:val="en-US"/>
+              </w:rPr>
+              <w:lastRenderedPageBreak/>
+              <w:t>20:</w:t>
+            </w:r>
+          </w:p>
+        </w:tc>
+        <w:tc>
+          <w:tcPr>
+            <w:tcW w:w="2614" w:type="dxa"/>
+          </w:tcPr>
+          <w:p>
+            <w:pPr>
+              <w:rPr>
+                <w:lang w:val="en-US"/>
+              </w:rPr>
+            </w:pPr>
+          </w:p>
+        </w:tc>
+        <w:tc>
+          <w:tcPr>
+            <w:tcW w:w="2614" w:type="dxa"/>
+          </w:tcPr>
+          <w:p>
+            <w:pPr>
+              <w:rPr>
+                <w:b/>
+                <w:bCs/>
+                <w:lang w:val="en-US"/>
+              </w:rPr>
+            </w:pPr>
+          </w:p>
+        </w:tc>
+        <w:tc>
+          <w:tcPr>
+            <w:tcW w:w="5736" w:type="dxa"/>
+          </w:tcPr>
+          <w:p>
+            <w:pPr>
+              <w:rPr>
+                <w:noProof/>
+              </w:rPr>
+            </w:pPr>
+            <w:r>
+              <w:rPr>
+                <w:noProof/>
+              </w:rPr>
+              <w:drawing>
+                <wp:inline distT="0" distB="0" distL="0" distR="0" wp14:anchorId="1D666692" wp14:editId="67997DDB">
+                  <wp:extent cx="3581927" cy="1836060"/>
+                  <wp:effectExtent l="152400" t="133350" r="152400" b="164465"/>
+                  <wp:docPr id="1411696030" name="Picture 1"/>
+                  <wp:cNvGraphicFramePr>
+                    <a:graphicFrameLocks xmlns:a="http://schemas.openxmlformats.org/drawingml/2006/main" noChangeAspect="1"/>
+                  </wp:cNvGraphicFramePr>
+                  <a:graphic xmlns:a="http://schemas.openxmlformats.org/drawingml/2006/main">
+                    <a:graphicData uri="http://schemas.openxmlformats.org/drawingml/2006/picture">
+                      <pic:pic xmlns:pic="http://schemas.openxmlformats.org/drawingml/2006/picture">
+                        <pic:nvPicPr>
+                          <pic:cNvPr id="1411696030" name=""/>
+                          <pic:cNvPicPr/>
+                        </pic:nvPicPr>
+                        <pic:blipFill>
+                          <a:blip r:embed="rId14"/>
+                          <a:stretch>
+                            <a:fillRect/>
+                          </a:stretch>
+                        </pic:blipFill>
+                        <pic:spPr>
+                          <a:xfrm>
+                            <a:off x="0" y="0"/>
+                            <a:ext cx="3589365" cy="1839872"/>
+                          </a:xfrm>
+                          <a:prstGeom prst="rect">
+                            <a:avLst/>
+                          </a:prstGeom>
+                          <a:solidFill>
+                            <a:srgbClr val="FFFFFF">
+                              <a:shade val="85000"/>
+                            </a:srgbClr>
+                          </a:solidFill>
+                          <a:ln w="88900" cap="sq">
+                            <a:solidFill>
+                              <a:srgbClr val="FFFFFF"/>
+                            </a:solidFill>
+                            <a:miter lim="800000"/>
+                          </a:ln>
+                          <a:effectLst>
+                            <a:outerShdw blurRad="55000" dist="18000" dir="5400000" algn="tl" rotWithShape="0">
+                              <a:srgbClr val="000000">
+                                <a:alpha val="40000"/>
+                              </a:srgbClr>
+                            </a:outerShdw>
+                          </a:effectLst>
+                          <a:scene3d>
+                            <a:camera prst="orthographicFront"/>
+                            <a:lightRig rig="twoPt" dir="t">
+                              <a:rot lat="0" lon="0" rev="7200000"/>
+                            </a:lightRig>
+                          </a:scene3d>
+                          <a:sp3d>
+                            <a:bevelT w="25400" h="19050"/>
+                            <a:contourClr>
+                              <a:srgbClr val="FFFFFF"/>
+                            </a:contourClr>
+                          </a:sp3d>
+                        </pic:spPr>
+                      </pic:pic>
+                    </a:graphicData>
+                  </a:graphic>
+                </wp:inline>
+              </w:drawing>
+            </w:r>
+          </w:p>
+        </w:tc>
+      </w:tr>
+      <w:tr>
+        <w:tc>
+          <w:tcPr>
+            <w:tcW w:w="2614" w:type="dxa"/>
+          </w:tcPr>
+          <w:p>
+            <w:pPr>
+              <w:rPr>
+                <w:lang w:val="en-US"/>
+              </w:rPr>
+            </w:pPr>
+          </w:p>
+        </w:tc>
+        <w:tc>
+          <w:tcPr>
+            <w:tcW w:w="2614" w:type="dxa"/>
+          </w:tcPr>
+          <w:p>
+            <w:pPr>
+              <w:rPr>
+                <w:lang w:val="en-US"/>
+              </w:rPr>
+            </w:pPr>
+          </w:p>
+        </w:tc>
+        <w:tc>
+          <w:tcPr>
+            <w:tcW w:w="2614" w:type="dxa"/>
+          </w:tcPr>
+          <w:p>
+            <w:pPr>
+              <w:rPr>
+                <w:b/>
+                <w:bCs/>
+                <w:lang w:val="en-US"/>
+              </w:rPr>
+            </w:pPr>
+          </w:p>
+        </w:tc>
+        <w:tc>
+          <w:tcPr>
+            <w:tcW w:w="5736" w:type="dxa"/>
+          </w:tcPr>
+          <w:p>
+            <w:pPr>
+              <w:rPr>
+                <w:noProof/>
+              </w:rPr>
+            </w:pPr>
+          </w:p>
+        </w:tc>
+      </w:tr>
+      <w:tr>
+        <w:tc>
+          <w:tcPr>
+            <w:tcW w:w="2614" w:type="dxa"/>
+          </w:tcPr>
+          <w:p>
+            <w:pPr>
+              <w:rPr>
+                <w:lang w:val="en-US"/>
+              </w:rPr>
+            </w:pPr>
+          </w:p>
+        </w:tc>
+        <w:tc>
+          <w:tcPr>
+            <w:tcW w:w="2614" w:type="dxa"/>
+          </w:tcPr>
+          <w:p>
+            <w:pPr>
+              <w:rPr>
+                <w:lang w:val="en-US"/>
+              </w:rPr>
+            </w:pPr>
+          </w:p>
+        </w:tc>
+        <w:tc>
+          <w:tcPr>
+            <w:tcW w:w="2614" w:type="dxa"/>
+          </w:tcPr>
+          <w:p>
+            <w:pPr>
+              <w:rPr>
+                <w:b/>
+                <w:bCs/>
+                <w:lang w:val="en-US"/>
+              </w:rPr>
+            </w:pPr>
+          </w:p>
+        </w:tc>
+        <w:tc>
+          <w:tcPr>
+            <w:tcW w:w="5736" w:type="dxa"/>
+          </w:tcPr>
+          <w:p>
+            <w:pPr>
+              <w:rPr>
+                <w:noProof/>
+              </w:rPr>
+            </w:pPr>
+          </w:p>
+        </w:tc>
+      </w:tr>
+    </w:tbl>
+    <w:p>
+      <w:pPr>
+        <w:jc w:val="center"/>
+        <w:rPr>
+          <w:lang w:val="en-US"/>
+        </w:rPr>
+      </w:pPr>
+    </w:p>
+    <w:p>
+      <w:pPr>
+        <w:jc w:val="center"/>
+        <w:rPr>
+          <w:lang w:val="en-US"/>
+        </w:rPr>
+      </w:pPr>
+    </w:p>
+    <w:p>
+      <w:pPr>
+        <w:jc w:val="center"/>
+        <w:rPr>
+          <w:b/>
+          <w:bCs/>
+          <w:lang w:val="en-US"/>
+        </w:rPr>
+      </w:pPr>
+      <w:proofErr w:type="gramStart"/>
+      <w:r>
+        <w:rPr>
+          <w:b/>
+          <w:bCs/>
+          <w:lang w:val="en-US"/>
+        </w:rPr>
+        <w:t>Lesson  04</w:t>
+      </w:r>
+      <w:proofErr w:type="gramEnd"/>
+    </w:p>
+    <w:tbl>
+      <w:tblPr>
+        <w:tblStyle w:val="TableGrid"/>
+        <w:tblW w:w="0" w:type="auto"/>
+        <w:tblLook w:val="04A0" w:firstRow="1" w:lastRow="0" w:firstColumn="1" w:lastColumn="0" w:noHBand="0" w:noVBand="1"/>
+      </w:tblPr>
+      <w:tblGrid>
+        <w:gridCol w:w="1784"/>
+        <w:gridCol w:w="2214"/>
+        <w:gridCol w:w="2410"/>
+        <w:gridCol w:w="8980"/>
+      </w:tblGrid>
+      <w:tr>
+        <w:tc>
+          <w:tcPr>
+            <w:tcW w:w="1784" w:type="dxa"/>
+          </w:tcPr>
+          <w:p>
+            <w:pPr>
+              <w:jc w:val="center"/>
+              <w:rPr>
+                <w:b/>
+                <w:bCs/>
+                <w:lang w:val="en-US"/>
+              </w:rPr>
+            </w:pPr>
+            <w:r>
+              <w:rPr>
+                <w:lang w:val="en-US"/>
+              </w:rPr>
+              <w:t>Time</w:t>
+            </w:r>
+          </w:p>
+        </w:tc>
+        <w:tc>
+          <w:tcPr>
+            <w:tcW w:w="2214" w:type="dxa"/>
+          </w:tcPr>
+          <w:p>
+            <w:pPr>
+              <w:rPr>
+                <w:b/>
+                <w:bCs/>
+                <w:lang w:val="en-US"/>
+              </w:rPr>
+            </w:pPr>
+            <w:r>
+              <w:rPr>
+                <w:lang w:val="en-US"/>
+              </w:rPr>
+              <w:t>Concept</w:t>
+            </w:r>
+          </w:p>
+        </w:tc>
+        <w:tc>
+          <w:tcPr>
+            <w:tcW w:w="2410" w:type="dxa"/>
+          </w:tcPr>
+          <w:p>
+            <w:pPr>
+              <w:rPr>
+                <w:b/>
+                <w:bCs/>
+                <w:lang w:val="en-US"/>
+              </w:rPr>
+            </w:pPr>
+            <w:r>
+              <w:rPr>
+                <w:lang w:val="en-US"/>
+              </w:rPr>
+              <w:t>E</w:t>
+            </w:r>
+            <w:r>
+              <w:rPr>
+                <w:lang w:val="en-US"/>
+              </w:rPr>
+              <w:t>xplanation</w:t>
+            </w:r>
+          </w:p>
+        </w:tc>
+        <w:tc>
+          <w:tcPr>
+            <w:tcW w:w="8980" w:type="dxa"/>
+          </w:tcPr>
+          <w:p>
+            <w:pPr>
+              <w:jc w:val="center"/>
+              <w:rPr>
+                <w:b/>
+                <w:bCs/>
+                <w:lang w:val="en-US"/>
+              </w:rPr>
+            </w:pPr>
+            <w:r>
+              <w:rPr>
+                <w:lang w:val="en-US"/>
+              </w:rPr>
+              <w:t>Example</w:t>
+            </w:r>
+          </w:p>
+        </w:tc>
+      </w:tr>
+      <w:tr>
+        <w:tc>
+          <w:tcPr>
+            <w:tcW w:w="15388" w:type="dxa"/>
+            <w:gridSpan w:val="4"/>
+          </w:tcPr>
+          <w:p>
+            <w:pPr>
+              <w:jc w:val="center"/>
+              <w:rPr>
+                <w:b/>
+                <w:bCs/>
+                <w:sz w:val="36"/>
+                <w:szCs w:val="36"/>
+                <w:highlight w:val="yellow"/>
+                <w:lang w:val="en-US"/>
+              </w:rPr>
+            </w:pPr>
+            <w:r>
+              <w:rPr>
+                <w:b/>
+                <w:bCs/>
+                <w:sz w:val="36"/>
+                <w:szCs w:val="36"/>
+                <w:highlight w:val="yellow"/>
+                <w:lang w:val="en-US"/>
+              </w:rPr>
+              <w:t xml:space="preserve"> Routing </w:t>
+            </w:r>
+            <w:proofErr w:type="spellStart"/>
+            <w:r>
+              <w:rPr>
+                <w:b/>
+                <w:bCs/>
+                <w:sz w:val="36"/>
+                <w:szCs w:val="36"/>
+                <w:highlight w:val="yellow"/>
+                <w:lang w:val="en-US"/>
+              </w:rPr>
+              <w:t>npm</w:t>
+            </w:r>
+            <w:proofErr w:type="spellEnd"/>
+            <w:r>
+              <w:rPr>
+                <w:b/>
+                <w:bCs/>
+                <w:sz w:val="36"/>
+                <w:szCs w:val="36"/>
+                <w:highlight w:val="yellow"/>
+                <w:lang w:val="en-US"/>
+              </w:rPr>
+              <w:t xml:space="preserve"> </w:t>
+            </w:r>
+            <w:proofErr w:type="spellStart"/>
+            <w:proofErr w:type="gramStart"/>
+            <w:r>
+              <w:rPr>
+                <w:b/>
+                <w:bCs/>
+                <w:sz w:val="36"/>
+                <w:szCs w:val="36"/>
+                <w:highlight w:val="yellow"/>
+                <w:lang w:val="en-US"/>
+              </w:rPr>
+              <w:t>labriry</w:t>
+            </w:r>
+            <w:proofErr w:type="spellEnd"/>
+            <w:r>
+              <w:rPr>
+                <w:b/>
+                <w:bCs/>
+                <w:sz w:val="36"/>
+                <w:szCs w:val="36"/>
+                <w:highlight w:val="yellow"/>
+                <w:lang w:val="en-US"/>
+              </w:rPr>
+              <w:t xml:space="preserve"> :</w:t>
+            </w:r>
+            <w:proofErr w:type="gramEnd"/>
+            <w:r>
+              <w:rPr>
+                <w:b/>
+                <w:bCs/>
+                <w:sz w:val="36"/>
+                <w:szCs w:val="36"/>
+                <w:highlight w:val="yellow"/>
+                <w:lang w:val="en-US"/>
+              </w:rPr>
+              <w:t xml:space="preserve"> </w:t>
+            </w:r>
+            <w:proofErr w:type="spellStart"/>
+            <w:r>
+              <w:rPr>
+                <w:b/>
+                <w:bCs/>
+                <w:i/>
+                <w:iCs/>
+                <w:sz w:val="36"/>
+                <w:szCs w:val="36"/>
+                <w:highlight w:val="yellow"/>
+                <w:lang w:val="en-US"/>
+              </w:rPr>
+              <w:t>npm</w:t>
+            </w:r>
+            <w:proofErr w:type="spellEnd"/>
+            <w:r>
+              <w:rPr>
+                <w:b/>
+                <w:bCs/>
+                <w:i/>
+                <w:iCs/>
+                <w:sz w:val="36"/>
+                <w:szCs w:val="36"/>
+                <w:highlight w:val="yellow"/>
+                <w:lang w:val="en-US"/>
+              </w:rPr>
+              <w:t xml:space="preserve"> i react-router-</w:t>
+            </w:r>
+            <w:proofErr w:type="spellStart"/>
+            <w:r>
+              <w:rPr>
+                <w:b/>
+                <w:bCs/>
+                <w:i/>
+                <w:iCs/>
+                <w:sz w:val="36"/>
+                <w:szCs w:val="36"/>
+                <w:highlight w:val="yellow"/>
+                <w:lang w:val="en-US"/>
+              </w:rPr>
+              <w:t>dom</w:t>
+            </w:r>
+            <w:proofErr w:type="spellEnd"/>
+          </w:p>
+        </w:tc>
+      </w:tr>
+      <w:tr>
+        <w:tc>
+          <w:tcPr>
+            <w:tcW w:w="1784" w:type="dxa"/>
+          </w:tcPr>
+          <w:p>
+            <w:pPr>
+              <w:jc w:val="center"/>
+              <w:rPr>
+                <w:lang w:val="en-US"/>
+              </w:rPr>
+            </w:pPr>
+            <w:r>
+              <w:rPr>
+                <w:lang w:val="en-US"/>
+              </w:rPr>
+              <w:t>17:50</w:t>
+            </w:r>
+          </w:p>
+        </w:tc>
+        <w:tc>
+          <w:tcPr>
+            <w:tcW w:w="2214" w:type="dxa"/>
+          </w:tcPr>
+          <w:p>
+            <w:pPr>
+              <w:rPr>
+                <w:lang w:val="en-US"/>
+              </w:rPr>
+            </w:pPr>
+            <w:r>
+              <w:rPr>
+                <w:lang w:val="en-US"/>
+              </w:rPr>
+              <w:t>Routing</w:t>
+            </w:r>
+          </w:p>
+        </w:tc>
+        <w:tc>
+          <w:tcPr>
+            <w:tcW w:w="2410" w:type="dxa"/>
+          </w:tcPr>
+          <w:p>
+            <w:pPr>
+              <w:rPr>
+                <w:lang w:val="en-US"/>
+              </w:rPr>
+            </w:pPr>
+            <w:r>
+              <w:rPr>
+                <w:lang w:val="en-US"/>
+              </w:rPr>
+              <w:t xml:space="preserve">Rout between </w:t>
+            </w:r>
+            <w:proofErr w:type="spellStart"/>
+            <w:proofErr w:type="gramStart"/>
+            <w:r>
+              <w:rPr>
+                <w:lang w:val="en-US"/>
+              </w:rPr>
+              <w:t>urls</w:t>
+            </w:r>
+            <w:proofErr w:type="spellEnd"/>
+            <w:r>
+              <w:rPr>
+                <w:lang w:val="en-US"/>
+              </w:rPr>
+              <w:t xml:space="preserve"> \</w:t>
+            </w:r>
+            <w:proofErr w:type="gramEnd"/>
+            <w:r>
+              <w:rPr>
+                <w:lang w:val="en-US"/>
+              </w:rPr>
+              <w:t xml:space="preserve"> components</w:t>
+            </w:r>
+          </w:p>
+          <w:p>
+            <w:pPr>
+              <w:rPr>
+                <w:lang w:val="en-US"/>
+              </w:rPr>
+            </w:pPr>
+            <w:r>
+              <w:rPr>
+                <w:lang w:val="en-US"/>
+              </w:rPr>
+              <w:t>Library:</w:t>
+            </w:r>
+          </w:p>
+          <w:p>
+            <w:pPr>
+              <w:rPr>
+                <w:lang w:val="en-US"/>
+              </w:rPr>
+            </w:pPr>
+            <w:proofErr w:type="spellStart"/>
+            <w:r>
+              <w:rPr>
+                <w:lang w:val="en-US"/>
+              </w:rPr>
+              <w:t>n</w:t>
+            </w:r>
+            <w:r>
+              <w:rPr>
+                <w:lang w:val="en-US"/>
+              </w:rPr>
+              <w:t>pm</w:t>
+            </w:r>
+            <w:proofErr w:type="spellEnd"/>
+            <w:r>
+              <w:rPr>
+                <w:lang w:val="en-US"/>
+              </w:rPr>
+              <w:t xml:space="preserve"> </w:t>
+            </w:r>
+            <w:r>
+              <w:rPr>
+                <w:lang w:val="en-US"/>
+              </w:rPr>
+              <w:t>i react-router-</w:t>
+            </w:r>
+            <w:proofErr w:type="spellStart"/>
+            <w:r>
+              <w:rPr>
+                <w:lang w:val="en-US"/>
+              </w:rPr>
+              <w:t>dom</w:t>
+            </w:r>
+            <w:proofErr w:type="spellEnd"/>
+          </w:p>
+        </w:tc>
+        <w:tc>
+          <w:tcPr>
+            <w:tcW w:w="8980" w:type="dxa"/>
+          </w:tcPr>
+          <w:p>
+            <w:pPr>
+              <w:jc w:val="center"/>
+              <w:rPr>
+                <w:lang w:val="en-US"/>
+              </w:rPr>
+            </w:pPr>
+            <w:r>
+              <w:rPr>
+                <w:noProof/>
+              </w:rPr>
+              <w:drawing>
+                <wp:inline distT="0" distB="0" distL="0" distR="0" wp14:anchorId="24823AB5" wp14:editId="2797EF89">
+                  <wp:extent cx="3570590" cy="2172773"/>
+                  <wp:effectExtent l="152400" t="114300" r="144780" b="151765"/>
+                  <wp:docPr id="1273597632" name="Picture 1"/>
+                  <wp:cNvGraphicFramePr>
+                    <a:graphicFrameLocks xmlns:a="http://schemas.openxmlformats.org/drawingml/2006/main" noChangeAspect="1"/>
+                  </wp:cNvGraphicFramePr>
+                  <a:graphic xmlns:a="http://schemas.openxmlformats.org/drawingml/2006/main">
+                    <a:graphicData uri="http://schemas.openxmlformats.org/drawingml/2006/picture">
+                      <pic:pic xmlns:pic="http://schemas.openxmlformats.org/drawingml/2006/picture">
+                        <pic:nvPicPr>
+                          <pic:cNvPr id="1273597632" name=""/>
+                          <pic:cNvPicPr/>
+                        </pic:nvPicPr>
+                        <pic:blipFill>
+                          <a:blip r:embed="rId15"/>
+                          <a:stretch>
+                            <a:fillRect/>
+                          </a:stretch>
+                        </pic:blipFill>
+                        <pic:spPr>
+                          <a:xfrm>
+                            <a:off x="0" y="0"/>
+                            <a:ext cx="3574086" cy="2174900"/>
+                          </a:xfrm>
+                          <a:prstGeom prst="rect">
+                            <a:avLst/>
+                          </a:prstGeom>
+                          <a:solidFill>
+                            <a:srgbClr val="FFFFFF">
+                              <a:shade val="85000"/>
+                            </a:srgbClr>
+                          </a:solidFill>
+                          <a:ln w="88900" cap="sq">
+                            <a:solidFill>
+                              <a:srgbClr val="FFFFFF"/>
+                            </a:solidFill>
+                            <a:miter lim="800000"/>
+                          </a:ln>
+                          <a:effectLst>
+                            <a:outerShdw blurRad="55000" dist="18000" dir="5400000" algn="tl" rotWithShape="0">
+                              <a:srgbClr val="000000">
+                                <a:alpha val="40000"/>
+                              </a:srgbClr>
+                            </a:outerShdw>
+                          </a:effectLst>
+                          <a:scene3d>
+                            <a:camera prst="orthographicFront"/>
+                            <a:lightRig rig="twoPt" dir="t">
+                              <a:rot lat="0" lon="0" rev="7200000"/>
+                            </a:lightRig>
+                          </a:scene3d>
+                          <a:sp3d>
+                            <a:bevelT w="25400" h="19050"/>
+                            <a:contourClr>
+                              <a:srgbClr val="FFFFFF"/>
+                            </a:contourClr>
+                          </a:sp3d>
+                        </pic:spPr>
+                      </pic:pic>
+                    </a:graphicData>
+                  </a:graphic>
+                </wp:inline>
+              </w:drawing>
+            </w:r>
+          </w:p>
+        </w:tc>
+      </w:tr>
+      <w:tr>
+        <w:tc>
+          <w:tcPr>
+            <w:tcW w:w="1784" w:type="dxa"/>
+          </w:tcPr>
+          <w:p>
+            <w:pPr>
+              <w:jc w:val="center"/>
+              <w:rPr>
+                <w:lang w:val="en-US"/>
+              </w:rPr>
+            </w:pPr>
+            <w:r>
+              <w:rPr>
+                <w:lang w:val="en-US"/>
+              </w:rPr>
+              <w:lastRenderedPageBreak/>
+              <w:t>18:00</w:t>
+            </w:r>
+          </w:p>
+        </w:tc>
+        <w:tc>
+          <w:tcPr>
+            <w:tcW w:w="2214" w:type="dxa"/>
+          </w:tcPr>
+          <w:p>
+            <w:pPr>
+              <w:rPr>
+                <w:lang w:val="en-US"/>
+              </w:rPr>
+            </w:pPr>
+            <w:r>
+              <w:rPr>
+                <w:lang w:val="en-US"/>
+              </w:rPr>
+              <w:t>Routes</w:t>
+            </w:r>
+          </w:p>
+        </w:tc>
+        <w:tc>
+          <w:tcPr>
+            <w:tcW w:w="2410" w:type="dxa"/>
+          </w:tcPr>
+          <w:p>
+            <w:pPr>
+              <w:rPr>
+                <w:lang w:val="en-US"/>
+              </w:rPr>
+            </w:pPr>
+            <w:r>
+              <w:rPr>
+                <w:lang w:val="en-US"/>
+              </w:rPr>
+              <w:t>Routes from navigate</w:t>
+            </w:r>
+          </w:p>
+        </w:tc>
+        <w:tc>
+          <w:tcPr>
+            <w:tcW w:w="8980" w:type="dxa"/>
+          </w:tcPr>
+          <w:p>
+            <w:pPr>
+              <w:jc w:val="center"/>
+              <w:rPr>
+                <w:lang w:val="en-US"/>
+              </w:rPr>
+            </w:pPr>
+            <w:r>
+              <w:rPr>
+                <w:noProof/>
+              </w:rPr>
+              <w:drawing>
+                <wp:inline distT="0" distB="0" distL="0" distR="0" wp14:anchorId="5B00ABC1" wp14:editId="08105A50">
+                  <wp:extent cx="3899874" cy="1317262"/>
+                  <wp:effectExtent l="133350" t="114300" r="139065" b="149860"/>
+                  <wp:docPr id="1510502721" name="Picture 1"/>
+                  <wp:cNvGraphicFramePr>
+                    <a:graphicFrameLocks xmlns:a="http://schemas.openxmlformats.org/drawingml/2006/main" noChangeAspect="1"/>
+                  </wp:cNvGraphicFramePr>
+                  <a:graphic xmlns:a="http://schemas.openxmlformats.org/drawingml/2006/main">
+                    <a:graphicData uri="http://schemas.openxmlformats.org/drawingml/2006/picture">
+                      <pic:pic xmlns:pic="http://schemas.openxmlformats.org/drawingml/2006/picture">
+                        <pic:nvPicPr>
+                          <pic:cNvPr id="1510502721" name=""/>
+                          <pic:cNvPicPr/>
+                        </pic:nvPicPr>
+                        <pic:blipFill>
+                          <a:blip r:embed="rId16"/>
+                          <a:stretch>
+                            <a:fillRect/>
+                          </a:stretch>
+                        </pic:blipFill>
+                        <pic:spPr>
+                          <a:xfrm>
+                            <a:off x="0" y="0"/>
+                            <a:ext cx="3905124" cy="1319035"/>
+                          </a:xfrm>
+                          <a:prstGeom prst="rect">
+                            <a:avLst/>
+                          </a:prstGeom>
+                          <a:solidFill>
+                            <a:srgbClr val="FFFFFF">
+                              <a:shade val="85000"/>
+                            </a:srgbClr>
+                          </a:solidFill>
+                          <a:ln w="88900" cap="sq">
+                            <a:solidFill>
+                              <a:srgbClr val="FFFFFF"/>
+                            </a:solidFill>
+                            <a:miter lim="800000"/>
+                          </a:ln>
+                          <a:effectLst>
+                            <a:outerShdw blurRad="55000" dist="18000" dir="5400000" algn="tl" rotWithShape="0">
+                              <a:srgbClr val="000000">
+                                <a:alpha val="40000"/>
+                              </a:srgbClr>
+                            </a:outerShdw>
+                          </a:effectLst>
+                          <a:scene3d>
+                            <a:camera prst="orthographicFront"/>
+                            <a:lightRig rig="twoPt" dir="t">
+                              <a:rot lat="0" lon="0" rev="7200000"/>
+                            </a:lightRig>
+                          </a:scene3d>
+                          <a:sp3d>
+                            <a:bevelT w="25400" h="19050"/>
+                            <a:contourClr>
+                              <a:srgbClr val="FFFFFF"/>
+                            </a:contourClr>
+                          </a:sp3d>
+                        </pic:spPr>
+                      </pic:pic>
+                    </a:graphicData>
+                  </a:graphic>
+                </wp:inline>
+              </w:drawing>
+            </w:r>
+          </w:p>
+        </w:tc>
+      </w:tr>
+      <w:tr>
+        <w:tc>
+          <w:tcPr>
+            <w:tcW w:w="1784" w:type="dxa"/>
+          </w:tcPr>
+          <w:p>
+            <w:pPr>
+              <w:jc w:val="center"/>
+              <w:rPr>
+                <w:lang w:val="en-US"/>
+              </w:rPr>
+            </w:pPr>
+            <w:r>
+              <w:rPr>
+                <w:lang w:val="en-US"/>
+              </w:rPr>
+              <w:t>18:01</w:t>
+            </w:r>
+          </w:p>
+        </w:tc>
+        <w:tc>
+          <w:tcPr>
+            <w:tcW w:w="2214" w:type="dxa"/>
+          </w:tcPr>
+          <w:p>
+            <w:pPr>
+              <w:rPr>
+                <w:lang w:val="en-US"/>
+              </w:rPr>
+            </w:pPr>
+            <w:r>
+              <w:rPr>
+                <w:lang w:val="en-US"/>
+              </w:rPr>
+              <w:t>Link</w:t>
+            </w:r>
+          </w:p>
+        </w:tc>
+        <w:tc>
+          <w:tcPr>
+            <w:tcW w:w="2410" w:type="dxa"/>
+          </w:tcPr>
+          <w:p>
+            <w:pPr>
+              <w:rPr>
+                <w:b/>
+                <w:bCs/>
+                <w:lang w:val="en-US"/>
+              </w:rPr>
+            </w:pPr>
+            <w:r>
+              <w:rPr>
+                <w:lang w:val="en-US"/>
+              </w:rPr>
+              <w:t xml:space="preserve">Problem: </w:t>
+            </w:r>
+            <w:proofErr w:type="spellStart"/>
+            <w:r>
+              <w:rPr>
+                <w:b/>
+                <w:bCs/>
+                <w:lang w:val="en-US"/>
+              </w:rPr>
+              <w:t>ReReReRefresh</w:t>
+            </w:r>
+            <w:proofErr w:type="spellEnd"/>
+          </w:p>
+          <w:p>
+            <w:pPr>
+              <w:rPr>
+                <w:lang w:val="en-US"/>
+              </w:rPr>
+            </w:pPr>
+            <w:r>
+              <w:rPr>
+                <w:highlight w:val="yellow"/>
+                <w:lang w:val="en-US"/>
+              </w:rPr>
+              <w:t xml:space="preserve">Refresh only to the </w:t>
+            </w:r>
+            <w:proofErr w:type="gramStart"/>
+            <w:r>
+              <w:rPr>
+                <w:highlight w:val="yellow"/>
+                <w:lang w:val="en-US"/>
+              </w:rPr>
+              <w:t>routes</w:t>
+            </w:r>
+            <w:proofErr w:type="gramEnd"/>
+            <w:r>
+              <w:rPr>
+                <w:highlight w:val="yellow"/>
+                <w:lang w:val="en-US"/>
+              </w:rPr>
+              <w:t xml:space="preserve"> component</w:t>
+            </w:r>
+          </w:p>
+        </w:tc>
+        <w:tc>
+          <w:tcPr>
+            <w:tcW w:w="8980" w:type="dxa"/>
+          </w:tcPr>
+          <w:p>
+            <w:pPr>
+              <w:jc w:val="center"/>
+              <w:rPr>
+                <w:lang w:val="en-US"/>
+              </w:rPr>
+            </w:pPr>
+            <w:r>
+              <w:rPr>
+                <w:noProof/>
+              </w:rPr>
+              <w:drawing>
+                <wp:inline distT="0" distB="0" distL="0" distR="0" wp14:anchorId="0E5BA7E2" wp14:editId="07B2FA09">
+                  <wp:extent cx="3458036" cy="1932709"/>
+                  <wp:effectExtent l="152400" t="114300" r="142875" b="163195"/>
+                  <wp:docPr id="1687987086" name="Picture 1"/>
+                  <wp:cNvGraphicFramePr>
+                    <a:graphicFrameLocks xmlns:a="http://schemas.openxmlformats.org/drawingml/2006/main" noChangeAspect="1"/>
+                  </wp:cNvGraphicFramePr>
+                  <a:graphic xmlns:a="http://schemas.openxmlformats.org/drawingml/2006/main">
+                    <a:graphicData uri="http://schemas.openxmlformats.org/drawingml/2006/picture">
+                      <pic:pic xmlns:pic="http://schemas.openxmlformats.org/drawingml/2006/picture">
+                        <pic:nvPicPr>
+                          <pic:cNvPr id="1687987086" name=""/>
+                          <pic:cNvPicPr/>
+                        </pic:nvPicPr>
+                        <pic:blipFill>
+                          <a:blip r:embed="rId17"/>
+                          <a:stretch>
+                            <a:fillRect/>
+                          </a:stretch>
+                        </pic:blipFill>
+                        <pic:spPr>
+                          <a:xfrm>
+                            <a:off x="0" y="0"/>
+                            <a:ext cx="3473657" cy="1941440"/>
+                          </a:xfrm>
+                          <a:prstGeom prst="rect">
+                            <a:avLst/>
+                          </a:prstGeom>
+                          <a:solidFill>
+                            <a:srgbClr val="FFFFFF">
+                              <a:shade val="85000"/>
+                            </a:srgbClr>
+                          </a:solidFill>
+                          <a:ln w="88900" cap="sq">
+                            <a:solidFill>
+                              <a:srgbClr val="FFFFFF"/>
+                            </a:solidFill>
+                            <a:miter lim="800000"/>
+                          </a:ln>
+                          <a:effectLst>
+                            <a:outerShdw blurRad="55000" dist="18000" dir="5400000" algn="tl" rotWithShape="0">
+                              <a:srgbClr val="000000">
+                                <a:alpha val="40000"/>
+                              </a:srgbClr>
+                            </a:outerShdw>
+                          </a:effectLst>
+                          <a:scene3d>
+                            <a:camera prst="orthographicFront"/>
+                            <a:lightRig rig="twoPt" dir="t">
+                              <a:rot lat="0" lon="0" rev="7200000"/>
+                            </a:lightRig>
+                          </a:scene3d>
+                          <a:sp3d>
+                            <a:bevelT w="25400" h="19050"/>
+                            <a:contourClr>
+                              <a:srgbClr val="FFFFFF"/>
+                            </a:contourClr>
+                          </a:sp3d>
+                        </pic:spPr>
+                      </pic:pic>
+                    </a:graphicData>
+                  </a:graphic>
+                </wp:inline>
+              </w:drawing>
+            </w:r>
+          </w:p>
+        </w:tc>
+      </w:tr>
+      <w:tr>
+        <w:tc>
+          <w:tcPr>
+            <w:tcW w:w="1784" w:type="dxa"/>
+          </w:tcPr>
+          <w:p>
+            <w:pPr>
+              <w:jc w:val="center"/>
+              <w:rPr>
+                <w:lang w:val="en-US"/>
+              </w:rPr>
+            </w:pPr>
+            <w:r>
+              <w:rPr>
+                <w:lang w:val="en-US"/>
+              </w:rPr>
+              <w:lastRenderedPageBreak/>
+              <w:t>18</w:t>
+            </w:r>
+            <w:r>
+              <w:rPr>
+                <w:lang w:val="en-US"/>
+              </w:rPr>
+              <w:t>:12</w:t>
+            </w:r>
+          </w:p>
+        </w:tc>
+        <w:tc>
+          <w:tcPr>
+            <w:tcW w:w="2214" w:type="dxa"/>
+          </w:tcPr>
+          <w:p>
+            <w:pPr>
+              <w:rPr>
+                <w:lang w:val="en-US"/>
+              </w:rPr>
+            </w:pPr>
+            <w:r>
+              <w:rPr>
+                <w:lang w:val="en-US"/>
+              </w:rPr>
+              <w:t xml:space="preserve">Master </w:t>
+            </w:r>
+            <w:r>
+              <w:rPr>
+                <w:lang w:val="en-US"/>
+              </w:rPr>
+              <w:t>Details</w:t>
+            </w:r>
+          </w:p>
+        </w:tc>
+        <w:tc>
+          <w:tcPr>
+            <w:tcW w:w="2410" w:type="dxa"/>
+          </w:tcPr>
+          <w:p>
+            <w:pPr>
+              <w:rPr>
+                <w:lang w:val="en-US"/>
+              </w:rPr>
+            </w:pPr>
+            <w:r>
+              <w:rPr>
+                <w:lang w:val="en-US"/>
+              </w:rPr>
+              <w:t>Main details without drilldown to full information</w:t>
+            </w:r>
+          </w:p>
+        </w:tc>
+        <w:tc>
+          <w:tcPr>
+            <w:tcW w:w="8980" w:type="dxa"/>
+          </w:tcPr>
+          <w:p>
+            <w:pPr>
+              <w:jc w:val="center"/>
+              <w:rPr>
+                <w:lang w:val="en-US"/>
+              </w:rPr>
+            </w:pPr>
+            <w:r>
+              <w:rPr>
+                <w:noProof/>
+              </w:rPr>
+              <w:drawing>
+                <wp:inline distT="0" distB="0" distL="0" distR="0" wp14:anchorId="0E68D8D8" wp14:editId="1D4C527B">
+                  <wp:extent cx="4193194" cy="3332340"/>
+                  <wp:effectExtent l="152400" t="114300" r="150495" b="173355"/>
+                  <wp:docPr id="225117013" name="Picture 1"/>
+                  <wp:cNvGraphicFramePr>
+                    <a:graphicFrameLocks xmlns:a="http://schemas.openxmlformats.org/drawingml/2006/main" noChangeAspect="1"/>
+                  </wp:cNvGraphicFramePr>
+                  <a:graphic xmlns:a="http://schemas.openxmlformats.org/drawingml/2006/main">
+                    <a:graphicData uri="http://schemas.openxmlformats.org/drawingml/2006/picture">
+                      <pic:pic xmlns:pic="http://schemas.openxmlformats.org/drawingml/2006/picture">
+                        <pic:nvPicPr>
+                          <pic:cNvPr id="225117013" name=""/>
+                          <pic:cNvPicPr/>
+                        </pic:nvPicPr>
+                        <pic:blipFill>
+                          <a:blip r:embed="rId18"/>
+                          <a:stretch>
+                            <a:fillRect/>
+                          </a:stretch>
+                        </pic:blipFill>
+                        <pic:spPr>
+                          <a:xfrm>
+                            <a:off x="0" y="0"/>
+                            <a:ext cx="4202126" cy="3339438"/>
+                          </a:xfrm>
+                          <a:prstGeom prst="rect">
+                            <a:avLst/>
+                          </a:prstGeom>
+                          <a:solidFill>
+                            <a:srgbClr val="FFFFFF">
+                              <a:shade val="85000"/>
+                            </a:srgbClr>
+                          </a:solidFill>
+                          <a:ln w="88900" cap="sq">
+                            <a:solidFill>
+                              <a:srgbClr val="FFFFFF"/>
+                            </a:solidFill>
+                            <a:miter lim="800000"/>
+                          </a:ln>
+                          <a:effectLst>
+                            <a:outerShdw blurRad="55000" dist="18000" dir="5400000" algn="tl" rotWithShape="0">
+                              <a:srgbClr val="000000">
+                                <a:alpha val="40000"/>
+                              </a:srgbClr>
+                            </a:outerShdw>
+                          </a:effectLst>
+                          <a:scene3d>
+                            <a:camera prst="orthographicFront"/>
+                            <a:lightRig rig="twoPt" dir="t">
+                              <a:rot lat="0" lon="0" rev="7200000"/>
+                            </a:lightRig>
+                          </a:scene3d>
+                          <a:sp3d>
+                            <a:bevelT w="25400" h="19050"/>
+                            <a:contourClr>
+                              <a:srgbClr val="FFFFFF"/>
+                            </a:contourClr>
+                          </a:sp3d>
+                        </pic:spPr>
+                      </pic:pic>
+                    </a:graphicData>
+                  </a:graphic>
+                </wp:inline>
+              </w:drawing>
+            </w:r>
+          </w:p>
+        </w:tc>
+      </w:tr>
+      <w:tr>
+        <w:tc>
+          <w:tcPr>
+            <w:tcW w:w="1784" w:type="dxa"/>
+          </w:tcPr>
+          <w:p>
+            <w:pPr>
+              <w:jc w:val="center"/>
+              <w:rPr>
+                <w:lang w:val="en-US"/>
+              </w:rPr>
+            </w:pPr>
+            <w:r>
+              <w:rPr>
+                <w:lang w:val="en-US"/>
+              </w:rPr>
+              <w:t>18:20</w:t>
+            </w:r>
+          </w:p>
+        </w:tc>
+        <w:tc>
+          <w:tcPr>
+            <w:tcW w:w="2214" w:type="dxa"/>
+          </w:tcPr>
+          <w:p>
+            <w:pPr>
+              <w:rPr>
+                <w:lang w:val="en-US"/>
+              </w:rPr>
+            </w:pPr>
+            <w:r>
+              <w:rPr>
+                <w:lang w:val="en-US"/>
+              </w:rPr>
+              <w:t>Dynamic Routing</w:t>
+            </w:r>
+          </w:p>
+        </w:tc>
+        <w:tc>
+          <w:tcPr>
+            <w:tcW w:w="2410" w:type="dxa"/>
+          </w:tcPr>
+          <w:p>
+            <w:pPr>
+              <w:rPr>
+                <w:b/>
+                <w:bCs/>
+                <w:lang w:val="en-US"/>
+              </w:rPr>
+            </w:pPr>
+            <w:r>
+              <w:rPr>
+                <w:b/>
+                <w:bCs/>
+                <w:lang w:val="en-US"/>
+              </w:rPr>
+              <w:t xml:space="preserve">:id </w:t>
+            </w:r>
+          </w:p>
+          <w:p>
+            <w:pPr>
+              <w:rPr>
+                <w:b/>
+                <w:bCs/>
+                <w:lang w:val="en-US"/>
+              </w:rPr>
+            </w:pPr>
+            <w:r>
+              <w:rPr>
+                <w:lang w:val="en-US"/>
+              </w:rPr>
+              <w:t>Passing</w:t>
+            </w:r>
+            <w:r>
+              <w:rPr>
+                <w:lang w:val="en-US"/>
+              </w:rPr>
+              <w:t xml:space="preserve"> params (id)</w:t>
+            </w:r>
+            <w:r>
+              <w:rPr>
+                <w:lang w:val="en-US"/>
+              </w:rPr>
+              <w:t xml:space="preserve"> on URL</w:t>
+            </w:r>
+          </w:p>
+          <w:p>
+            <w:pPr>
+              <w:rPr>
+                <w:lang w:val="en-US"/>
+              </w:rPr>
+            </w:pPr>
+            <w:r>
+              <w:rPr>
+                <w:lang w:val="en-US"/>
+              </w:rPr>
+              <w:t>(</w:t>
+            </w:r>
+            <w:r>
+              <w:rPr>
+                <w:lang w:val="en-US"/>
+              </w:rPr>
+              <w:t>No most, can be avocado, orange …</w:t>
+            </w:r>
+            <w:r>
+              <w:rPr>
+                <w:lang w:val="en-US"/>
+              </w:rPr>
+              <w:t>)</w:t>
+            </w:r>
+          </w:p>
+          <w:p>
+            <w:pPr>
+              <w:rPr>
+                <w:lang w:val="en-US"/>
+              </w:rPr>
+            </w:pPr>
+          </w:p>
+        </w:tc>
+        <w:tc>
+          <w:tcPr>
+            <w:tcW w:w="8980" w:type="dxa"/>
+          </w:tcPr>
+          <w:p>
+            <w:pPr>
+              <w:jc w:val="center"/>
+              <w:rPr>
+                <w:lang w:val="en-US"/>
+              </w:rPr>
+            </w:pPr>
+            <w:r>
+              <w:rPr>
+                <w:noProof/>
+              </w:rPr>
+              <w:drawing>
+                <wp:inline distT="0" distB="0" distL="0" distR="0" wp14:anchorId="3A3C8A00" wp14:editId="3A5B531E">
+                  <wp:extent cx="4056976" cy="787641"/>
+                  <wp:effectExtent l="133350" t="114300" r="153670" b="165100"/>
+                  <wp:docPr id="1919313664" name="Picture 1"/>
+                  <wp:cNvGraphicFramePr>
+                    <a:graphicFrameLocks xmlns:a="http://schemas.openxmlformats.org/drawingml/2006/main" noChangeAspect="1"/>
+                  </wp:cNvGraphicFramePr>
+                  <a:graphic xmlns:a="http://schemas.openxmlformats.org/drawingml/2006/main">
+                    <a:graphicData uri="http://schemas.openxmlformats.org/drawingml/2006/picture">
+                      <pic:pic xmlns:pic="http://schemas.openxmlformats.org/drawingml/2006/picture">
+                        <pic:nvPicPr>
+                          <pic:cNvPr id="1919313664" name=""/>
+                          <pic:cNvPicPr/>
+                        </pic:nvPicPr>
+                        <pic:blipFill>
+                          <a:blip r:embed="rId19"/>
+                          <a:stretch>
+                            <a:fillRect/>
+                          </a:stretch>
+                        </pic:blipFill>
+                        <pic:spPr>
+                          <a:xfrm>
+                            <a:off x="0" y="0"/>
+                            <a:ext cx="4069115" cy="789998"/>
+                          </a:xfrm>
+                          <a:prstGeom prst="rect">
+                            <a:avLst/>
+                          </a:prstGeom>
+                          <a:solidFill>
+                            <a:srgbClr val="FFFFFF">
+                              <a:shade val="85000"/>
+                            </a:srgbClr>
+                          </a:solidFill>
+                          <a:ln w="88900" cap="sq">
+                            <a:solidFill>
+                              <a:srgbClr val="FFFFFF"/>
+                            </a:solidFill>
+                            <a:miter lim="800000"/>
+                          </a:ln>
+                          <a:effectLst>
+                            <a:outerShdw blurRad="55000" dist="18000" dir="5400000" algn="tl" rotWithShape="0">
+                              <a:srgbClr val="000000">
+                                <a:alpha val="40000"/>
+                              </a:srgbClr>
+                            </a:outerShdw>
+                          </a:effectLst>
+                          <a:scene3d>
+                            <a:camera prst="orthographicFront"/>
+                            <a:lightRig rig="twoPt" dir="t">
+                              <a:rot lat="0" lon="0" rev="7200000"/>
+                            </a:lightRig>
+                          </a:scene3d>
+                          <a:sp3d>
+                            <a:bevelT w="25400" h="19050"/>
+                            <a:contourClr>
+                              <a:srgbClr val="FFFFFF"/>
+                            </a:contourClr>
+                          </a:sp3d>
+                        </pic:spPr>
+                      </pic:pic>
+                    </a:graphicData>
+                  </a:graphic>
+                </wp:inline>
+              </w:drawing>
+            </w:r>
+          </w:p>
+        </w:tc>
+      </w:tr>
+      <w:tr>
+        <w:tc>
+          <w:tcPr>
+            <w:tcW w:w="1784" w:type="dxa"/>
+          </w:tcPr>
+          <w:p>
+            <w:pPr>
+              <w:jc w:val="center"/>
+              <w:rPr>
+                <w:lang w:val="en-US"/>
+              </w:rPr>
+            </w:pPr>
+            <w:r>
+              <w:rPr>
+                <w:lang w:val="en-US"/>
+              </w:rPr>
+              <w:lastRenderedPageBreak/>
+              <w:t>18:29</w:t>
+            </w:r>
+          </w:p>
+        </w:tc>
+        <w:tc>
+          <w:tcPr>
+            <w:tcW w:w="2214" w:type="dxa"/>
+          </w:tcPr>
+          <w:p>
+            <w:pPr>
+              <w:rPr>
+                <w:lang w:val="en-US"/>
+              </w:rPr>
+            </w:pPr>
+            <w:proofErr w:type="spellStart"/>
+            <w:r>
+              <w:rPr>
+                <w:lang w:val="en-US"/>
+              </w:rPr>
+              <w:t>useParams</w:t>
+            </w:r>
+            <w:proofErr w:type="spellEnd"/>
+          </w:p>
+          <w:p>
+            <w:pPr>
+              <w:rPr>
+                <w:lang w:val="en-US"/>
+              </w:rPr>
+            </w:pPr>
+            <w:r>
+              <w:rPr>
+                <w:lang w:val="en-US"/>
+              </w:rPr>
+              <w:t xml:space="preserve">From </w:t>
+            </w:r>
+            <w:r>
+              <w:rPr>
+                <w:i/>
+                <w:iCs/>
+                <w:lang w:val="en-US"/>
+              </w:rPr>
+              <w:t>react-router-</w:t>
+            </w:r>
+            <w:proofErr w:type="spellStart"/>
+            <w:r>
+              <w:rPr>
+                <w:i/>
+                <w:iCs/>
+                <w:lang w:val="en-US"/>
+              </w:rPr>
+              <w:t>dom</w:t>
+            </w:r>
+            <w:proofErr w:type="spellEnd"/>
+            <w:r>
+              <w:rPr>
+                <w:lang w:val="en-US"/>
+              </w:rPr>
+              <w:t xml:space="preserve"> library</w:t>
+            </w:r>
+          </w:p>
+        </w:tc>
+        <w:tc>
+          <w:tcPr>
+            <w:tcW w:w="2410" w:type="dxa"/>
+          </w:tcPr>
+          <w:p>
+            <w:pPr>
+              <w:rPr>
+                <w:lang w:val="en-US"/>
+              </w:rPr>
+            </w:pPr>
+            <w:r>
+              <w:rPr>
+                <w:lang w:val="en-US"/>
+              </w:rPr>
+              <w:t>Method for getting passed params on URL</w:t>
+            </w:r>
+          </w:p>
+          <w:p>
+            <w:pPr>
+              <w:rPr>
+                <w:b/>
+                <w:bCs/>
+                <w:lang w:val="en-US"/>
+              </w:rPr>
+            </w:pPr>
+            <w:r>
+              <w:rPr>
+                <w:b/>
+                <w:bCs/>
+                <w:lang w:val="en-US"/>
+              </w:rPr>
+              <w:t>(:id)</w:t>
+            </w:r>
+          </w:p>
+        </w:tc>
+        <w:tc>
+          <w:tcPr>
+            <w:tcW w:w="8980" w:type="dxa"/>
+          </w:tcPr>
+          <w:p>
+            <w:pPr>
+              <w:jc w:val="center"/>
+              <w:rPr>
+                <w:lang w:val="en-US"/>
+              </w:rPr>
+            </w:pPr>
+            <w:r>
+              <w:rPr>
+                <w:noProof/>
+              </w:rPr>
+              <w:drawing>
+                <wp:inline distT="0" distB="0" distL="0" distR="0" wp14:anchorId="517BF4C1" wp14:editId="532E0C05">
+                  <wp:extent cx="4014817" cy="2666281"/>
+                  <wp:effectExtent l="152400" t="114300" r="138430" b="172720"/>
+                  <wp:docPr id="1333333035" name="Picture 1"/>
+                  <wp:cNvGraphicFramePr>
+                    <a:graphicFrameLocks xmlns:a="http://schemas.openxmlformats.org/drawingml/2006/main" noChangeAspect="1"/>
+                  </wp:cNvGraphicFramePr>
+                  <a:graphic xmlns:a="http://schemas.openxmlformats.org/drawingml/2006/main">
+                    <a:graphicData uri="http://schemas.openxmlformats.org/drawingml/2006/picture">
+                      <pic:pic xmlns:pic="http://schemas.openxmlformats.org/drawingml/2006/picture">
+                        <pic:nvPicPr>
+                          <pic:cNvPr id="1333333035" name=""/>
+                          <pic:cNvPicPr/>
+                        </pic:nvPicPr>
+                        <pic:blipFill>
+                          <a:blip r:embed="rId20"/>
+                          <a:stretch>
+                            <a:fillRect/>
+                          </a:stretch>
+                        </pic:blipFill>
+                        <pic:spPr>
+                          <a:xfrm>
+                            <a:off x="0" y="0"/>
+                            <a:ext cx="4017253" cy="2667899"/>
+                          </a:xfrm>
+                          <a:prstGeom prst="rect">
+                            <a:avLst/>
+                          </a:prstGeom>
+                          <a:solidFill>
+                            <a:srgbClr val="FFFFFF">
+                              <a:shade val="85000"/>
+                            </a:srgbClr>
+                          </a:solidFill>
+                          <a:ln w="88900" cap="sq">
+                            <a:solidFill>
+                              <a:srgbClr val="FFFFFF"/>
+                            </a:solidFill>
+                            <a:miter lim="800000"/>
+                          </a:ln>
+                          <a:effectLst>
+                            <a:outerShdw blurRad="55000" dist="18000" dir="5400000" algn="tl" rotWithShape="0">
+                              <a:srgbClr val="000000">
+                                <a:alpha val="40000"/>
+                              </a:srgbClr>
+                            </a:outerShdw>
+                          </a:effectLst>
+                          <a:scene3d>
+                            <a:camera prst="orthographicFront"/>
+                            <a:lightRig rig="twoPt" dir="t">
+                              <a:rot lat="0" lon="0" rev="7200000"/>
+                            </a:lightRig>
+                          </a:scene3d>
+                          <a:sp3d>
+                            <a:bevelT w="25400" h="19050"/>
+                            <a:contourClr>
+                              <a:srgbClr val="FFFFFF"/>
+                            </a:contourClr>
+                          </a:sp3d>
+                        </pic:spPr>
+                      </pic:pic>
+                    </a:graphicData>
+                  </a:graphic>
+                </wp:inline>
+              </w:drawing>
+            </w:r>
+          </w:p>
+        </w:tc>
+      </w:tr>
+      <w:tr>
+        <w:trPr>
+          <w:trHeight w:val="1106"/>
+        </w:trPr>
+        <w:tc>
+          <w:tcPr>
+            <w:tcW w:w="1784" w:type="dxa"/>
+            <w:vMerge w:val="restart"/>
+          </w:tcPr>
+          <w:p>
+            <w:pPr>
+              <w:jc w:val="center"/>
+              <w:rPr>
+                <w:lang w:val="en-US"/>
+              </w:rPr>
+            </w:pPr>
+            <w:r>
+              <w:rPr>
+                <w:lang w:val="en-US"/>
+              </w:rPr>
+              <w:t>19:38</w:t>
+            </w:r>
+          </w:p>
+        </w:tc>
+        <w:tc>
+          <w:tcPr>
+            <w:tcW w:w="2214" w:type="dxa"/>
+            <w:vMerge w:val="restart"/>
+          </w:tcPr>
+          <w:p>
+            <w:pPr>
+              <w:rPr>
+                <w:lang w:val="en-US"/>
+              </w:rPr>
+            </w:pPr>
+            <w:r>
+              <w:rPr>
+                <w:lang w:val="en-US"/>
+              </w:rPr>
+              <w:t>Nested Routing</w:t>
+            </w:r>
+          </w:p>
+        </w:tc>
+        <w:tc>
+          <w:tcPr>
+            <w:tcW w:w="2410" w:type="dxa"/>
+            <w:vMerge w:val="restart"/>
+          </w:tcPr>
+          <w:p>
+            <w:pPr>
+              <w:rPr>
+                <w:lang w:val="en-US"/>
+              </w:rPr>
+            </w:pPr>
+            <w:r>
+              <w:rPr>
+                <w:lang w:val="en-US"/>
+              </w:rPr>
+              <w:t xml:space="preserve">Adding string\s to </w:t>
+            </w:r>
+            <w:proofErr w:type="spellStart"/>
+            <w:r>
+              <w:rPr>
+                <w:lang w:val="en-US"/>
+              </w:rPr>
+              <w:t>url</w:t>
+            </w:r>
+            <w:proofErr w:type="spellEnd"/>
+          </w:p>
+        </w:tc>
+        <w:tc>
+          <w:tcPr>
+            <w:tcW w:w="8980" w:type="dxa"/>
+          </w:tcPr>
+          <w:p>
+            <w:pPr>
+              <w:jc w:val="center"/>
+              <w:rPr>
+                <w:lang w:val="en-US"/>
+              </w:rPr>
+            </w:pPr>
+            <w:r>
+              <w:rPr>
+                <w:noProof/>
+              </w:rPr>
+              <w:drawing>
+                <wp:inline distT="0" distB="0" distL="0" distR="0" wp14:anchorId="5016878E" wp14:editId="0A5AF5FD">
+                  <wp:extent cx="4030774" cy="731992"/>
+                  <wp:effectExtent l="0" t="0" r="0" b="0"/>
+                  <wp:docPr id="611283713" name="Picture 1"/>
+                  <wp:cNvGraphicFramePr>
+                    <a:graphicFrameLocks xmlns:a="http://schemas.openxmlformats.org/drawingml/2006/main" noChangeAspect="1"/>
+                  </wp:cNvGraphicFramePr>
+                  <a:graphic xmlns:a="http://schemas.openxmlformats.org/drawingml/2006/main">
+                    <a:graphicData uri="http://schemas.openxmlformats.org/drawingml/2006/picture">
+                      <pic:pic xmlns:pic="http://schemas.openxmlformats.org/drawingml/2006/picture">
+                        <pic:nvPicPr>
+                          <pic:cNvPr id="611283713" name=""/>
+                          <pic:cNvPicPr/>
+                        </pic:nvPicPr>
+                        <pic:blipFill>
+                          <a:blip r:embed="rId21"/>
+                          <a:stretch>
+                            <a:fillRect/>
+                          </a:stretch>
+                        </pic:blipFill>
+                        <pic:spPr>
+                          <a:xfrm>
+                            <a:off x="0" y="0"/>
+                            <a:ext cx="4050914" cy="735649"/>
+                          </a:xfrm>
+                          <a:prstGeom prst="rect">
+                            <a:avLst/>
+                          </a:prstGeom>
+                        </pic:spPr>
+                      </pic:pic>
+                    </a:graphicData>
+                  </a:graphic>
+                </wp:inline>
+              </w:drawing>
+            </w:r>
+          </w:p>
+          <w:p>
+            <w:pPr>
+              <w:jc w:val="center"/>
+              <w:rPr>
+                <w:lang w:val="en-US"/>
+              </w:rPr>
+            </w:pPr>
+            <w:r>
+              <w:rPr>
+                <w:noProof/>
+              </w:rPr>
+              <w:drawing>
+                <wp:inline distT="0" distB="0" distL="0" distR="0" wp14:anchorId="2E8F0F6A" wp14:editId="1FDBF934">
+                  <wp:extent cx="3800169" cy="2140527"/>
+                  <wp:effectExtent l="114300" t="114300" r="143510" b="146050"/>
+                  <wp:docPr id="207338049" name="Picture 1"/>
+                  <wp:cNvGraphicFramePr>
+                    <a:graphicFrameLocks xmlns:a="http://schemas.openxmlformats.org/drawingml/2006/main" noChangeAspect="1"/>
+                  </wp:cNvGraphicFramePr>
+                  <a:graphic xmlns:a="http://schemas.openxmlformats.org/drawingml/2006/main">
+                    <a:graphicData uri="http://schemas.openxmlformats.org/drawingml/2006/picture">
+                      <pic:pic xmlns:pic="http://schemas.openxmlformats.org/drawingml/2006/picture">
+                        <pic:nvPicPr>
+                          <pic:cNvPr id="207338049" name=""/>
+                          <pic:cNvPicPr/>
+                        </pic:nvPicPr>
+                        <pic:blipFill>
+                          <a:blip r:embed="rId22"/>
+                          <a:stretch>
+                            <a:fillRect/>
+                          </a:stretch>
+                        </pic:blipFill>
+                        <pic:spPr>
+                          <a:xfrm>
+                            <a:off x="0" y="0"/>
+                            <a:ext cx="3803799" cy="2142572"/>
+                          </a:xfrm>
+                          <a:prstGeom prst="rect">
+                            <a:avLst/>
+                          </a:prstGeom>
+                          <a:solidFill>
+                            <a:srgbClr val="FFFFFF">
+                              <a:shade val="85000"/>
+                            </a:srgbClr>
+                          </a:solidFill>
+                          <a:ln w="88900" cap="sq">
+                            <a:solidFill>
+                              <a:srgbClr val="FFFFFF"/>
+                            </a:solidFill>
+                            <a:miter lim="800000"/>
+                          </a:ln>
+                          <a:effectLst>
+                            <a:outerShdw blurRad="55000" dist="18000" dir="5400000" algn="tl" rotWithShape="0">
+                              <a:srgbClr val="000000">
+                                <a:alpha val="40000"/>
+                              </a:srgbClr>
+                            </a:outerShdw>
+                          </a:effectLst>
+                          <a:scene3d>
+                            <a:camera prst="orthographicFront"/>
+                            <a:lightRig rig="twoPt" dir="t">
+                              <a:rot lat="0" lon="0" rev="7200000"/>
+                            </a:lightRig>
+                          </a:scene3d>
+                          <a:sp3d>
+                            <a:bevelT w="25400" h="19050"/>
+                            <a:contourClr>
+                              <a:srgbClr val="FFFFFF"/>
+                            </a:contourClr>
+                          </a:sp3d>
+                        </pic:spPr>
+                      </pic:pic>
+                    </a:graphicData>
+                  </a:graphic>
+                </wp:inline>
+              </w:drawing>
+            </w:r>
+          </w:p>
+          <w:p>
+            <w:pPr>
+              <w:jc w:val="center"/>
+              <w:rPr>
+                <w:lang w:val="en-US"/>
+              </w:rPr>
+            </w:pPr>
+          </w:p>
+        </w:tc>
+      </w:tr>
+      <w:tr>
+        <w:trPr>
+          <w:trHeight w:val="1104"/>
+        </w:trPr>
+        <w:tc>
+          <w:tcPr>
+            <w:tcW w:w="1784" w:type="dxa"/>
+            <w:vMerge/>
+          </w:tcPr>
+          <w:p>
+            <w:pPr>
+              <w:jc w:val="center"/>
+              <w:rPr>
+                <w:lang w:val="en-US"/>
+              </w:rPr>
+            </w:pPr>
+          </w:p>
+        </w:tc>
+        <w:tc>
+          <w:tcPr>
+            <w:tcW w:w="2214" w:type="dxa"/>
+            <w:vMerge/>
+          </w:tcPr>
+          <w:p>
+            <w:pPr>
+              <w:rPr>
+                <w:lang w:val="en-US"/>
+              </w:rPr>
+            </w:pPr>
+          </w:p>
+        </w:tc>
+        <w:tc>
+          <w:tcPr>
+            <w:tcW w:w="2410" w:type="dxa"/>
+            <w:vMerge/>
+          </w:tcPr>
+          <w:p>
+            <w:pPr>
+              <w:rPr>
+                <w:lang w:val="en-US"/>
+              </w:rPr>
+            </w:pPr>
+          </w:p>
+        </w:tc>
+        <w:tc>
+          <w:tcPr>
+            <w:tcW w:w="8980" w:type="dxa"/>
+          </w:tcPr>
+          <w:p>
+            <w:pPr>
+              <w:jc w:val="center"/>
+              <w:rPr>
+                <w:noProof/>
+              </w:rPr>
+            </w:pPr>
+          </w:p>
+        </w:tc>
+      </w:tr>
+      <w:tr>
+        <w:trPr>
+          <w:trHeight w:val="1104"/>
+        </w:trPr>
+        <w:tc>
+          <w:tcPr>
+            <w:tcW w:w="1784" w:type="dxa"/>
+            <w:vMerge/>
+          </w:tcPr>
+          <w:p>
+            <w:pPr>
+              <w:jc w:val="center"/>
+              <w:rPr>
+                <w:lang w:val="en-US"/>
+              </w:rPr>
+            </w:pPr>
+          </w:p>
+        </w:tc>
+        <w:tc>
+          <w:tcPr>
+            <w:tcW w:w="2214" w:type="dxa"/>
+            <w:vMerge/>
+          </w:tcPr>
+          <w:p>
+            <w:pPr>
+              <w:rPr>
+                <w:lang w:val="en-US"/>
+              </w:rPr>
+            </w:pPr>
+          </w:p>
+        </w:tc>
+        <w:tc>
+          <w:tcPr>
+            <w:tcW w:w="2410" w:type="dxa"/>
+            <w:vMerge/>
+          </w:tcPr>
+          <w:p>
+            <w:pPr>
+              <w:rPr>
+                <w:lang w:val="en-US"/>
+              </w:rPr>
+            </w:pPr>
+          </w:p>
+        </w:tc>
+        <w:tc>
+          <w:tcPr>
+            <w:tcW w:w="8980" w:type="dxa"/>
+          </w:tcPr>
+          <w:p>
+            <w:pPr>
+              <w:jc w:val="center"/>
+              <w:rPr>
+                <w:noProof/>
+              </w:rPr>
+            </w:pPr>
+            <w:r>
+              <w:rPr>
+                <w:noProof/>
+              </w:rPr>
+              <w:drawing>
+                <wp:inline distT="0" distB="0" distL="0" distR="0" wp14:anchorId="0F696E3C" wp14:editId="7E1183B8">
+                  <wp:extent cx="5133571" cy="2890423"/>
+                  <wp:effectExtent l="133350" t="114300" r="105410" b="158115"/>
+                  <wp:docPr id="196854464" name="Picture 1"/>
+                  <wp:cNvGraphicFramePr>
+                    <a:graphicFrameLocks xmlns:a="http://schemas.openxmlformats.org/drawingml/2006/main" noChangeAspect="1"/>
+                  </wp:cNvGraphicFramePr>
+                  <a:graphic xmlns:a="http://schemas.openxmlformats.org/drawingml/2006/main">
+                    <a:graphicData uri="http://schemas.openxmlformats.org/drawingml/2006/picture">
+                      <pic:pic xmlns:pic="http://schemas.openxmlformats.org/drawingml/2006/picture">
+                        <pic:nvPicPr>
+                          <pic:cNvPr id="196854464" name=""/>
+                          <pic:cNvPicPr/>
+                        </pic:nvPicPr>
+                        <pic:blipFill>
+                          <a:blip r:embed="rId23"/>
+                          <a:stretch>
+                            <a:fillRect/>
+                          </a:stretch>
+                        </pic:blipFill>
+                        <pic:spPr>
+                          <a:xfrm>
+                            <a:off x="0" y="0"/>
+                            <a:ext cx="5140195" cy="2894153"/>
+                          </a:xfrm>
+                          <a:prstGeom prst="rect">
+                            <a:avLst/>
+                          </a:prstGeom>
+                          <a:solidFill>
+                            <a:srgbClr val="FFFFFF">
+                              <a:shade val="85000"/>
+                            </a:srgbClr>
+                          </a:solidFill>
+                          <a:ln w="88900" cap="sq">
+                            <a:solidFill>
+                              <a:srgbClr val="FFFFFF"/>
+                            </a:solidFill>
+                            <a:miter lim="800000"/>
+                          </a:ln>
+                          <a:effectLst>
+                            <a:outerShdw blurRad="55000" dist="18000" dir="5400000" algn="tl" rotWithShape="0">
+                              <a:srgbClr val="000000">
+                                <a:alpha val="40000"/>
+                              </a:srgbClr>
+                            </a:outerShdw>
+                          </a:effectLst>
+                          <a:scene3d>
+                            <a:camera prst="orthographicFront"/>
+                            <a:lightRig rig="twoPt" dir="t">
+                              <a:rot lat="0" lon="0" rev="7200000"/>
+                            </a:lightRig>
+                          </a:scene3d>
+                          <a:sp3d>
+                            <a:bevelT w="25400" h="19050"/>
+                            <a:contourClr>
+                              <a:srgbClr val="FFFFFF"/>
+                            </a:contourClr>
+                          </a:sp3d>
+                        </pic:spPr>
+                      </pic:pic>
+                    </a:graphicData>
+                  </a:graphic>
+                </wp:inline>
+              </w:drawing>
+            </w:r>
+          </w:p>
+        </w:tc>
+      </w:tr>
+      <w:tr>
+        <w:trPr>
+          <w:trHeight w:val="1104"/>
+        </w:trPr>
+        <w:tc>
+          <w:tcPr>
+            <w:tcW w:w="1784" w:type="dxa"/>
+            <w:vMerge/>
+          </w:tcPr>
+          <w:p>
+            <w:pPr>
+              <w:jc w:val="center"/>
+              <w:rPr>
+                <w:lang w:val="en-US"/>
+              </w:rPr>
+            </w:pPr>
+          </w:p>
+        </w:tc>
+        <w:tc>
+          <w:tcPr>
+            <w:tcW w:w="2214" w:type="dxa"/>
+            <w:vMerge/>
+          </w:tcPr>
+          <w:p>
+            <w:pPr>
+              <w:rPr>
+                <w:lang w:val="en-US"/>
+              </w:rPr>
+            </w:pPr>
+          </w:p>
+        </w:tc>
+        <w:tc>
+          <w:tcPr>
+            <w:tcW w:w="2410" w:type="dxa"/>
+            <w:vMerge/>
+          </w:tcPr>
+          <w:p>
+            <w:pPr>
+              <w:rPr>
+                <w:lang w:val="en-US"/>
+              </w:rPr>
+            </w:pPr>
+          </w:p>
+        </w:tc>
+        <w:tc>
+          <w:tcPr>
+            <w:tcW w:w="8980" w:type="dxa"/>
+          </w:tcPr>
+          <w:p>
+            <w:pPr>
+              <w:jc w:val="center"/>
+              <w:rPr>
+                <w:noProof/>
+              </w:rPr>
+            </w:pPr>
+          </w:p>
+        </w:tc>
+      </w:tr>
+      <w:tr>
+        <w:tc>
+          <w:tcPr>
+            <w:tcW w:w="1784" w:type="dxa"/>
+          </w:tcPr>
+          <w:p>
+            <w:pPr>
+              <w:jc w:val="center"/>
+              <w:rPr>
+                <w:lang w:val="en-US"/>
+              </w:rPr>
+            </w:pPr>
+            <w:r>
+              <w:rPr>
+                <w:lang w:val="en-US"/>
+              </w:rPr>
+              <w:t>19:44</w:t>
+            </w:r>
+          </w:p>
+        </w:tc>
+        <w:tc>
+          <w:tcPr>
+            <w:tcW w:w="2214" w:type="dxa"/>
+          </w:tcPr>
+          <w:p>
+            <w:pPr>
+              <w:rPr>
+                <w:lang w:val="en-US"/>
+              </w:rPr>
+            </w:pPr>
+            <w:r>
+              <w:rPr>
+                <w:lang w:val="en-US"/>
+              </w:rPr>
+              <w:t>“\email” VS “email”</w:t>
+            </w:r>
+          </w:p>
+        </w:tc>
+        <w:tc>
+          <w:tcPr>
+            <w:tcW w:w="2410" w:type="dxa"/>
+          </w:tcPr>
+          <w:p>
+            <w:pPr>
+              <w:rPr>
+                <w:lang w:val="en-US"/>
+              </w:rPr>
+            </w:pPr>
+            <w:r>
+              <w:rPr>
+                <w:lang w:val="en-US"/>
+              </w:rPr>
+              <w:t>\ - Its mean starting the URL from the start of them (Not Adding)</w:t>
+            </w:r>
+          </w:p>
+        </w:tc>
+        <w:tc>
+          <w:tcPr>
+            <w:tcW w:w="8980" w:type="dxa"/>
+          </w:tcPr>
+          <w:p>
+            <w:pPr>
+              <w:jc w:val="center"/>
+              <w:rPr>
+                <w:lang w:val="en-US"/>
+              </w:rPr>
+            </w:pPr>
+          </w:p>
+        </w:tc>
+      </w:tr>
+      <w:tr>
+        <w:tc>
+          <w:tcPr>
+            <w:tcW w:w="1784" w:type="dxa"/>
+          </w:tcPr>
+          <w:p>
+            <w:pPr>
+              <w:jc w:val="center"/>
+              <w:rPr>
+                <w:lang w:val="en-US"/>
+              </w:rPr>
+            </w:pPr>
+            <w:r>
+              <w:rPr>
+                <w:lang w:val="en-US"/>
+              </w:rPr>
+              <w:lastRenderedPageBreak/>
+              <w:t>20:15</w:t>
+            </w:r>
+          </w:p>
+        </w:tc>
+        <w:tc>
+          <w:tcPr>
+            <w:tcW w:w="2214" w:type="dxa"/>
+          </w:tcPr>
+          <w:p>
+            <w:pPr>
+              <w:rPr>
+                <w:lang w:val="en-US"/>
+              </w:rPr>
+            </w:pPr>
+            <w:r>
+              <w:rPr>
+                <w:lang w:val="en-US"/>
+              </w:rPr>
+              <w:t>Wizard App</w:t>
+            </w:r>
+          </w:p>
+        </w:tc>
+        <w:tc>
+          <w:tcPr>
+            <w:tcW w:w="2410" w:type="dxa"/>
+          </w:tcPr>
+          <w:p>
+            <w:pPr>
+              <w:rPr>
+                <w:lang w:val="en-US"/>
+              </w:rPr>
+            </w:pPr>
+            <w:r>
+              <w:rPr>
+                <w:lang w:val="en-US"/>
+              </w:rPr>
+              <w:t xml:space="preserve">Process between pages </w:t>
+            </w:r>
+          </w:p>
+          <w:p>
+            <w:pPr>
+              <w:rPr>
+                <w:lang w:val="en-US"/>
+              </w:rPr>
+            </w:pPr>
+            <w:r>
+              <w:rPr>
+                <w:lang w:val="en-US"/>
+              </w:rPr>
+              <w:t>“Buy =&gt; cart =&gt; users data filling =&gt; end”</w:t>
+            </w:r>
+          </w:p>
+        </w:tc>
+        <w:tc>
+          <w:tcPr>
+            <w:tcW w:w="8980" w:type="dxa"/>
+          </w:tcPr>
+          <w:p>
+            <w:pPr>
+              <w:jc w:val="center"/>
+              <w:rPr>
+                <w:lang w:val="en-US"/>
+              </w:rPr>
+            </w:pPr>
+            <w:r>
+              <w:rPr>
+                <w:noProof/>
+              </w:rPr>
+              <w:drawing>
+                <wp:inline distT="0" distB="0" distL="0" distR="0" wp14:anchorId="60DEE72E" wp14:editId="03ED753A">
+                  <wp:extent cx="4806644" cy="2859700"/>
+                  <wp:effectExtent l="133350" t="114300" r="127635" b="169545"/>
+                  <wp:docPr id="2004971934" name="Picture 1"/>
+                  <wp:cNvGraphicFramePr>
+                    <a:graphicFrameLocks xmlns:a="http://schemas.openxmlformats.org/drawingml/2006/main" noChangeAspect="1"/>
+                  </wp:cNvGraphicFramePr>
+                  <a:graphic xmlns:a="http://schemas.openxmlformats.org/drawingml/2006/main">
+                    <a:graphicData uri="http://schemas.openxmlformats.org/drawingml/2006/picture">
+                      <pic:pic xmlns:pic="http://schemas.openxmlformats.org/drawingml/2006/picture">
+                        <pic:nvPicPr>
+                          <pic:cNvPr id="2004971934" name=""/>
+                          <pic:cNvPicPr/>
+                        </pic:nvPicPr>
+                        <pic:blipFill>
+                          <a:blip r:embed="rId24"/>
+                          <a:stretch>
+                            <a:fillRect/>
+                          </a:stretch>
+                        </pic:blipFill>
+                        <pic:spPr>
+                          <a:xfrm>
+                            <a:off x="0" y="0"/>
+                            <a:ext cx="4817419" cy="2866111"/>
+                          </a:xfrm>
+                          <a:prstGeom prst="rect">
+                            <a:avLst/>
+                          </a:prstGeom>
+                          <a:solidFill>
+                            <a:srgbClr val="FFFFFF">
+                              <a:shade val="85000"/>
+                            </a:srgbClr>
+                          </a:solidFill>
+                          <a:ln w="88900" cap="sq">
+                            <a:solidFill>
+                              <a:srgbClr val="FFFFFF"/>
+                            </a:solidFill>
+                            <a:miter lim="800000"/>
+                          </a:ln>
+                          <a:effectLst>
+                            <a:outerShdw blurRad="55000" dist="18000" dir="5400000" algn="tl" rotWithShape="0">
+                              <a:srgbClr val="000000">
+                                <a:alpha val="40000"/>
+                              </a:srgbClr>
+                            </a:outerShdw>
+                          </a:effectLst>
+                          <a:scene3d>
+                            <a:camera prst="orthographicFront"/>
+                            <a:lightRig rig="twoPt" dir="t">
+                              <a:rot lat="0" lon="0" rev="7200000"/>
+                            </a:lightRig>
+                          </a:scene3d>
+                          <a:sp3d>
+                            <a:bevelT w="25400" h="19050"/>
+                            <a:contourClr>
+                              <a:srgbClr val="FFFFFF"/>
+                            </a:contourClr>
+                          </a:sp3d>
+                        </pic:spPr>
+                      </pic:pic>
+                    </a:graphicData>
+                  </a:graphic>
+                </wp:inline>
+              </w:drawing>
+            </w:r>
+          </w:p>
+        </w:tc>
+      </w:tr>
+      <w:tr>
+        <w:tc>
+          <w:tcPr>
+            <w:tcW w:w="1784" w:type="dxa"/>
+          </w:tcPr>
+          <w:p>
+            <w:pPr>
+              <w:jc w:val="center"/>
+              <w:rPr>
+                <w:lang w:val="en-US"/>
+              </w:rPr>
+            </w:pPr>
+            <w:r>
+              <w:rPr>
+                <w:lang w:val="en-US"/>
+              </w:rPr>
+              <w:lastRenderedPageBreak/>
+              <w:t>20:22</w:t>
+            </w:r>
+          </w:p>
+        </w:tc>
+        <w:tc>
+          <w:tcPr>
+            <w:tcW w:w="2214" w:type="dxa"/>
+          </w:tcPr>
+          <w:p>
+            <w:pPr>
+              <w:rPr>
+                <w:lang w:val="en-US"/>
+              </w:rPr>
+            </w:pPr>
+            <w:proofErr w:type="spellStart"/>
+            <w:r>
+              <w:rPr>
+                <w:lang w:val="en-US"/>
+              </w:rPr>
+              <w:t>useNavigate</w:t>
+            </w:r>
+            <w:proofErr w:type="spellEnd"/>
+          </w:p>
+        </w:tc>
+        <w:tc>
+          <w:tcPr>
+            <w:tcW w:w="2410" w:type="dxa"/>
+          </w:tcPr>
+          <w:p>
+            <w:pPr>
+              <w:rPr>
+                <w:lang w:val="en-US"/>
+              </w:rPr>
+            </w:pPr>
+            <w:r>
+              <w:rPr>
+                <w:lang w:val="en-US"/>
+              </w:rPr>
+              <w:t>Transfer page based on logic\functions</w:t>
+            </w:r>
+          </w:p>
+          <w:p>
+            <w:pPr>
+              <w:rPr>
+                <w:lang w:val="en-US"/>
+              </w:rPr>
+            </w:pPr>
+          </w:p>
+          <w:p>
+            <w:pPr>
+              <w:rPr>
+                <w:lang w:val="en-US"/>
+              </w:rPr>
+            </w:pPr>
+            <w:r>
+              <w:rPr>
+                <w:lang w:val="en-US"/>
+              </w:rPr>
+              <w:t>Working</w:t>
+            </w:r>
+            <w:r>
+              <w:rPr>
+                <w:lang w:val="en-US"/>
+              </w:rPr>
+              <w:t xml:space="preserve"> with </w:t>
+            </w:r>
+            <w:proofErr w:type="spellStart"/>
+            <w:r>
+              <w:rPr>
+                <w:lang w:val="en-US"/>
+              </w:rPr>
+              <w:t>localStorage</w:t>
+            </w:r>
+            <w:proofErr w:type="spellEnd"/>
+            <w:r>
+              <w:rPr>
+                <w:lang w:val="en-US"/>
+              </w:rPr>
+              <w:t xml:space="preserve"> </w:t>
+            </w:r>
+            <w:r>
+              <w:rPr>
+                <w:lang w:val="en-US"/>
+              </w:rPr>
+              <w:t>\</w:t>
+            </w:r>
+            <w:r>
+              <w:rPr>
+                <w:lang w:val="en-US"/>
+              </w:rPr>
+              <w:t xml:space="preserve"> </w:t>
+            </w:r>
+            <w:proofErr w:type="spellStart"/>
+            <w:r>
+              <w:rPr>
+                <w:lang w:val="en-US"/>
+              </w:rPr>
+              <w:t>s</w:t>
+            </w:r>
+            <w:r>
+              <w:rPr>
+                <w:lang w:val="en-US"/>
+              </w:rPr>
+              <w:t>essionStorage</w:t>
+            </w:r>
+            <w:proofErr w:type="spellEnd"/>
+          </w:p>
+          <w:p>
+            <w:pPr>
+              <w:rPr>
+                <w:lang w:val="en-US"/>
+              </w:rPr>
+            </w:pPr>
+          </w:p>
+          <w:p>
+            <w:pPr>
+              <w:rPr>
+                <w:lang w:val="en-US"/>
+              </w:rPr>
+            </w:pPr>
+            <w:r>
+              <w:rPr>
+                <w:lang w:val="en-US"/>
+              </w:rPr>
+              <w:t xml:space="preserve">Reason to use: no related connections between pages (Not Child and </w:t>
+            </w:r>
+            <w:proofErr w:type="spellStart"/>
+            <w:r>
+              <w:rPr>
+                <w:lang w:val="en-US"/>
+              </w:rPr>
+              <w:t>Fther</w:t>
+            </w:r>
+            <w:proofErr w:type="spellEnd"/>
+            <w:r>
+              <w:rPr>
+                <w:lang w:val="en-US"/>
+              </w:rPr>
+              <w:t>)</w:t>
+            </w:r>
+          </w:p>
+          <w:p>
+            <w:pPr>
+              <w:rPr>
+                <w:lang w:val="en-US"/>
+              </w:rPr>
+            </w:pPr>
+          </w:p>
+          <w:p>
+            <w:pPr>
+              <w:rPr>
+                <w:lang w:val="en-US"/>
+              </w:rPr>
+            </w:pPr>
+            <w:r>
+              <w:rPr>
+                <w:lang w:val="en-US"/>
+              </w:rPr>
+              <w:t>NOT AS URL</w:t>
+            </w:r>
+          </w:p>
+        </w:tc>
+        <w:tc>
+          <w:tcPr>
+            <w:tcW w:w="8980" w:type="dxa"/>
+          </w:tcPr>
+          <w:p>
+            <w:pPr>
+              <w:jc w:val="center"/>
+              <w:rPr>
+                <w:lang w:val="en-US"/>
+              </w:rPr>
+            </w:pPr>
+            <w:r>
+              <w:rPr>
+                <w:noProof/>
+              </w:rPr>
+              <w:drawing>
+                <wp:inline distT="0" distB="0" distL="0" distR="0" wp14:anchorId="66033AF3" wp14:editId="56A1D7AA">
+                  <wp:extent cx="4478631" cy="3288657"/>
+                  <wp:effectExtent l="133350" t="114300" r="132080" b="140970"/>
+                  <wp:docPr id="914320062" name="Picture 1"/>
+                  <wp:cNvGraphicFramePr>
+                    <a:graphicFrameLocks xmlns:a="http://schemas.openxmlformats.org/drawingml/2006/main" noChangeAspect="1"/>
+                  </wp:cNvGraphicFramePr>
+                  <a:graphic xmlns:a="http://schemas.openxmlformats.org/drawingml/2006/main">
+                    <a:graphicData uri="http://schemas.openxmlformats.org/drawingml/2006/picture">
+                      <pic:pic xmlns:pic="http://schemas.openxmlformats.org/drawingml/2006/picture">
+                        <pic:nvPicPr>
+                          <pic:cNvPr id="914320062" name=""/>
+                          <pic:cNvPicPr/>
+                        </pic:nvPicPr>
+                        <pic:blipFill>
+                          <a:blip r:embed="rId25"/>
+                          <a:stretch>
+                            <a:fillRect/>
+                          </a:stretch>
+                        </pic:blipFill>
+                        <pic:spPr>
+                          <a:xfrm>
+                            <a:off x="0" y="0"/>
+                            <a:ext cx="4484639" cy="3293069"/>
+                          </a:xfrm>
+                          <a:prstGeom prst="rect">
+                            <a:avLst/>
+                          </a:prstGeom>
+                          <a:solidFill>
+                            <a:srgbClr val="FFFFFF">
+                              <a:shade val="85000"/>
+                            </a:srgbClr>
+                          </a:solidFill>
+                          <a:ln w="88900" cap="sq">
+                            <a:solidFill>
+                              <a:srgbClr val="FFFFFF"/>
+                            </a:solidFill>
+                            <a:miter lim="800000"/>
+                          </a:ln>
+                          <a:effectLst>
+                            <a:outerShdw blurRad="55000" dist="18000" dir="5400000" algn="tl" rotWithShape="0">
+                              <a:srgbClr val="000000">
+                                <a:alpha val="40000"/>
+                              </a:srgbClr>
+                            </a:outerShdw>
+                          </a:effectLst>
+                          <a:scene3d>
+                            <a:camera prst="orthographicFront"/>
+                            <a:lightRig rig="twoPt" dir="t">
+                              <a:rot lat="0" lon="0" rev="7200000"/>
+                            </a:lightRig>
+                          </a:scene3d>
+                          <a:sp3d>
+                            <a:bevelT w="25400" h="19050"/>
+                            <a:contourClr>
+                              <a:srgbClr val="FFFFFF"/>
+                            </a:contourClr>
+                          </a:sp3d>
+                        </pic:spPr>
+                      </pic:pic>
+                    </a:graphicData>
+                  </a:graphic>
+                </wp:inline>
+              </w:drawing>
+            </w:r>
+          </w:p>
+        </w:tc>
+      </w:tr>
+      <w:tr>
+        <w:tc>
+          <w:tcPr>
+            <w:tcW w:w="15388" w:type="dxa"/>
+            <w:gridSpan w:val="4"/>
+          </w:tcPr>
+          <w:p>
+            <w:pPr>
+              <w:jc w:val="center"/>
+              <w:rPr>
+                <w:b/>
+                <w:bCs/>
+                <w:sz w:val="36"/>
+                <w:szCs w:val="36"/>
+                <w:highlight w:val="yellow"/>
+                <w:lang w:val="en-US"/>
+              </w:rPr>
+            </w:pPr>
+            <w:r>
+              <w:rPr>
+                <w:b/>
+                <w:bCs/>
+                <w:sz w:val="36"/>
+                <w:szCs w:val="36"/>
+                <w:highlight w:val="yellow"/>
+                <w:lang w:val="en-US"/>
+              </w:rPr>
+              <w:t xml:space="preserve"> </w:t>
+            </w:r>
+            <w:r>
+              <w:rPr>
+                <w:b/>
+                <w:bCs/>
+                <w:sz w:val="36"/>
+                <w:szCs w:val="36"/>
+                <w:highlight w:val="yellow"/>
+                <w:lang w:val="en-US"/>
+              </w:rPr>
+              <w:t>Redux</w:t>
+            </w:r>
+            <w:r>
+              <w:rPr>
+                <w:b/>
+                <w:bCs/>
+                <w:sz w:val="36"/>
+                <w:szCs w:val="36"/>
+                <w:highlight w:val="yellow"/>
+                <w:lang w:val="en-US"/>
+              </w:rPr>
+              <w:t xml:space="preserve"> </w:t>
+            </w:r>
+            <w:proofErr w:type="spellStart"/>
+            <w:r>
+              <w:rPr>
+                <w:b/>
+                <w:bCs/>
+                <w:sz w:val="36"/>
+                <w:szCs w:val="36"/>
+                <w:highlight w:val="yellow"/>
+                <w:lang w:val="en-US"/>
+              </w:rPr>
+              <w:t>npm</w:t>
+            </w:r>
+            <w:proofErr w:type="spellEnd"/>
+            <w:r>
+              <w:rPr>
+                <w:b/>
+                <w:bCs/>
+                <w:sz w:val="36"/>
+                <w:szCs w:val="36"/>
+                <w:highlight w:val="yellow"/>
+                <w:lang w:val="en-US"/>
+              </w:rPr>
+              <w:t xml:space="preserve"> </w:t>
+            </w:r>
+            <w:proofErr w:type="spellStart"/>
+            <w:proofErr w:type="gramStart"/>
+            <w:r>
+              <w:rPr>
+                <w:b/>
+                <w:bCs/>
+                <w:sz w:val="36"/>
+                <w:szCs w:val="36"/>
+                <w:highlight w:val="yellow"/>
+                <w:lang w:val="en-US"/>
+              </w:rPr>
+              <w:t>labriry</w:t>
+            </w:r>
+            <w:proofErr w:type="spellEnd"/>
+            <w:r>
+              <w:rPr>
+                <w:b/>
+                <w:bCs/>
+                <w:sz w:val="36"/>
+                <w:szCs w:val="36"/>
+                <w:highlight w:val="yellow"/>
+                <w:lang w:val="en-US"/>
+              </w:rPr>
+              <w:t xml:space="preserve"> :</w:t>
+            </w:r>
+            <w:proofErr w:type="gramEnd"/>
+          </w:p>
+          <w:p>
+            <w:pPr>
+              <w:jc w:val="center"/>
+              <w:rPr>
+                <w:b/>
+                <w:bCs/>
+                <w:i/>
+                <w:iCs/>
+                <w:sz w:val="36"/>
+                <w:szCs w:val="36"/>
+                <w:lang w:val="en-US"/>
+              </w:rPr>
+            </w:pPr>
+            <w:r>
+              <w:rPr>
+                <w:b/>
+                <w:bCs/>
+                <w:i/>
+                <w:iCs/>
+                <w:sz w:val="36"/>
+                <w:szCs w:val="36"/>
+                <w:highlight w:val="yellow"/>
+                <w:lang w:val="en-US"/>
+              </w:rPr>
+              <w:t xml:space="preserve"> </w:t>
+            </w:r>
+            <w:proofErr w:type="spellStart"/>
+            <w:proofErr w:type="gramStart"/>
+            <w:r>
+              <w:rPr>
+                <w:b/>
+                <w:bCs/>
+                <w:i/>
+                <w:iCs/>
+                <w:sz w:val="36"/>
+                <w:szCs w:val="36"/>
+                <w:highlight w:val="yellow"/>
+                <w:lang w:val="en-US"/>
+              </w:rPr>
+              <w:t>npm</w:t>
+            </w:r>
+            <w:proofErr w:type="spellEnd"/>
+            <w:r>
+              <w:rPr>
+                <w:b/>
+                <w:bCs/>
+                <w:i/>
+                <w:iCs/>
+                <w:sz w:val="36"/>
+                <w:szCs w:val="36"/>
+                <w:highlight w:val="yellow"/>
+                <w:lang w:val="en-US"/>
+              </w:rPr>
+              <w:t xml:space="preserve"> i redux</w:t>
+            </w:r>
+            <w:proofErr w:type="gramEnd"/>
+          </w:p>
+          <w:p>
+            <w:pPr>
+              <w:jc w:val="center"/>
+              <w:rPr>
+                <w:i/>
+                <w:iCs/>
+                <w:noProof/>
+                <w:sz w:val="36"/>
+                <w:szCs w:val="36"/>
+                <w:lang w:val="en-US"/>
+              </w:rPr>
+            </w:pPr>
+            <w:r>
+              <w:rPr>
+                <w:b/>
+                <w:bCs/>
+                <w:i/>
+                <w:iCs/>
+                <w:sz w:val="36"/>
+                <w:szCs w:val="36"/>
+                <w:highlight w:val="yellow"/>
+                <w:lang w:val="en-US"/>
+              </w:rPr>
+              <w:t xml:space="preserve"> </w:t>
+            </w:r>
+            <w:proofErr w:type="spellStart"/>
+            <w:r>
+              <w:rPr>
+                <w:b/>
+                <w:bCs/>
+                <w:i/>
+                <w:iCs/>
+                <w:sz w:val="36"/>
+                <w:szCs w:val="36"/>
+                <w:highlight w:val="yellow"/>
+                <w:lang w:val="en-US"/>
+              </w:rPr>
+              <w:t>npm</w:t>
+            </w:r>
+            <w:proofErr w:type="spellEnd"/>
+            <w:r>
+              <w:rPr>
+                <w:b/>
+                <w:bCs/>
+                <w:i/>
+                <w:iCs/>
+                <w:sz w:val="36"/>
+                <w:szCs w:val="36"/>
+                <w:highlight w:val="yellow"/>
+                <w:lang w:val="en-US"/>
+              </w:rPr>
+              <w:t xml:space="preserve"> i </w:t>
+            </w:r>
+            <w:r>
+              <w:rPr>
+                <w:b/>
+                <w:bCs/>
+                <w:i/>
+                <w:iCs/>
+                <w:sz w:val="36"/>
+                <w:szCs w:val="36"/>
+                <w:highlight w:val="yellow"/>
+                <w:lang w:val="en-US"/>
+              </w:rPr>
+              <w:t>react-</w:t>
+            </w:r>
+            <w:r>
+              <w:rPr>
+                <w:b/>
+                <w:bCs/>
+                <w:i/>
+                <w:iCs/>
+                <w:sz w:val="36"/>
+                <w:szCs w:val="36"/>
+                <w:highlight w:val="yellow"/>
+                <w:lang w:val="en-US"/>
+              </w:rPr>
+              <w:t>redux</w:t>
+            </w:r>
+          </w:p>
+        </w:tc>
+      </w:tr>
+      <w:tr>
+        <w:tc>
+          <w:tcPr>
+            <w:tcW w:w="1784" w:type="dxa"/>
+          </w:tcPr>
+          <w:p>
+            <w:pPr>
+              <w:jc w:val="center"/>
+              <w:rPr>
+                <w:lang w:val="en-US"/>
+              </w:rPr>
+            </w:pPr>
+            <w:r>
+              <w:rPr>
+                <w:lang w:val="en-US"/>
+              </w:rPr>
+              <w:t>20:51</w:t>
+            </w:r>
+          </w:p>
+        </w:tc>
+        <w:tc>
+          <w:tcPr>
+            <w:tcW w:w="2214" w:type="dxa"/>
+          </w:tcPr>
+          <w:p>
+            <w:pPr>
+              <w:rPr>
+                <w:lang w:val="en-US"/>
+              </w:rPr>
+            </w:pPr>
+          </w:p>
+        </w:tc>
+        <w:tc>
+          <w:tcPr>
+            <w:tcW w:w="2410" w:type="dxa"/>
+          </w:tcPr>
+          <w:p>
+            <w:pPr>
+              <w:rPr>
+                <w:lang w:val="en-US"/>
+              </w:rPr>
+            </w:pPr>
+            <w:r>
+              <w:rPr>
+                <w:lang w:val="en-US"/>
+              </w:rPr>
+              <w:t xml:space="preserve">Problem: Passing the data between components without connecting one to </w:t>
+            </w:r>
+            <w:proofErr w:type="spellStart"/>
+            <w:r>
+              <w:rPr>
+                <w:lang w:val="en-US"/>
+              </w:rPr>
+              <w:t>secend</w:t>
+            </w:r>
+            <w:proofErr w:type="spellEnd"/>
+          </w:p>
+        </w:tc>
+        <w:tc>
+          <w:tcPr>
+            <w:tcW w:w="8980" w:type="dxa"/>
+          </w:tcPr>
+          <w:p>
+            <w:pPr>
+              <w:jc w:val="center"/>
+              <w:rPr>
+                <w:lang w:val="en-US"/>
+              </w:rPr>
+            </w:pPr>
+          </w:p>
+        </w:tc>
+      </w:tr>
+      <w:tr>
+        <w:tc>
+          <w:tcPr>
+            <w:tcW w:w="1784" w:type="dxa"/>
+          </w:tcPr>
+          <w:p>
+            <w:pPr>
+              <w:jc w:val="center"/>
+              <w:rPr>
+                <w:lang w:val="en-US"/>
+              </w:rPr>
+            </w:pPr>
+            <w:r>
+              <w:rPr>
+                <w:lang w:val="en-US"/>
+              </w:rPr>
+              <w:t>20:56</w:t>
+            </w:r>
+          </w:p>
+        </w:tc>
+        <w:tc>
+          <w:tcPr>
+            <w:tcW w:w="2214" w:type="dxa"/>
+          </w:tcPr>
+          <w:p>
+            <w:pPr>
+              <w:rPr>
+                <w:lang w:val="en-US"/>
+              </w:rPr>
+            </w:pPr>
+            <w:r>
+              <w:rPr>
+                <w:lang w:val="en-US"/>
+              </w:rPr>
+              <w:t xml:space="preserve">State Management </w:t>
+            </w:r>
+          </w:p>
+        </w:tc>
+        <w:tc>
+          <w:tcPr>
+            <w:tcW w:w="2410" w:type="dxa"/>
+          </w:tcPr>
+          <w:p>
+            <w:pPr>
+              <w:rPr>
+                <w:lang w:val="en-US"/>
+              </w:rPr>
+            </w:pPr>
+            <w:r>
+              <w:rPr>
+                <w:lang w:val="en-US"/>
+              </w:rPr>
+              <w:t>Management states on the global level</w:t>
+            </w:r>
+          </w:p>
+        </w:tc>
+        <w:tc>
+          <w:tcPr>
+            <w:tcW w:w="8980" w:type="dxa"/>
+          </w:tcPr>
+          <w:p>
+            <w:pPr>
+              <w:jc w:val="center"/>
+              <w:rPr>
+                <w:lang w:val="en-US"/>
+              </w:rPr>
+            </w:pPr>
+          </w:p>
+        </w:tc>
+      </w:tr>
+      <w:tr>
+        <w:tc>
+          <w:tcPr>
+            <w:tcW w:w="1784" w:type="dxa"/>
+          </w:tcPr>
+          <w:p>
+            <w:pPr>
+              <w:jc w:val="center"/>
+              <w:rPr>
+                <w:lang w:val="en-US"/>
+              </w:rPr>
+            </w:pPr>
+            <w:r>
+              <w:rPr>
+                <w:lang w:val="en-US"/>
+              </w:rPr>
+              <w:t>21:08</w:t>
+            </w:r>
+          </w:p>
+        </w:tc>
+        <w:tc>
+          <w:tcPr>
+            <w:tcW w:w="2214" w:type="dxa"/>
+          </w:tcPr>
+          <w:p>
+            <w:pPr>
+              <w:rPr>
+                <w:lang w:val="en-US"/>
+              </w:rPr>
+            </w:pPr>
+            <w:r>
+              <w:rPr>
+                <w:lang w:val="en-US"/>
+              </w:rPr>
+              <w:t>react-redux</w:t>
+            </w:r>
+          </w:p>
+        </w:tc>
+        <w:tc>
+          <w:tcPr>
+            <w:tcW w:w="2410" w:type="dxa"/>
+          </w:tcPr>
+          <w:p>
+            <w:pPr>
+              <w:rPr>
+                <w:lang w:val="en-US"/>
+              </w:rPr>
+            </w:pPr>
+            <w:r>
+              <w:rPr>
+                <w:lang w:val="en-US"/>
+              </w:rPr>
+              <w:t xml:space="preserve">Technology \ Library for </w:t>
+            </w:r>
+            <w:proofErr w:type="gramStart"/>
+            <w:r>
+              <w:rPr>
+                <w:lang w:val="en-US"/>
+              </w:rPr>
+              <w:t>creation</w:t>
+            </w:r>
+            <w:proofErr w:type="gramEnd"/>
+            <w:r>
+              <w:rPr>
+                <w:lang w:val="en-US"/>
+              </w:rPr>
+              <w:t xml:space="preserve"> connection between components and </w:t>
+            </w:r>
+            <w:r>
+              <w:rPr>
+                <w:i/>
+                <w:iCs/>
+                <w:lang w:val="en-US"/>
+              </w:rPr>
+              <w:t>store</w:t>
+            </w:r>
+            <w:r>
+              <w:rPr>
+                <w:lang w:val="en-US"/>
+              </w:rPr>
+              <w:t xml:space="preserve"> (</w:t>
+            </w:r>
+            <w:proofErr w:type="spellStart"/>
+            <w:r>
+              <w:rPr>
+                <w:lang w:val="en-US"/>
+              </w:rPr>
+              <w:t>RootReducer</w:t>
+            </w:r>
+            <w:proofErr w:type="spellEnd"/>
+            <w:r>
+              <w:rPr>
+                <w:lang w:val="en-US"/>
+              </w:rPr>
+              <w:t>)</w:t>
+            </w:r>
+          </w:p>
+        </w:tc>
+        <w:tc>
+          <w:tcPr>
+            <w:tcW w:w="8980" w:type="dxa"/>
+          </w:tcPr>
+          <w:p>
+            <w:pPr>
+              <w:jc w:val="center"/>
+              <w:rPr>
+                <w:lang w:val="en-US"/>
+              </w:rPr>
+            </w:pPr>
+          </w:p>
+        </w:tc>
+      </w:tr>
+      <w:tr>
+        <w:tc>
+          <w:tcPr>
+            <w:tcW w:w="1784" w:type="dxa"/>
+          </w:tcPr>
+          <w:p>
+            <w:pPr>
+              <w:jc w:val="center"/>
+              <w:rPr>
+                <w:lang w:val="en-US"/>
+              </w:rPr>
+            </w:pPr>
+            <w:r>
+              <w:rPr>
+                <w:lang w:val="en-US"/>
+              </w:rPr>
+              <w:lastRenderedPageBreak/>
+              <w:t>21:10</w:t>
+            </w:r>
+          </w:p>
+        </w:tc>
+        <w:tc>
+          <w:tcPr>
+            <w:tcW w:w="2214" w:type="dxa"/>
+          </w:tcPr>
+          <w:p>
+            <w:pPr>
+              <w:rPr>
+                <w:lang w:val="en-US"/>
+              </w:rPr>
+            </w:pPr>
+            <w:proofErr w:type="spellStart"/>
+            <w:r>
+              <w:rPr>
+                <w:lang w:val="en-US"/>
+              </w:rPr>
+              <w:t>Legacy_</w:t>
+            </w:r>
+            <w:proofErr w:type="gramStart"/>
+            <w:r>
+              <w:rPr>
+                <w:lang w:val="en-US"/>
+              </w:rPr>
+              <w:t>createStore</w:t>
+            </w:r>
+            <w:proofErr w:type="spellEnd"/>
+            <w:r>
+              <w:rPr>
+                <w:lang w:val="en-US"/>
+              </w:rPr>
+              <w:t>(</w:t>
+            </w:r>
+            <w:proofErr w:type="gramEnd"/>
+            <w:r>
+              <w:rPr>
+                <w:lang w:val="en-US"/>
+              </w:rPr>
+              <w:t>)</w:t>
+            </w:r>
+          </w:p>
+        </w:tc>
+        <w:tc>
+          <w:tcPr>
+            <w:tcW w:w="2410" w:type="dxa"/>
+          </w:tcPr>
+          <w:p>
+            <w:pPr>
+              <w:rPr>
+                <w:lang w:val="en-US"/>
+              </w:rPr>
+            </w:pPr>
+            <w:r>
+              <w:rPr>
+                <w:lang w:val="en-US"/>
+              </w:rPr>
+              <w:t>Function for connection between components</w:t>
+            </w:r>
+          </w:p>
+        </w:tc>
+        <w:tc>
+          <w:tcPr>
+            <w:tcW w:w="8980" w:type="dxa"/>
+          </w:tcPr>
+          <w:p>
+            <w:pPr>
+              <w:jc w:val="center"/>
+              <w:rPr>
+                <w:lang w:val="en-US"/>
+              </w:rPr>
+            </w:pPr>
+            <w:r>
+              <w:rPr>
+                <w:noProof/>
+              </w:rPr>
+              <w:drawing>
+                <wp:inline distT="0" distB="0" distL="0" distR="0" wp14:anchorId="28B33740" wp14:editId="793FF79F">
+                  <wp:extent cx="4956311" cy="3201805"/>
+                  <wp:effectExtent l="114300" t="114300" r="149225" b="151130"/>
+                  <wp:docPr id="1221832832" name="Picture 1"/>
+                  <wp:cNvGraphicFramePr>
+                    <a:graphicFrameLocks xmlns:a="http://schemas.openxmlformats.org/drawingml/2006/main" noChangeAspect="1"/>
+                  </wp:cNvGraphicFramePr>
+                  <a:graphic xmlns:a="http://schemas.openxmlformats.org/drawingml/2006/main">
+                    <a:graphicData uri="http://schemas.openxmlformats.org/drawingml/2006/picture">
+                      <pic:pic xmlns:pic="http://schemas.openxmlformats.org/drawingml/2006/picture">
+                        <pic:nvPicPr>
+                          <pic:cNvPr id="1221832832" name=""/>
+                          <pic:cNvPicPr/>
+                        </pic:nvPicPr>
+                        <pic:blipFill>
+                          <a:blip r:embed="rId26"/>
+                          <a:stretch>
+                            <a:fillRect/>
+                          </a:stretch>
+                        </pic:blipFill>
+                        <pic:spPr>
+                          <a:xfrm>
+                            <a:off x="0" y="0"/>
+                            <a:ext cx="4970977" cy="3211279"/>
+                          </a:xfrm>
+                          <a:prstGeom prst="rect">
+                            <a:avLst/>
+                          </a:prstGeom>
+                          <a:solidFill>
+                            <a:srgbClr val="FFFFFF">
+                              <a:shade val="85000"/>
+                            </a:srgbClr>
+                          </a:solidFill>
+                          <a:ln w="88900" cap="sq">
+                            <a:solidFill>
+                              <a:srgbClr val="FFFFFF"/>
+                            </a:solidFill>
+                            <a:miter lim="800000"/>
+                          </a:ln>
+                          <a:effectLst>
+                            <a:outerShdw blurRad="55000" dist="18000" dir="5400000" algn="tl" rotWithShape="0">
+                              <a:srgbClr val="000000">
+                                <a:alpha val="40000"/>
+                              </a:srgbClr>
+                            </a:outerShdw>
+                          </a:effectLst>
+                          <a:scene3d>
+                            <a:camera prst="orthographicFront"/>
+                            <a:lightRig rig="twoPt" dir="t">
+                              <a:rot lat="0" lon="0" rev="7200000"/>
+                            </a:lightRig>
+                          </a:scene3d>
+                          <a:sp3d>
+                            <a:bevelT w="25400" h="19050"/>
+                            <a:contourClr>
+                              <a:srgbClr val="FFFFFF"/>
+                            </a:contourClr>
+                          </a:sp3d>
+                        </pic:spPr>
+                      </pic:pic>
+                    </a:graphicData>
+                  </a:graphic>
+                </wp:inline>
+              </w:drawing>
+            </w:r>
+            <w:r>
+              <w:rPr>
+                <w:lang w:val="en-US"/>
+              </w:rPr>
+              <w:t xml:space="preserve"> </w:t>
+            </w:r>
+          </w:p>
+        </w:tc>
+      </w:tr>
+      <w:tr>
+        <w:tc>
+          <w:tcPr>
+            <w:tcW w:w="1784" w:type="dxa"/>
+          </w:tcPr>
+          <w:p>
+            <w:pPr>
+              <w:jc w:val="center"/>
+              <w:rPr>
+                <w:lang w:val="en-US"/>
+              </w:rPr>
+            </w:pPr>
+            <w:r>
+              <w:rPr>
+                <w:lang w:val="en-US"/>
+              </w:rPr>
+              <w:t>21:14</w:t>
+            </w:r>
+          </w:p>
+        </w:tc>
+        <w:tc>
+          <w:tcPr>
+            <w:tcW w:w="2214" w:type="dxa"/>
+          </w:tcPr>
+          <w:p>
+            <w:pPr>
+              <w:rPr>
+                <w:lang w:val="en-US"/>
+              </w:rPr>
+            </w:pPr>
+            <w:proofErr w:type="spellStart"/>
+            <w:proofErr w:type="gramStart"/>
+            <w:r>
+              <w:rPr>
+                <w:lang w:val="en-US"/>
+              </w:rPr>
+              <w:t>useSelector</w:t>
+            </w:r>
+            <w:proofErr w:type="spellEnd"/>
+            <w:r>
+              <w:rPr>
+                <w:lang w:val="en-US"/>
+              </w:rPr>
+              <w:t>(</w:t>
+            </w:r>
+            <w:proofErr w:type="gramEnd"/>
+            <w:r>
+              <w:rPr>
+                <w:lang w:val="en-US"/>
+              </w:rPr>
+              <w:t>)</w:t>
+            </w:r>
+          </w:p>
+        </w:tc>
+        <w:tc>
+          <w:tcPr>
+            <w:tcW w:w="2410" w:type="dxa"/>
+          </w:tcPr>
+          <w:p>
+            <w:pPr>
+              <w:rPr>
+                <w:lang w:val="en-US"/>
+              </w:rPr>
+            </w:pPr>
+            <w:r>
+              <w:rPr>
+                <w:lang w:val="en-US"/>
+              </w:rPr>
+              <w:t xml:space="preserve">Hook who </w:t>
+            </w:r>
+            <w:proofErr w:type="gramStart"/>
+            <w:r>
+              <w:rPr>
+                <w:lang w:val="en-US"/>
+              </w:rPr>
+              <w:t>lesson</w:t>
+            </w:r>
+            <w:proofErr w:type="gramEnd"/>
+            <w:r>
+              <w:rPr>
+                <w:lang w:val="en-US"/>
+              </w:rPr>
+              <w:t xml:space="preserve"> the store in live (online)</w:t>
+            </w:r>
+          </w:p>
+        </w:tc>
+        <w:tc>
+          <w:tcPr>
+            <w:tcW w:w="8980" w:type="dxa"/>
+          </w:tcPr>
+          <w:p>
+            <w:pPr>
+              <w:jc w:val="center"/>
+              <w:rPr>
+                <w:lang w:val="en-US"/>
+              </w:rPr>
+            </w:pPr>
+            <w:r>
+              <w:rPr>
+                <w:noProof/>
+              </w:rPr>
+              <w:drawing>
+                <wp:inline distT="0" distB="0" distL="0" distR="0" wp14:anchorId="70594F6F" wp14:editId="3F48B3DE">
+                  <wp:extent cx="4838253" cy="1731909"/>
+                  <wp:effectExtent l="133350" t="114300" r="133985" b="173355"/>
+                  <wp:docPr id="148126551" name="Picture 1"/>
+                  <wp:cNvGraphicFramePr>
+                    <a:graphicFrameLocks xmlns:a="http://schemas.openxmlformats.org/drawingml/2006/main" noChangeAspect="1"/>
+                  </wp:cNvGraphicFramePr>
+                  <a:graphic xmlns:a="http://schemas.openxmlformats.org/drawingml/2006/main">
+                    <a:graphicData uri="http://schemas.openxmlformats.org/drawingml/2006/picture">
+                      <pic:pic xmlns:pic="http://schemas.openxmlformats.org/drawingml/2006/picture">
+                        <pic:nvPicPr>
+                          <pic:cNvPr id="148126551" name=""/>
+                          <pic:cNvPicPr/>
+                        </pic:nvPicPr>
+                        <pic:blipFill>
+                          <a:blip r:embed="rId27"/>
+                          <a:stretch>
+                            <a:fillRect/>
+                          </a:stretch>
+                        </pic:blipFill>
+                        <pic:spPr>
+                          <a:xfrm>
+                            <a:off x="0" y="0"/>
+                            <a:ext cx="4847658" cy="1735276"/>
+                          </a:xfrm>
+                          <a:prstGeom prst="rect">
+                            <a:avLst/>
+                          </a:prstGeom>
+                          <a:solidFill>
+                            <a:srgbClr val="FFFFFF">
+                              <a:shade val="85000"/>
+                            </a:srgbClr>
+                          </a:solidFill>
+                          <a:ln w="88900" cap="sq">
+                            <a:solidFill>
+                              <a:srgbClr val="FFFFFF"/>
+                            </a:solidFill>
+                            <a:miter lim="800000"/>
+                          </a:ln>
+                          <a:effectLst>
+                            <a:outerShdw blurRad="55000" dist="18000" dir="5400000" algn="tl" rotWithShape="0">
+                              <a:srgbClr val="000000">
+                                <a:alpha val="40000"/>
+                              </a:srgbClr>
+                            </a:outerShdw>
+                          </a:effectLst>
+                          <a:scene3d>
+                            <a:camera prst="orthographicFront"/>
+                            <a:lightRig rig="twoPt" dir="t">
+                              <a:rot lat="0" lon="0" rev="7200000"/>
+                            </a:lightRig>
+                          </a:scene3d>
+                          <a:sp3d>
+                            <a:bevelT w="25400" h="19050"/>
+                            <a:contourClr>
+                              <a:srgbClr val="FFFFFF"/>
+                            </a:contourClr>
+                          </a:sp3d>
+                        </pic:spPr>
+                      </pic:pic>
+                    </a:graphicData>
+                  </a:graphic>
+                </wp:inline>
+              </w:drawing>
+            </w:r>
+          </w:p>
+        </w:tc>
+      </w:tr>
+      <w:tr>
+        <w:tc>
+          <w:tcPr>
+            <w:tcW w:w="1784" w:type="dxa"/>
+          </w:tcPr>
+          <w:p>
+            <w:pPr>
+              <w:jc w:val="center"/>
+              <w:rPr>
+                <w:lang w:val="en-US"/>
+              </w:rPr>
+            </w:pPr>
+            <w:r>
+              <w:rPr>
+                <w:lang w:val="en-US"/>
+              </w:rPr>
+              <w:lastRenderedPageBreak/>
+              <w:t>21:20</w:t>
+            </w:r>
+          </w:p>
+        </w:tc>
+        <w:tc>
+          <w:tcPr>
+            <w:tcW w:w="2214" w:type="dxa"/>
+          </w:tcPr>
+          <w:p>
+            <w:pPr>
+              <w:rPr>
+                <w:lang w:val="en-US"/>
+              </w:rPr>
+            </w:pPr>
+            <w:r>
+              <w:rPr>
+                <w:lang w:val="en-US"/>
+              </w:rPr>
+              <w:t>Action</w:t>
+            </w:r>
+          </w:p>
+        </w:tc>
+        <w:tc>
+          <w:tcPr>
+            <w:tcW w:w="2410" w:type="dxa"/>
+          </w:tcPr>
+          <w:p>
+            <w:pPr>
+              <w:rPr>
+                <w:lang w:val="en-US"/>
+              </w:rPr>
+            </w:pPr>
+            <w:r>
+              <w:rPr>
+                <w:lang w:val="en-US"/>
+              </w:rPr>
+              <w:t xml:space="preserve">Action for reducer to do. </w:t>
+            </w:r>
+            <w:r>
+              <w:rPr>
+                <w:lang w:val="en-US"/>
+              </w:rPr>
+              <w:br/>
+              <w:t>Contain:</w:t>
+            </w:r>
+          </w:p>
+          <w:p>
+            <w:pPr>
+              <w:pStyle w:val="ListParagraph"/>
+              <w:numPr>
+                <w:ilvl w:val="0"/>
+                <w:numId w:val="2"/>
+              </w:numPr>
+              <w:rPr>
+                <w:lang w:val="en-US"/>
+              </w:rPr>
+            </w:pPr>
+            <w:r>
+              <w:rPr>
+                <w:lang w:val="en-US"/>
+              </w:rPr>
+              <w:t>Type – string</w:t>
+            </w:r>
+          </w:p>
+          <w:p>
+            <w:pPr>
+              <w:pStyle w:val="ListParagraph"/>
+              <w:numPr>
+                <w:ilvl w:val="0"/>
+                <w:numId w:val="2"/>
+              </w:numPr>
+              <w:rPr>
+                <w:lang w:val="en-US"/>
+              </w:rPr>
+            </w:pPr>
+            <w:r>
+              <w:rPr>
+                <w:lang w:val="en-US"/>
+              </w:rPr>
+              <w:t>Payload -any</w:t>
+            </w:r>
+          </w:p>
+        </w:tc>
+        <w:tc>
+          <w:tcPr>
+            <w:tcW w:w="8980" w:type="dxa"/>
+          </w:tcPr>
+          <w:p>
+            <w:pPr>
+              <w:jc w:val="center"/>
+              <w:rPr>
+                <w:lang w:val="en-US"/>
+              </w:rPr>
+            </w:pPr>
+            <w:r>
+              <w:rPr>
+                <w:noProof/>
+              </w:rPr>
+              <w:drawing>
+                <wp:inline distT="0" distB="0" distL="0" distR="0" wp14:anchorId="7176D8DA" wp14:editId="2DED3672">
+                  <wp:extent cx="4063253" cy="3151233"/>
+                  <wp:effectExtent l="133350" t="114300" r="147320" b="163830"/>
+                  <wp:docPr id="1864044161" name="Picture 1"/>
+                  <wp:cNvGraphicFramePr>
+                    <a:graphicFrameLocks xmlns:a="http://schemas.openxmlformats.org/drawingml/2006/main" noChangeAspect="1"/>
+                  </wp:cNvGraphicFramePr>
+                  <a:graphic xmlns:a="http://schemas.openxmlformats.org/drawingml/2006/main">
+                    <a:graphicData uri="http://schemas.openxmlformats.org/drawingml/2006/picture">
+                      <pic:pic xmlns:pic="http://schemas.openxmlformats.org/drawingml/2006/picture">
+                        <pic:nvPicPr>
+                          <pic:cNvPr id="1864044161" name=""/>
+                          <pic:cNvPicPr/>
+                        </pic:nvPicPr>
+                        <pic:blipFill>
+                          <a:blip r:embed="rId28"/>
+                          <a:stretch>
+                            <a:fillRect/>
+                          </a:stretch>
+                        </pic:blipFill>
+                        <pic:spPr>
+                          <a:xfrm>
+                            <a:off x="0" y="0"/>
+                            <a:ext cx="4074070" cy="3159622"/>
+                          </a:xfrm>
+                          <a:prstGeom prst="rect">
+                            <a:avLst/>
+                          </a:prstGeom>
+                          <a:solidFill>
+                            <a:srgbClr val="FFFFFF">
+                              <a:shade val="85000"/>
+                            </a:srgbClr>
+                          </a:solidFill>
+                          <a:ln w="88900" cap="sq">
+                            <a:solidFill>
+                              <a:srgbClr val="FFFFFF"/>
+                            </a:solidFill>
+                            <a:miter lim="800000"/>
+                          </a:ln>
+                          <a:effectLst>
+                            <a:outerShdw blurRad="55000" dist="18000" dir="5400000" algn="tl" rotWithShape="0">
+                              <a:srgbClr val="000000">
+                                <a:alpha val="40000"/>
+                              </a:srgbClr>
+                            </a:outerShdw>
+                          </a:effectLst>
+                          <a:scene3d>
+                            <a:camera prst="orthographicFront"/>
+                            <a:lightRig rig="twoPt" dir="t">
+                              <a:rot lat="0" lon="0" rev="7200000"/>
+                            </a:lightRig>
+                          </a:scene3d>
+                          <a:sp3d>
+                            <a:bevelT w="25400" h="19050"/>
+                            <a:contourClr>
+                              <a:srgbClr val="FFFFFF"/>
+                            </a:contourClr>
+                          </a:sp3d>
+                        </pic:spPr>
+                      </pic:pic>
+                    </a:graphicData>
+                  </a:graphic>
+                </wp:inline>
+              </w:drawing>
+            </w:r>
+          </w:p>
+        </w:tc>
+      </w:tr>
+      <w:tr>
+        <w:tc>
+          <w:tcPr>
+            <w:tcW w:w="1784" w:type="dxa"/>
+          </w:tcPr>
+          <w:p>
+            <w:pPr>
+              <w:jc w:val="center"/>
+              <w:rPr>
+                <w:lang w:val="en-US"/>
+              </w:rPr>
+            </w:pPr>
+            <w:r>
+              <w:rPr>
+                <w:lang w:val="en-US"/>
+              </w:rPr>
+              <w:lastRenderedPageBreak/>
+              <w:t>21:22</w:t>
+            </w:r>
+          </w:p>
+        </w:tc>
+        <w:tc>
+          <w:tcPr>
+            <w:tcW w:w="2214" w:type="dxa"/>
+          </w:tcPr>
+          <w:p>
+            <w:pPr>
+              <w:rPr>
+                <w:lang w:val="en-US"/>
+              </w:rPr>
+            </w:pPr>
+            <w:proofErr w:type="spellStart"/>
+            <w:proofErr w:type="gramStart"/>
+            <w:r>
+              <w:rPr>
+                <w:lang w:val="en-US"/>
+              </w:rPr>
+              <w:t>useDispatch</w:t>
+            </w:r>
+            <w:proofErr w:type="spellEnd"/>
+            <w:r>
+              <w:rPr>
+                <w:lang w:val="en-US"/>
+              </w:rPr>
+              <w:t>(</w:t>
+            </w:r>
+            <w:proofErr w:type="gramEnd"/>
+            <w:r>
+              <w:rPr>
+                <w:lang w:val="en-US"/>
+              </w:rPr>
+              <w:t>)</w:t>
+            </w:r>
+          </w:p>
+        </w:tc>
+        <w:tc>
+          <w:tcPr>
+            <w:tcW w:w="2410" w:type="dxa"/>
+          </w:tcPr>
+          <w:p>
+            <w:pPr>
+              <w:rPr>
+                <w:lang w:val="en-US"/>
+              </w:rPr>
+            </w:pPr>
+            <w:r>
+              <w:rPr>
+                <w:lang w:val="en-US"/>
+              </w:rPr>
+              <w:t>For updating reduce data</w:t>
+            </w:r>
+          </w:p>
+        </w:tc>
+        <w:tc>
+          <w:tcPr>
+            <w:tcW w:w="8980" w:type="dxa"/>
+          </w:tcPr>
+          <w:p>
+            <w:pPr>
+              <w:jc w:val="center"/>
+              <w:rPr>
+                <w:lang w:val="en-US"/>
+              </w:rPr>
+            </w:pPr>
+            <w:r>
+              <w:rPr>
+                <w:noProof/>
+              </w:rPr>
+              <w:drawing>
+                <wp:inline distT="0" distB="0" distL="0" distR="0" wp14:anchorId="1ED5E410" wp14:editId="0D023256">
+                  <wp:extent cx="5088606" cy="3881012"/>
+                  <wp:effectExtent l="133350" t="114300" r="131445" b="158115"/>
+                  <wp:docPr id="1716512466" name="Picture 1"/>
+                  <wp:cNvGraphicFramePr>
+                    <a:graphicFrameLocks xmlns:a="http://schemas.openxmlformats.org/drawingml/2006/main" noChangeAspect="1"/>
+                  </wp:cNvGraphicFramePr>
+                  <a:graphic xmlns:a="http://schemas.openxmlformats.org/drawingml/2006/main">
+                    <a:graphicData uri="http://schemas.openxmlformats.org/drawingml/2006/picture">
+                      <pic:pic xmlns:pic="http://schemas.openxmlformats.org/drawingml/2006/picture">
+                        <pic:nvPicPr>
+                          <pic:cNvPr id="1716512466" name=""/>
+                          <pic:cNvPicPr/>
+                        </pic:nvPicPr>
+                        <pic:blipFill>
+                          <a:blip r:embed="rId29"/>
+                          <a:stretch>
+                            <a:fillRect/>
+                          </a:stretch>
+                        </pic:blipFill>
+                        <pic:spPr>
+                          <a:xfrm>
+                            <a:off x="0" y="0"/>
+                            <a:ext cx="5094224" cy="3885297"/>
+                          </a:xfrm>
+                          <a:prstGeom prst="rect">
+                            <a:avLst/>
+                          </a:prstGeom>
+                          <a:solidFill>
+                            <a:srgbClr val="FFFFFF">
+                              <a:shade val="85000"/>
+                            </a:srgbClr>
+                          </a:solidFill>
+                          <a:ln w="88900" cap="sq">
+                            <a:solidFill>
+                              <a:srgbClr val="FFFFFF"/>
+                            </a:solidFill>
+                            <a:miter lim="800000"/>
+                          </a:ln>
+                          <a:effectLst>
+                            <a:outerShdw blurRad="55000" dist="18000" dir="5400000" algn="tl" rotWithShape="0">
+                              <a:srgbClr val="000000">
+                                <a:alpha val="40000"/>
+                              </a:srgbClr>
+                            </a:outerShdw>
+                          </a:effectLst>
+                          <a:scene3d>
+                            <a:camera prst="orthographicFront"/>
+                            <a:lightRig rig="twoPt" dir="t">
+                              <a:rot lat="0" lon="0" rev="7200000"/>
+                            </a:lightRig>
+                          </a:scene3d>
+                          <a:sp3d>
+                            <a:bevelT w="25400" h="19050"/>
+                            <a:contourClr>
+                              <a:srgbClr val="FFFFFF"/>
+                            </a:contourClr>
+                          </a:sp3d>
+                        </pic:spPr>
+                      </pic:pic>
+                    </a:graphicData>
+                  </a:graphic>
+                </wp:inline>
+              </w:drawing>
+            </w:r>
+          </w:p>
+        </w:tc>
+      </w:tr>
+      <w:tr>
+        <w:tc>
+          <w:tcPr>
+            <w:tcW w:w="1784" w:type="dxa"/>
+          </w:tcPr>
+          <w:p>
+            <w:pPr>
+              <w:jc w:val="center"/>
+              <w:rPr>
+                <w:lang w:val="en-US"/>
+              </w:rPr>
+            </w:pPr>
+          </w:p>
+        </w:tc>
+        <w:tc>
+          <w:tcPr>
+            <w:tcW w:w="2214" w:type="dxa"/>
+          </w:tcPr>
+          <w:p>
+            <w:pPr>
+              <w:rPr>
+                <w:lang w:val="en-US"/>
+              </w:rPr>
+            </w:pPr>
+          </w:p>
+        </w:tc>
+        <w:tc>
+          <w:tcPr>
+            <w:tcW w:w="2410" w:type="dxa"/>
+          </w:tcPr>
+          <w:p>
+            <w:pPr>
+              <w:rPr>
+                <w:lang w:val="en-US"/>
+              </w:rPr>
+            </w:pPr>
+          </w:p>
+        </w:tc>
+        <w:tc>
+          <w:tcPr>
+            <w:tcW w:w="8980" w:type="dxa"/>
+          </w:tcPr>
+          <w:p>
+            <w:pPr>
+              <w:jc w:val="center"/>
+              <w:rPr>
+                <w:lang w:val="en-US"/>
+              </w:rPr>
+            </w:pPr>
+          </w:p>
+        </w:tc>
+      </w:tr>
+      <w:tr>
+        <w:tc>
+          <w:tcPr>
+            <w:tcW w:w="1784" w:type="dxa"/>
+          </w:tcPr>
+          <w:p>
+            <w:pPr>
+              <w:jc w:val="center"/>
+              <w:rPr>
+                <w:lang w:val="en-US"/>
+              </w:rPr>
+            </w:pPr>
+          </w:p>
+        </w:tc>
+        <w:tc>
+          <w:tcPr>
+            <w:tcW w:w="2214" w:type="dxa"/>
+          </w:tcPr>
+          <w:p>
+            <w:pPr>
+              <w:rPr>
+                <w:lang w:val="en-US"/>
+              </w:rPr>
+            </w:pPr>
+          </w:p>
+        </w:tc>
+        <w:tc>
+          <w:tcPr>
+            <w:tcW w:w="2410" w:type="dxa"/>
+          </w:tcPr>
+          <w:p>
+            <w:pPr>
+              <w:rPr>
+                <w:lang w:val="en-US"/>
+              </w:rPr>
+            </w:pPr>
+          </w:p>
+        </w:tc>
+        <w:tc>
+          <w:tcPr>
+            <w:tcW w:w="8980" w:type="dxa"/>
+          </w:tcPr>
+          <w:p>
+            <w:pPr>
+              <w:jc w:val="center"/>
+              <w:rPr>
+                <w:lang w:val="en-US"/>
+              </w:rPr>
+            </w:pPr>
+          </w:p>
+        </w:tc>
+      </w:tr>
+      <w:tr>
+        <w:tc>
+          <w:tcPr>
+            <w:tcW w:w="1784" w:type="dxa"/>
+          </w:tcPr>
+          <w:p>
+            <w:pPr>
+              <w:jc w:val="center"/>
+              <w:rPr>
+                <w:lang w:val="en-US"/>
+              </w:rPr>
+            </w:pPr>
+          </w:p>
+        </w:tc>
+        <w:tc>
+          <w:tcPr>
+            <w:tcW w:w="2214" w:type="dxa"/>
+          </w:tcPr>
+          <w:p>
+            <w:pPr>
+              <w:rPr>
+                <w:lang w:val="en-US"/>
+              </w:rPr>
+            </w:pPr>
+          </w:p>
+        </w:tc>
+        <w:tc>
+          <w:tcPr>
+            <w:tcW w:w="2410" w:type="dxa"/>
+          </w:tcPr>
+          <w:p>
+            <w:pPr>
+              <w:rPr>
+                <w:lang w:val="en-US"/>
+              </w:rPr>
+            </w:pPr>
+          </w:p>
+        </w:tc>
+        <w:tc>
+          <w:tcPr>
+            <w:tcW w:w="8980" w:type="dxa"/>
+          </w:tcPr>
+          <w:p>
+            <w:pPr>
+              <w:jc w:val="center"/>
+              <w:rPr>
+                <w:lang w:val="en-US"/>
+              </w:rPr>
+            </w:pPr>
+          </w:p>
+        </w:tc>
+      </w:tr>
+      <w:tr>
+        <w:tc>
+          <w:tcPr>
+            <w:tcW w:w="1784" w:type="dxa"/>
+          </w:tcPr>
+          <w:p>
+            <w:pPr>
+              <w:jc w:val="center"/>
+              <w:rPr>
+                <w:lang w:val="en-US"/>
+              </w:rPr>
+            </w:pPr>
+          </w:p>
+        </w:tc>
+        <w:tc>
+          <w:tcPr>
+            <w:tcW w:w="2214" w:type="dxa"/>
+          </w:tcPr>
+          <w:p>
+            <w:pPr>
+              <w:rPr>
+                <w:lang w:val="en-US"/>
+              </w:rPr>
+            </w:pPr>
+          </w:p>
+        </w:tc>
+        <w:tc>
+          <w:tcPr>
+            <w:tcW w:w="2410" w:type="dxa"/>
+          </w:tcPr>
+          <w:p>
+            <w:pPr>
+              <w:rPr>
+                <w:lang w:val="en-US"/>
+              </w:rPr>
+            </w:pPr>
+          </w:p>
+        </w:tc>
+        <w:tc>
+          <w:tcPr>
+            <w:tcW w:w="8980" w:type="dxa"/>
+          </w:tcPr>
+          <w:p>
+            <w:pPr>
+              <w:jc w:val="center"/>
+              <w:rPr>
+                <w:lang w:val="en-US"/>
+              </w:rPr>
+            </w:pPr>
+          </w:p>
+        </w:tc>
+      </w:tr>
+    </w:tbl>
+    <w:p>
+      <w:pPr>
+        <w:rPr>
+          <w:b/>
+          <w:bCs/>
+          <w:lang w:val="en-US"/>
+        </w:rPr>
+      </w:pPr>
     </w:p>
     <w:sectPr>
-      <w:pgSz w:w="11906" w:h="16838"/>
+      <w:pgSz w:w="16838" w:h="11906" w:orient="landscape"/>
       <w:pgMar w:top="720" w:right="720" w:bottom="720" w:left="720" w:header="708" w:footer="708" w:gutter="0"/>
       <w:cols w:space="708"/>
       <w:docGrid w:linePitch="360"/>
     </w:sectPr>
   </w:body>
 </w:document>
+</file>
+
+<file path=word/numbering.xml><?xml version="1.0" encoding="utf-8"?>
+<w:numbering xmlns:wpc="http://schemas.microsoft.com/office/word/2010/wordprocessingCanvas" xmlns:cx="http://schemas.microsoft.com/office/drawing/2014/chartex" xmlns:cx1="http://schemas.microsoft.com/office/drawing/2015/9/8/chartex" xmlns:cx2="http://schemas.microsoft.com/office/drawing/2015/10/21/chartex" xmlns:cx3="http://schemas.microsoft.com/office/drawing/2016/5/9/chartex" xmlns:cx4="http://schemas.microsoft.com/office/drawing/2016/5/10/chartex" xmlns:cx5="http://schemas.microsoft.com/office/drawing/2016/5/11/chartex" xmlns:cx6="http://schemas.microsoft.com/office/drawing/2016/5/12/chartex" xmlns:cx7="http://schemas.microsoft.com/office/drawing/2016/5/13/chartex" xmlns:cx8="http://schemas.microsoft.com/office/drawing/2016/5/14/chartex" xmlns:mc="http://schemas.openxmlformats.org/markup-compatibility/2006" xmlns:aink="http://schemas.microsoft.com/office/drawing/2016/ink" xmlns:am3d="http://schemas.microsoft.com/office/drawing/2017/model3d" xmlns:o="urn:schemas-microsoft-com:office:office" xmlns:oel="http://schemas.microsoft.com/office/2019/extlst" xmlns:r="http://schemas.openxmlformats.org/officeDocument/2006/relationships" xmlns:m="http://schemas.openxmlformats.org/officeDocument/2006/math" xmlns:v="urn:schemas-microsoft-com:vml" xmlns:wp14="http://schemas.microsoft.com/office/word/2010/wordprocessingDrawing" xmlns:wp="http://schemas.openxmlformats.org/drawingml/2006/wordprocessingDrawing" xmlns:w10="urn:schemas-microsoft-com:office:word" xmlns:w="http://schemas.openxmlformats.org/wordprocessingml/2006/main" xmlns:w14="http://schemas.microsoft.com/office/word/2010/wordml" xmlns:w15="http://schemas.microsoft.com/office/word/2012/wordml" xmlns:w16cex="http://schemas.microsoft.com/office/word/2018/wordml/cex" xmlns:w16cid="http://schemas.microsoft.com/office/word/2016/wordml/cid" xmlns:w16="http://schemas.microsoft.com/office/word/2018/wordml" xmlns:w16du="http://schemas.microsoft.com/office/word/2023/wordml/word16du" xmlns:w16sdtdh="http://schemas.microsoft.com/office/word/2020/wordml/sdtdatahash" xmlns:w16sdtfl="http://schemas.microsoft.com/office/word/2024/wordml/sdtformatlock" xmlns:w16se="http://schemas.microsoft.com/office/word/2015/wordml/symex" xmlns:wpg="http://schemas.microsoft.com/office/word/2010/wordprocessingGroup" xmlns:wpi="http://schemas.microsoft.com/office/word/2010/wordprocessingInk" xmlns:wne="http://schemas.microsoft.com/office/word/2006/wordml" xmlns:wps="http://schemas.microsoft.com/office/word/2010/wordprocessingShape" mc:Ignorable="w14 w15 w16se w16cid w16 w16cex w16sdtdh w16sdtfl w16du wp14">
+  <w:abstractNum w:abstractNumId="0" w15:restartNumberingAfterBreak="0">
+    <w:nsid w:val="1431466F"/>
+    <w:multiLevelType w:val="hybridMultilevel"/>
+    <w:tmpl w:val="4CACD344"/>
+    <w:lvl w:ilvl="0" w:tplc="39863944">
+      <w:numFmt w:val="bullet"/>
+      <w:lvlText w:val="-"/>
+      <w:lvlJc w:val="left"/>
+      <w:pPr>
+        <w:ind w:left="405" w:hanging="360"/>
+      </w:pPr>
+      <w:rPr>
+        <w:rFonts w:ascii="Aptos" w:eastAsiaTheme="minorHAnsi" w:hAnsi="Aptos" w:cstheme="minorBidi" w:hint="default"/>
+      </w:rPr>
+    </w:lvl>
+    <w:lvl w:ilvl="1" w:tplc="20000003" w:tentative="1">
+      <w:start w:val="1"/>
+      <w:numFmt w:val="bullet"/>
+      <w:lvlText w:val="o"/>
+      <w:lvlJc w:val="left"/>
+      <w:pPr>
+        <w:ind w:left="1125" w:hanging="360"/>
+      </w:pPr>
+      <w:rPr>
+        <w:rFonts w:ascii="Courier New" w:hAnsi="Courier New" w:cs="Courier New" w:hint="default"/>
+      </w:rPr>
+    </w:lvl>
+    <w:lvl w:ilvl="2" w:tplc="20000005" w:tentative="1">
+      <w:start w:val="1"/>
+      <w:numFmt w:val="bullet"/>
+      <w:lvlText w:val=""/>
+      <w:lvlJc w:val="left"/>
+      <w:pPr>
+        <w:ind w:left="1845" w:hanging="360"/>
+      </w:pPr>
+      <w:rPr>
+        <w:rFonts w:ascii="Wingdings" w:hAnsi="Wingdings" w:hint="default"/>
+      </w:rPr>
+    </w:lvl>
+    <w:lvl w:ilvl="3" w:tplc="20000001" w:tentative="1">
+      <w:start w:val="1"/>
+      <w:numFmt w:val="bullet"/>
+      <w:lvlText w:val=""/>
+      <w:lvlJc w:val="left"/>
+      <w:pPr>
+        <w:ind w:left="2565" w:hanging="360"/>
+      </w:pPr>
+      <w:rPr>
+        <w:rFonts w:ascii="Symbol" w:hAnsi="Symbol" w:hint="default"/>
+      </w:rPr>
+    </w:lvl>
+    <w:lvl w:ilvl="4" w:tplc="20000003" w:tentative="1">
+      <w:start w:val="1"/>
+      <w:numFmt w:val="bullet"/>
+      <w:lvlText w:val="o"/>
+      <w:lvlJc w:val="left"/>
+      <w:pPr>
+        <w:ind w:left="3285" w:hanging="360"/>
+      </w:pPr>
+      <w:rPr>
+        <w:rFonts w:ascii="Courier New" w:hAnsi="Courier New" w:cs="Courier New" w:hint="default"/>
+      </w:rPr>
+    </w:lvl>
+    <w:lvl w:ilvl="5" w:tplc="20000005" w:tentative="1">
+      <w:start w:val="1"/>
+      <w:numFmt w:val="bullet"/>
+      <w:lvlText w:val=""/>
+      <w:lvlJc w:val="left"/>
+      <w:pPr>
+        <w:ind w:left="4005" w:hanging="360"/>
+      </w:pPr>
+      <w:rPr>
+        <w:rFonts w:ascii="Wingdings" w:hAnsi="Wingdings" w:hint="default"/>
+      </w:rPr>
+    </w:lvl>
+    <w:lvl w:ilvl="6" w:tplc="20000001" w:tentative="1">
+      <w:start w:val="1"/>
+      <w:numFmt w:val="bullet"/>
+      <w:lvlText w:val=""/>
+      <w:lvlJc w:val="left"/>
+      <w:pPr>
+        <w:ind w:left="4725" w:hanging="360"/>
+      </w:pPr>
+      <w:rPr>
+        <w:rFonts w:ascii="Symbol" w:hAnsi="Symbol" w:hint="default"/>
+      </w:rPr>
+    </w:lvl>
+    <w:lvl w:ilvl="7" w:tplc="20000003" w:tentative="1">
+      <w:start w:val="1"/>
+      <w:numFmt w:val="bullet"/>
+      <w:lvlText w:val="o"/>
+      <w:lvlJc w:val="left"/>
+      <w:pPr>
+        <w:ind w:left="5445" w:hanging="360"/>
+      </w:pPr>
+      <w:rPr>
+        <w:rFonts w:ascii="Courier New" w:hAnsi="Courier New" w:cs="Courier New" w:hint="default"/>
+      </w:rPr>
+    </w:lvl>
+    <w:lvl w:ilvl="8" w:tplc="20000005" w:tentative="1">
+      <w:start w:val="1"/>
+      <w:numFmt w:val="bullet"/>
+      <w:lvlText w:val=""/>
+      <w:lvlJc w:val="left"/>
+      <w:pPr>
+        <w:ind w:left="6165" w:hanging="360"/>
+      </w:pPr>
+      <w:rPr>
+        <w:rFonts w:ascii="Wingdings" w:hAnsi="Wingdings" w:hint="default"/>
+      </w:rPr>
+    </w:lvl>
+  </w:abstractNum>
+  <w:abstractNum w:abstractNumId="1" w15:restartNumberingAfterBreak="0">
+    <w:nsid w:val="180E08C3"/>
+    <w:multiLevelType w:val="hybridMultilevel"/>
+    <w:tmpl w:val="9B32475C"/>
+    <w:lvl w:ilvl="0" w:tplc="2000000F">
+      <w:start w:val="1"/>
+      <w:numFmt w:val="decimal"/>
+      <w:lvlText w:val="%1."/>
+      <w:lvlJc w:val="left"/>
+      <w:pPr>
+        <w:ind w:left="360" w:hanging="360"/>
+      </w:pPr>
+      <w:rPr>
+        <w:rFonts w:hint="default"/>
+      </w:rPr>
+    </w:lvl>
+    <w:lvl w:ilvl="1" w:tplc="20000019" w:tentative="1">
+      <w:start w:val="1"/>
+      <w:numFmt w:val="lowerLetter"/>
+      <w:lvlText w:val="%2."/>
+      <w:lvlJc w:val="left"/>
+      <w:pPr>
+        <w:ind w:left="1080" w:hanging="360"/>
+      </w:pPr>
+    </w:lvl>
+    <w:lvl w:ilvl="2" w:tplc="2000001B" w:tentative="1">
+      <w:start w:val="1"/>
+      <w:numFmt w:val="lowerRoman"/>
+      <w:lvlText w:val="%3."/>
+      <w:lvlJc w:val="right"/>
+      <w:pPr>
+        <w:ind w:left="1800" w:hanging="180"/>
+      </w:pPr>
+    </w:lvl>
+    <w:lvl w:ilvl="3" w:tplc="2000000F" w:tentative="1">
+      <w:start w:val="1"/>
+      <w:numFmt w:val="decimal"/>
+      <w:lvlText w:val="%4."/>
+      <w:lvlJc w:val="left"/>
+      <w:pPr>
+        <w:ind w:left="2520" w:hanging="360"/>
+      </w:pPr>
+    </w:lvl>
+    <w:lvl w:ilvl="4" w:tplc="20000019" w:tentative="1">
+      <w:start w:val="1"/>
+      <w:numFmt w:val="lowerLetter"/>
+      <w:lvlText w:val="%5."/>
+      <w:lvlJc w:val="left"/>
+      <w:pPr>
+        <w:ind w:left="3240" w:hanging="360"/>
+      </w:pPr>
+    </w:lvl>
+    <w:lvl w:ilvl="5" w:tplc="2000001B" w:tentative="1">
+      <w:start w:val="1"/>
+      <w:numFmt w:val="lowerRoman"/>
+      <w:lvlText w:val="%6."/>
+      <w:lvlJc w:val="right"/>
+      <w:pPr>
+        <w:ind w:left="3960" w:hanging="180"/>
+      </w:pPr>
+    </w:lvl>
+    <w:lvl w:ilvl="6" w:tplc="2000000F" w:tentative="1">
+      <w:start w:val="1"/>
+      <w:numFmt w:val="decimal"/>
+      <w:lvlText w:val="%7."/>
+      <w:lvlJc w:val="left"/>
+      <w:pPr>
+        <w:ind w:left="4680" w:hanging="360"/>
+      </w:pPr>
+    </w:lvl>
+    <w:lvl w:ilvl="7" w:tplc="20000019" w:tentative="1">
+      <w:start w:val="1"/>
+      <w:numFmt w:val="lowerLetter"/>
+      <w:lvlText w:val="%8."/>
+      <w:lvlJc w:val="left"/>
+      <w:pPr>
+        <w:ind w:left="5400" w:hanging="360"/>
+      </w:pPr>
+    </w:lvl>
+    <w:lvl w:ilvl="8" w:tplc="2000001B" w:tentative="1">
+      <w:start w:val="1"/>
+      <w:numFmt w:val="lowerRoman"/>
+      <w:lvlText w:val="%9."/>
+      <w:lvlJc w:val="right"/>
+      <w:pPr>
+        <w:ind w:left="6120" w:hanging="180"/>
+      </w:pPr>
+    </w:lvl>
+  </w:abstractNum>
+  <w:num w:numId="1" w16cid:durableId="589851021">
+    <w:abstractNumId w:val="0"/>
+  </w:num>
+  <w:num w:numId="2" w16cid:durableId="627516009">
+    <w:abstractNumId w:val="1"/>
+  </w:num>
+</w:numbering>
 </file>
 
 <file path=word/styles.xml><?xml version="1.0" encoding="utf-8"?>
@@ -1073,7 +6963,7 @@
   <w:style w:type="paragraph" w:default="1" w:styleId="Normal">
     <w:name w:val="Normal"/>
     <w:qFormat/>
-    <w:rsid w:val="00652DE1"/>
+    <w:rsid w:val="004333B1"/>
   </w:style>
   <w:style w:type="paragraph" w:styleId="Heading1">
     <w:name w:val="heading 1"/>
@@ -1277,6 +7167,7 @@
   <w:style w:type="character" w:default="1" w:styleId="DefaultParagraphFont">
     <w:name w:val="Default Paragraph Font"/>
     <w:uiPriority w:val="1"/>
+    <w:semiHidden/>
     <w:unhideWhenUsed/>
   </w:style>
   <w:style w:type="table" w:default="1" w:styleId="TableNormal">
@@ -1905,4 +7796,16 @@
     </a:ext>
   </a:extLst>
 </a:theme>
+</file>
+
+<file path=customXml/item1.xml><?xml version="1.0" encoding="utf-8"?>
+<b:Sources xmlns:b="http://schemas.openxmlformats.org/officeDocument/2006/bibliography" xmlns="http://schemas.openxmlformats.org/officeDocument/2006/bibliography" SelectedStyle="\APASixthEditionOfficeOnline.xsl" StyleName="APA" Version="6"/>
+</file>
+
+<file path=customXml/itemProps1.xml><?xml version="1.0" encoding="utf-8"?>
+<ds:datastoreItem xmlns:ds="http://schemas.openxmlformats.org/officeDocument/2006/customXml" ds:itemID="{20FE3C09-2328-495B-ACF2-2D87032820F5}">
+  <ds:schemaRefs>
+    <ds:schemaRef ds:uri="http://schemas.openxmlformats.org/officeDocument/2006/bibliography"/>
+  </ds:schemaRefs>
+</ds:datastoreItem>
 </file>
--- a/React_053.docx
+++ b/React_053.docx
@@ -3678,19 +3678,7 @@
               <w:rPr>
                 <w:lang w:val="en-US"/>
               </w:rPr>
-              <w:t>Passing</w:t>
-            </w:r>
-            <w:r>
-              <w:rPr>
-                <w:lang w:val="en-US"/>
-              </w:rPr>
-              <w:t xml:space="preserve"> params (id)</w:t>
-            </w:r>
-            <w:r>
-              <w:rPr>
-                <w:lang w:val="en-US"/>
-              </w:rPr>
-              <w:t xml:space="preserve"> on URL</w:t>
+              <w:t>Passing params (id) on URL</w:t>
             </w:r>
           </w:p>
           <w:p>
@@ -5158,33 +5146,7 @@
                 <w:highlight w:val="yellow"/>
                 <w:lang w:val="en-US"/>
               </w:rPr>
-              <w:t xml:space="preserve"> i </w:t>
-            </w:r>
-            <w:r>
-              <w:rPr>
-                <w:b/>
-                <w:bCs/>
-                <w:i/>
-                <w:iCs/>
-                <w:sz w:val="36"/>
-                <w:szCs w:val="36"/>
-                <w:highlight w:val="yellow"/>
-                <w:lang w:val="en-US"/>
-              </w:rPr>
-              <w:t>react-</w:t>
-            </w:r>
-            <w:r>
-              <w:rPr>
-                <w:b/>
-                <w:bCs/>
-                <w:i/>
-                <w:iCs/>
-                <w:sz w:val="36"/>
-                <w:szCs w:val="36"/>
-                <w:highlight w:val="yellow"/>
-                <w:lang w:val="en-US"/>
-              </w:rPr>
-              <w:t>redux</w:t>
+              <w:t xml:space="preserve"> i react-redux</w:t>
             </w:r>
           </w:p>
         </w:tc>
@@ -6334,6 +6296,486 @@
     </w:tbl>
     <w:p>
       <w:pPr>
+        <w:rPr>
+          <w:b/>
+          <w:bCs/>
+          <w:rtl/>
+          <w:lang w:val="en-US"/>
+        </w:rPr>
+      </w:pPr>
+    </w:p>
+    <w:p>
+      <w:pPr>
+        <w:rPr>
+          <w:b/>
+          <w:bCs/>
+          <w:rtl/>
+          <w:lang w:val="en-US"/>
+        </w:rPr>
+      </w:pPr>
+    </w:p>
+    <w:p>
+      <w:pPr>
+        <w:jc w:val="center"/>
+        <w:rPr>
+          <w:b/>
+          <w:bCs/>
+          <w:rtl/>
+          <w:lang w:val="en-US"/>
+        </w:rPr>
+      </w:pPr>
+    </w:p>
+    <w:p>
+      <w:pPr>
+        <w:jc w:val="center"/>
+        <w:rPr>
+          <w:b/>
+          <w:bCs/>
+          <w:rtl/>
+          <w:lang w:val="en-US"/>
+        </w:rPr>
+      </w:pPr>
+    </w:p>
+    <w:p>
+      <w:pPr>
+        <w:jc w:val="center"/>
+        <w:rPr>
+          <w:b/>
+          <w:bCs/>
+          <w:rtl/>
+          <w:lang w:val="en-US"/>
+        </w:rPr>
+      </w:pPr>
+    </w:p>
+    <w:p>
+      <w:pPr>
+        <w:jc w:val="center"/>
+        <w:rPr>
+          <w:b/>
+          <w:bCs/>
+          <w:rtl/>
+          <w:lang w:val="en-US"/>
+        </w:rPr>
+      </w:pPr>
+    </w:p>
+    <w:p>
+      <w:pPr>
+        <w:jc w:val="center"/>
+        <w:rPr>
+          <w:b/>
+          <w:bCs/>
+          <w:lang w:val="en-US"/>
+        </w:rPr>
+      </w:pPr>
+      <w:r>
+        <w:rPr>
+          <w:b/>
+          <w:bCs/>
+          <w:lang w:val="en-US"/>
+        </w:rPr>
+        <w:lastRenderedPageBreak/>
+        <w:t>Lesson – 05</w:t>
+      </w:r>
+    </w:p>
+    <w:tbl>
+      <w:tblPr>
+        <w:tblStyle w:val="TableGrid"/>
+        <w:tblW w:w="0" w:type="auto"/>
+        <w:tblLook w:val="04A0" w:firstRow="1" w:lastRow="0" w:firstColumn="1" w:lastColumn="0" w:noHBand="0" w:noVBand="1"/>
+      </w:tblPr>
+      <w:tblGrid>
+        <w:gridCol w:w="1784"/>
+        <w:gridCol w:w="2214"/>
+        <w:gridCol w:w="2410"/>
+        <w:gridCol w:w="8980"/>
+      </w:tblGrid>
+      <w:tr>
+        <w:tc>
+          <w:tcPr>
+            <w:tcW w:w="1784" w:type="dxa"/>
+          </w:tcPr>
+          <w:p>
+            <w:pPr>
+              <w:jc w:val="center"/>
+              <w:rPr>
+                <w:b/>
+                <w:bCs/>
+                <w:lang w:val="en-US"/>
+              </w:rPr>
+            </w:pPr>
+            <w:r>
+              <w:rPr>
+                <w:lang w:val="en-US"/>
+              </w:rPr>
+              <w:t>Time</w:t>
+            </w:r>
+          </w:p>
+        </w:tc>
+        <w:tc>
+          <w:tcPr>
+            <w:tcW w:w="2214" w:type="dxa"/>
+          </w:tcPr>
+          <w:p>
+            <w:pPr>
+              <w:rPr>
+                <w:b/>
+                <w:bCs/>
+                <w:lang w:val="en-US"/>
+              </w:rPr>
+            </w:pPr>
+            <w:r>
+              <w:rPr>
+                <w:lang w:val="en-US"/>
+              </w:rPr>
+              <w:t>Concept</w:t>
+            </w:r>
+          </w:p>
+        </w:tc>
+        <w:tc>
+          <w:tcPr>
+            <w:tcW w:w="2410" w:type="dxa"/>
+          </w:tcPr>
+          <w:p>
+            <w:pPr>
+              <w:rPr>
+                <w:b/>
+                <w:bCs/>
+                <w:lang w:val="en-US"/>
+              </w:rPr>
+            </w:pPr>
+            <w:r>
+              <w:rPr>
+                <w:lang w:val="en-US"/>
+              </w:rPr>
+              <w:t>E</w:t>
+            </w:r>
+            <w:r>
+              <w:rPr>
+                <w:lang w:val="en-US"/>
+              </w:rPr>
+              <w:t>xplanation</w:t>
+            </w:r>
+          </w:p>
+        </w:tc>
+        <w:tc>
+          <w:tcPr>
+            <w:tcW w:w="8980" w:type="dxa"/>
+          </w:tcPr>
+          <w:p>
+            <w:pPr>
+              <w:jc w:val="center"/>
+              <w:rPr>
+                <w:b/>
+                <w:bCs/>
+                <w:lang w:val="en-US"/>
+              </w:rPr>
+            </w:pPr>
+            <w:r>
+              <w:rPr>
+                <w:lang w:val="en-US"/>
+              </w:rPr>
+              <w:t>Example</w:t>
+            </w:r>
+          </w:p>
+        </w:tc>
+      </w:tr>
+      <w:tr>
+        <w:tc>
+          <w:tcPr>
+            <w:tcW w:w="1784" w:type="dxa"/>
+          </w:tcPr>
+          <w:p>
+            <w:pPr>
+              <w:jc w:val="center"/>
+              <w:rPr>
+                <w:lang w:val="en-US"/>
+              </w:rPr>
+            </w:pPr>
+            <w:r>
+              <w:rPr>
+                <w:lang w:val="en-US"/>
+              </w:rPr>
+              <w:t>19:07</w:t>
+            </w:r>
+          </w:p>
+        </w:tc>
+        <w:tc>
+          <w:tcPr>
+            <w:tcW w:w="2214" w:type="dxa"/>
+          </w:tcPr>
+          <w:p>
+            <w:pPr>
+              <w:rPr>
+                <w:lang w:val="en-US"/>
+              </w:rPr>
+            </w:pPr>
+            <w:r>
+              <w:rPr>
+                <w:lang w:val="en-US"/>
+              </w:rPr>
+              <w:t>Serverless</w:t>
+            </w:r>
+          </w:p>
+        </w:tc>
+        <w:tc>
+          <w:tcPr>
+            <w:tcW w:w="2410" w:type="dxa"/>
+          </w:tcPr>
+          <w:p>
+            <w:pPr>
+              <w:rPr>
+                <w:lang w:val="en-US"/>
+              </w:rPr>
+            </w:pPr>
+            <w:r>
+              <w:rPr>
+                <w:lang w:val="en-US"/>
+              </w:rPr>
+              <w:t xml:space="preserve">No </w:t>
+            </w:r>
+            <w:proofErr w:type="gramStart"/>
+            <w:r>
+              <w:rPr>
+                <w:lang w:val="en-US"/>
+              </w:rPr>
+              <w:t>need</w:t>
+            </w:r>
+            <w:proofErr w:type="gramEnd"/>
+            <w:r>
+              <w:rPr>
+                <w:lang w:val="en-US"/>
+              </w:rPr>
+              <w:t xml:space="preserve"> a Backend developing</w:t>
+            </w:r>
+          </w:p>
+        </w:tc>
+        <w:tc>
+          <w:tcPr>
+            <w:tcW w:w="8980" w:type="dxa"/>
+          </w:tcPr>
+          <w:p>
+            <w:pPr>
+              <w:rPr>
+                <w:lang w:val="en-US"/>
+              </w:rPr>
+            </w:pPr>
+            <w:r>
+              <w:rPr>
+                <w:lang w:val="en-US"/>
+              </w:rPr>
+              <w:t>Firebase</w:t>
+            </w:r>
+          </w:p>
+        </w:tc>
+      </w:tr>
+      <w:tr>
+        <w:tc>
+          <w:tcPr>
+            <w:tcW w:w="1784" w:type="dxa"/>
+          </w:tcPr>
+          <w:p>
+            <w:pPr>
+              <w:jc w:val="center"/>
+              <w:rPr>
+                <w:lang w:val="en-US"/>
+              </w:rPr>
+            </w:pPr>
+          </w:p>
+        </w:tc>
+        <w:tc>
+          <w:tcPr>
+            <w:tcW w:w="2214" w:type="dxa"/>
+          </w:tcPr>
+          <w:p>
+            <w:pPr>
+              <w:rPr>
+                <w:lang w:val="en-US"/>
+              </w:rPr>
+            </w:pPr>
+          </w:p>
+        </w:tc>
+        <w:tc>
+          <w:tcPr>
+            <w:tcW w:w="2410" w:type="dxa"/>
+          </w:tcPr>
+          <w:p>
+            <w:pPr>
+              <w:rPr>
+                <w:lang w:val="en-US"/>
+              </w:rPr>
+            </w:pPr>
+          </w:p>
+        </w:tc>
+        <w:tc>
+          <w:tcPr>
+            <w:tcW w:w="8980" w:type="dxa"/>
+          </w:tcPr>
+          <w:p>
+            <w:pPr>
+              <w:rPr>
+                <w:lang w:val="en-US"/>
+              </w:rPr>
+            </w:pPr>
+          </w:p>
+        </w:tc>
+      </w:tr>
+      <w:tr>
+        <w:tc>
+          <w:tcPr>
+            <w:tcW w:w="1784" w:type="dxa"/>
+          </w:tcPr>
+          <w:p>
+            <w:pPr>
+              <w:jc w:val="center"/>
+              <w:rPr>
+                <w:lang w:val="en-US"/>
+              </w:rPr>
+            </w:pPr>
+          </w:p>
+        </w:tc>
+        <w:tc>
+          <w:tcPr>
+            <w:tcW w:w="2214" w:type="dxa"/>
+          </w:tcPr>
+          <w:p>
+            <w:pPr>
+              <w:rPr>
+                <w:lang w:val="en-US"/>
+              </w:rPr>
+            </w:pPr>
+          </w:p>
+        </w:tc>
+        <w:tc>
+          <w:tcPr>
+            <w:tcW w:w="2410" w:type="dxa"/>
+          </w:tcPr>
+          <w:p>
+            <w:pPr>
+              <w:rPr>
+                <w:lang w:val="en-US"/>
+              </w:rPr>
+            </w:pPr>
+          </w:p>
+        </w:tc>
+        <w:tc>
+          <w:tcPr>
+            <w:tcW w:w="8980" w:type="dxa"/>
+          </w:tcPr>
+          <w:p>
+            <w:pPr>
+              <w:rPr>
+                <w:lang w:val="en-US"/>
+              </w:rPr>
+            </w:pPr>
+          </w:p>
+        </w:tc>
+      </w:tr>
+      <w:tr>
+        <w:tc>
+          <w:tcPr>
+            <w:tcW w:w="1784" w:type="dxa"/>
+          </w:tcPr>
+          <w:p>
+            <w:pPr>
+              <w:jc w:val="center"/>
+              <w:rPr>
+                <w:lang w:val="en-US"/>
+              </w:rPr>
+            </w:pPr>
+          </w:p>
+        </w:tc>
+        <w:tc>
+          <w:tcPr>
+            <w:tcW w:w="2214" w:type="dxa"/>
+          </w:tcPr>
+          <w:p>
+            <w:pPr>
+              <w:rPr>
+                <w:lang w:val="en-US"/>
+              </w:rPr>
+            </w:pPr>
+          </w:p>
+        </w:tc>
+        <w:tc>
+          <w:tcPr>
+            <w:tcW w:w="2410" w:type="dxa"/>
+          </w:tcPr>
+          <w:p>
+            <w:pPr>
+              <w:rPr>
+                <w:lang w:val="en-US"/>
+              </w:rPr>
+            </w:pPr>
+          </w:p>
+        </w:tc>
+        <w:tc>
+          <w:tcPr>
+            <w:tcW w:w="8980" w:type="dxa"/>
+          </w:tcPr>
+          <w:p>
+            <w:pPr>
+              <w:rPr>
+                <w:lang w:val="en-US"/>
+              </w:rPr>
+            </w:pPr>
+          </w:p>
+        </w:tc>
+      </w:tr>
+      <w:tr>
+        <w:tc>
+          <w:tcPr>
+            <w:tcW w:w="1784" w:type="dxa"/>
+          </w:tcPr>
+          <w:p>
+            <w:pPr>
+              <w:jc w:val="center"/>
+              <w:rPr>
+                <w:lang w:val="en-US"/>
+              </w:rPr>
+            </w:pPr>
+          </w:p>
+        </w:tc>
+        <w:tc>
+          <w:tcPr>
+            <w:tcW w:w="2214" w:type="dxa"/>
+          </w:tcPr>
+          <w:p>
+            <w:pPr>
+              <w:rPr>
+                <w:lang w:val="en-US"/>
+              </w:rPr>
+            </w:pPr>
+          </w:p>
+        </w:tc>
+        <w:tc>
+          <w:tcPr>
+            <w:tcW w:w="2410" w:type="dxa"/>
+          </w:tcPr>
+          <w:p>
+            <w:pPr>
+              <w:rPr>
+                <w:lang w:val="en-US"/>
+              </w:rPr>
+            </w:pPr>
+          </w:p>
+        </w:tc>
+        <w:tc>
+          <w:tcPr>
+            <w:tcW w:w="8980" w:type="dxa"/>
+          </w:tcPr>
+          <w:p>
+            <w:pPr>
+              <w:rPr>
+                <w:lang w:val="en-US"/>
+              </w:rPr>
+            </w:pPr>
+          </w:p>
+        </w:tc>
+      </w:tr>
+    </w:tbl>
+    <w:p>
+      <w:pPr>
+        <w:jc w:val="center"/>
         <w:rPr>
           <w:b/>
           <w:bCs/>
@@ -6963,7 +7405,7 @@
   <w:style w:type="paragraph" w:default="1" w:styleId="Normal">
     <w:name w:val="Normal"/>
     <w:qFormat/>
-    <w:rsid w:val="004333B1"/>
+    <w:rsid w:val="00F11877"/>
   </w:style>
   <w:style w:type="paragraph" w:styleId="Heading1">
     <w:name w:val="heading 1"/>

--- a/React_053.docx
+++ b/React_053.docx
@@ -2707,7 +2707,7 @@
               <w:rPr>
                 <w:lang w:val="en-US"/>
               </w:rPr>
-              <w:t>Time</w:t>
+              <w:t>C</w:t>
             </w:r>
           </w:p>
         </w:tc>
@@ -6767,6 +6767,1311 @@
             <w:pPr>
               <w:rPr>
                 <w:lang w:val="en-US"/>
+              </w:rPr>
+            </w:pPr>
+          </w:p>
+        </w:tc>
+      </w:tr>
+    </w:tbl>
+    <w:p>
+      <w:pPr>
+        <w:jc w:val="center"/>
+        <w:rPr>
+          <w:b/>
+          <w:bCs/>
+          <w:lang w:val="en-US"/>
+        </w:rPr>
+      </w:pPr>
+    </w:p>
+    <w:p>
+      <w:pPr>
+        <w:jc w:val="center"/>
+        <w:rPr>
+          <w:b/>
+          <w:bCs/>
+          <w:lang w:val="en-US"/>
+        </w:rPr>
+      </w:pPr>
+      <w:r>
+        <w:rPr>
+          <w:b/>
+          <w:bCs/>
+          <w:lang w:val="en-US"/>
+        </w:rPr>
+        <w:t>LESSON – 06</w:t>
+      </w:r>
+    </w:p>
+    <w:tbl>
+      <w:tblPr>
+        <w:tblStyle w:val="TableGrid"/>
+        <w:tblW w:w="0" w:type="auto"/>
+        <w:tblLook w:val="04A0" w:firstRow="1" w:lastRow="0" w:firstColumn="1" w:lastColumn="0" w:noHBand="0" w:noVBand="1"/>
+      </w:tblPr>
+      <w:tblGrid>
+        <w:gridCol w:w="1581"/>
+        <w:gridCol w:w="2055"/>
+        <w:gridCol w:w="2296"/>
+        <w:gridCol w:w="9456"/>
+      </w:tblGrid>
+      <w:tr>
+        <w:tc>
+          <w:tcPr>
+            <w:tcW w:w="1784" w:type="dxa"/>
+          </w:tcPr>
+          <w:p>
+            <w:pPr>
+              <w:jc w:val="center"/>
+              <w:rPr>
+                <w:b/>
+                <w:bCs/>
+                <w:lang w:val="en-US"/>
+              </w:rPr>
+            </w:pPr>
+            <w:r>
+              <w:rPr>
+                <w:lang w:val="en-US"/>
+              </w:rPr>
+              <w:t>Time</w:t>
+            </w:r>
+          </w:p>
+        </w:tc>
+        <w:tc>
+          <w:tcPr>
+            <w:tcW w:w="2214" w:type="dxa"/>
+          </w:tcPr>
+          <w:p>
+            <w:pPr>
+              <w:rPr>
+                <w:b/>
+                <w:bCs/>
+                <w:lang w:val="en-US"/>
+              </w:rPr>
+            </w:pPr>
+            <w:r>
+              <w:rPr>
+                <w:lang w:val="en-US"/>
+              </w:rPr>
+              <w:t>Concept</w:t>
+            </w:r>
+          </w:p>
+        </w:tc>
+        <w:tc>
+          <w:tcPr>
+            <w:tcW w:w="2410" w:type="dxa"/>
+          </w:tcPr>
+          <w:p>
+            <w:pPr>
+              <w:rPr>
+                <w:b/>
+                <w:bCs/>
+                <w:lang w:val="en-US"/>
+              </w:rPr>
+            </w:pPr>
+            <w:r>
+              <w:rPr>
+                <w:lang w:val="en-US"/>
+              </w:rPr>
+              <w:t>E</w:t>
+            </w:r>
+            <w:r>
+              <w:rPr>
+                <w:lang w:val="en-US"/>
+              </w:rPr>
+              <w:t>xplanation</w:t>
+            </w:r>
+          </w:p>
+        </w:tc>
+        <w:tc>
+          <w:tcPr>
+            <w:tcW w:w="8980" w:type="dxa"/>
+          </w:tcPr>
+          <w:p>
+            <w:pPr>
+              <w:jc w:val="center"/>
+              <w:rPr>
+                <w:b/>
+                <w:bCs/>
+                <w:lang w:val="en-US"/>
+              </w:rPr>
+            </w:pPr>
+            <w:r>
+              <w:rPr>
+                <w:lang w:val="en-US"/>
+              </w:rPr>
+              <w:t>Example</w:t>
+            </w:r>
+          </w:p>
+        </w:tc>
+      </w:tr>
+      <w:tr>
+        <w:tc>
+          <w:tcPr>
+            <w:tcW w:w="1784" w:type="dxa"/>
+          </w:tcPr>
+          <w:p>
+            <w:pPr>
+              <w:jc w:val="center"/>
+              <w:rPr>
+                <w:lang w:val="en-US"/>
+              </w:rPr>
+            </w:pPr>
+          </w:p>
+        </w:tc>
+        <w:tc>
+          <w:tcPr>
+            <w:tcW w:w="2214" w:type="dxa"/>
+          </w:tcPr>
+          <w:p>
+            <w:pPr>
+              <w:rPr>
+                <w:lang w:val="en-US"/>
+              </w:rPr>
+            </w:pPr>
+            <w:r>
+              <w:rPr>
+                <w:lang w:val="en-US"/>
+              </w:rPr>
+              <w:t>Memo</w:t>
+            </w:r>
+          </w:p>
+        </w:tc>
+        <w:tc>
+          <w:tcPr>
+            <w:tcW w:w="2410" w:type="dxa"/>
+          </w:tcPr>
+          <w:p>
+            <w:pPr>
+              <w:rPr>
+                <w:lang w:val="en-US"/>
+              </w:rPr>
+            </w:pPr>
+            <w:proofErr w:type="spellStart"/>
+            <w:r>
+              <w:rPr>
+                <w:lang w:val="en-US"/>
+              </w:rPr>
+              <w:t>Rerendering</w:t>
+            </w:r>
+            <w:proofErr w:type="spellEnd"/>
+            <w:r>
+              <w:rPr>
+                <w:lang w:val="en-US"/>
+              </w:rPr>
+              <w:t xml:space="preserve"> stoper –</w:t>
+            </w:r>
+          </w:p>
+          <w:p>
+            <w:pPr>
+              <w:rPr>
+                <w:lang w:val="en-US"/>
+              </w:rPr>
+            </w:pPr>
+            <w:r>
+              <w:rPr>
+                <w:lang w:val="en-US"/>
+              </w:rPr>
+              <w:t xml:space="preserve">If I do not need </w:t>
+            </w:r>
+            <w:proofErr w:type="spellStart"/>
+            <w:r>
+              <w:rPr>
+                <w:lang w:val="en-US"/>
+              </w:rPr>
+              <w:t>ReRender</w:t>
+            </w:r>
+            <w:proofErr w:type="spellEnd"/>
+            <w:r>
+              <w:rPr>
+                <w:lang w:val="en-US"/>
+              </w:rPr>
+              <w:t xml:space="preserve"> of the child component </w:t>
+            </w:r>
+          </w:p>
+          <w:p>
+            <w:pPr>
+              <w:rPr>
+                <w:lang w:val="en-US"/>
+              </w:rPr>
+            </w:pPr>
+            <w:r>
+              <w:rPr>
+                <w:lang w:val="en-US"/>
+              </w:rPr>
+              <w:t xml:space="preserve">Setet on the component who do not need to be </w:t>
+            </w:r>
+            <w:proofErr w:type="spellStart"/>
+            <w:r>
+              <w:rPr>
+                <w:lang w:val="en-US"/>
+              </w:rPr>
+              <w:t>ReRendered</w:t>
+            </w:r>
+            <w:proofErr w:type="spellEnd"/>
+          </w:p>
+          <w:p>
+            <w:pPr>
+              <w:bidi/>
+              <w:rPr>
+                <w:rtl/>
+                <w:lang w:val="en-US"/>
+              </w:rPr>
+            </w:pPr>
+            <w:r>
+              <w:rPr>
+                <w:rFonts w:hint="cs"/>
+                <w:rtl/>
+                <w:lang w:val="en-US"/>
+              </w:rPr>
+              <w:t xml:space="preserve">מיועד למניעת </w:t>
+            </w:r>
+            <w:proofErr w:type="spellStart"/>
+            <w:r>
+              <w:rPr>
+                <w:rFonts w:hint="cs"/>
+                <w:rtl/>
+                <w:lang w:val="en-US"/>
+              </w:rPr>
+              <w:t>רנדור</w:t>
+            </w:r>
+            <w:proofErr w:type="spellEnd"/>
+            <w:r>
+              <w:rPr>
+                <w:rFonts w:hint="cs"/>
+                <w:rtl/>
+                <w:lang w:val="en-US"/>
+              </w:rPr>
+              <w:t xml:space="preserve"> מחדש של </w:t>
+            </w:r>
+            <w:proofErr w:type="spellStart"/>
+            <w:r>
+              <w:rPr>
+                <w:rFonts w:hint="cs"/>
+                <w:rtl/>
+                <w:lang w:val="en-US"/>
+              </w:rPr>
+              <w:t>הקומפוננטנ</w:t>
+            </w:r>
+            <w:proofErr w:type="spellEnd"/>
+          </w:p>
+        </w:tc>
+        <w:tc>
+          <w:tcPr>
+            <w:tcW w:w="8980" w:type="dxa"/>
+          </w:tcPr>
+          <w:p>
+            <w:pPr>
+              <w:jc w:val="center"/>
+              <w:rPr>
+                <w:lang w:val="en-US"/>
+              </w:rPr>
+            </w:pPr>
+            <w:r>
+              <w:rPr>
+                <w:noProof/>
+              </w:rPr>
+              <w:drawing>
+                <wp:inline distT="0" distB="0" distL="0" distR="0" wp14:anchorId="65472204" wp14:editId="1099673E">
+                  <wp:extent cx="5123167" cy="1439522"/>
+                  <wp:effectExtent l="114300" t="114300" r="135255" b="142240"/>
+                  <wp:docPr id="810415773" name="Picture 1"/>
+                  <wp:cNvGraphicFramePr>
+                    <a:graphicFrameLocks xmlns:a="http://schemas.openxmlformats.org/drawingml/2006/main" noChangeAspect="1"/>
+                  </wp:cNvGraphicFramePr>
+                  <a:graphic xmlns:a="http://schemas.openxmlformats.org/drawingml/2006/main">
+                    <a:graphicData uri="http://schemas.openxmlformats.org/drawingml/2006/picture">
+                      <pic:pic xmlns:pic="http://schemas.openxmlformats.org/drawingml/2006/picture">
+                        <pic:nvPicPr>
+                          <pic:cNvPr id="810415773" name=""/>
+                          <pic:cNvPicPr/>
+                        </pic:nvPicPr>
+                        <pic:blipFill>
+                          <a:blip r:embed="rId30"/>
+                          <a:stretch>
+                            <a:fillRect/>
+                          </a:stretch>
+                        </pic:blipFill>
+                        <pic:spPr>
+                          <a:xfrm>
+                            <a:off x="0" y="0"/>
+                            <a:ext cx="5149949" cy="1447047"/>
+                          </a:xfrm>
+                          <a:prstGeom prst="rect">
+                            <a:avLst/>
+                          </a:prstGeom>
+                          <a:solidFill>
+                            <a:srgbClr val="FFFFFF">
+                              <a:shade val="85000"/>
+                            </a:srgbClr>
+                          </a:solidFill>
+                          <a:ln w="88900" cap="sq">
+                            <a:solidFill>
+                              <a:srgbClr val="FFFFFF"/>
+                            </a:solidFill>
+                            <a:miter lim="800000"/>
+                          </a:ln>
+                          <a:effectLst>
+                            <a:outerShdw blurRad="55000" dist="18000" dir="5400000" algn="tl" rotWithShape="0">
+                              <a:srgbClr val="000000">
+                                <a:alpha val="40000"/>
+                              </a:srgbClr>
+                            </a:outerShdw>
+                          </a:effectLst>
+                          <a:scene3d>
+                            <a:camera prst="orthographicFront"/>
+                            <a:lightRig rig="twoPt" dir="t">
+                              <a:rot lat="0" lon="0" rev="7200000"/>
+                            </a:lightRig>
+                          </a:scene3d>
+                          <a:sp3d>
+                            <a:bevelT w="25400" h="19050"/>
+                            <a:contourClr>
+                              <a:srgbClr val="FFFFFF"/>
+                            </a:contourClr>
+                          </a:sp3d>
+                        </pic:spPr>
+                      </pic:pic>
+                    </a:graphicData>
+                  </a:graphic>
+                </wp:inline>
+              </w:drawing>
+            </w:r>
+          </w:p>
+        </w:tc>
+      </w:tr>
+      <w:tr>
+        <w:tc>
+          <w:tcPr>
+            <w:tcW w:w="1784" w:type="dxa"/>
+          </w:tcPr>
+          <w:p>
+            <w:pPr>
+              <w:jc w:val="center"/>
+              <w:rPr>
+                <w:lang w:val="en-US"/>
+              </w:rPr>
+            </w:pPr>
+            <w:r>
+              <w:rPr>
+                <w:lang w:val="en-US"/>
+              </w:rPr>
+              <w:lastRenderedPageBreak/>
+              <w:t>18:45</w:t>
+            </w:r>
+          </w:p>
+        </w:tc>
+        <w:tc>
+          <w:tcPr>
+            <w:tcW w:w="2214" w:type="dxa"/>
+          </w:tcPr>
+          <w:p>
+            <w:pPr>
+              <w:rPr>
+                <w:lang w:val="en-US"/>
+              </w:rPr>
+            </w:pPr>
+            <w:proofErr w:type="spellStart"/>
+            <w:r>
+              <w:rPr>
+                <w:lang w:val="en-US"/>
+              </w:rPr>
+              <w:t>useMemo</w:t>
+            </w:r>
+            <w:proofErr w:type="spellEnd"/>
+          </w:p>
+        </w:tc>
+        <w:tc>
+          <w:tcPr>
+            <w:tcW w:w="2410" w:type="dxa"/>
+          </w:tcPr>
+          <w:p>
+            <w:pPr>
+              <w:rPr>
+                <w:lang w:val="en-GB"/>
+              </w:rPr>
+            </w:pPr>
+            <w:r>
+              <w:rPr>
+                <w:lang w:val="en-GB"/>
+              </w:rPr>
+              <w:t xml:space="preserve">Functions </w:t>
+            </w:r>
+            <w:proofErr w:type="spellStart"/>
+            <w:r>
+              <w:rPr>
+                <w:lang w:val="en-GB"/>
+              </w:rPr>
+              <w:t>ReRendering</w:t>
+            </w:r>
+            <w:proofErr w:type="spellEnd"/>
+            <w:r>
+              <w:rPr>
+                <w:lang w:val="en-GB"/>
+              </w:rPr>
+              <w:t xml:space="preserve"> Stoper – is for to stop </w:t>
+            </w:r>
+            <w:proofErr w:type="spellStart"/>
+            <w:r>
+              <w:rPr>
+                <w:lang w:val="en-GB"/>
+              </w:rPr>
+              <w:t>rerender</w:t>
+            </w:r>
+            <w:proofErr w:type="spellEnd"/>
+            <w:r>
+              <w:rPr>
+                <w:lang w:val="en-GB"/>
+              </w:rPr>
+              <w:t xml:space="preserve"> of the no </w:t>
+            </w:r>
+            <w:proofErr w:type="spellStart"/>
+            <w:r>
+              <w:rPr>
+                <w:lang w:val="en-GB"/>
+              </w:rPr>
+              <w:t>needet</w:t>
+            </w:r>
+            <w:proofErr w:type="spellEnd"/>
+            <w:r>
+              <w:rPr>
+                <w:lang w:val="en-GB"/>
+              </w:rPr>
+              <w:t xml:space="preserve"> for this time the functions</w:t>
+            </w:r>
+          </w:p>
+          <w:p>
+            <w:pPr>
+              <w:bidi/>
+              <w:rPr>
+                <w:lang w:val="en-US"/>
+              </w:rPr>
+            </w:pPr>
+            <w:r>
+              <w:rPr>
+                <w:rFonts w:hint="cs"/>
+                <w:rtl/>
+                <w:lang w:val="en-US"/>
+              </w:rPr>
+              <w:t xml:space="preserve">מיועד למניעת </w:t>
+            </w:r>
+            <w:proofErr w:type="spellStart"/>
+            <w:r>
+              <w:rPr>
+                <w:rFonts w:hint="cs"/>
+                <w:rtl/>
+                <w:lang w:val="en-US"/>
+              </w:rPr>
+              <w:t>רנדור</w:t>
+            </w:r>
+            <w:proofErr w:type="spellEnd"/>
+            <w:r>
+              <w:rPr>
+                <w:rFonts w:hint="cs"/>
+                <w:rtl/>
+                <w:lang w:val="en-US"/>
+              </w:rPr>
+              <w:t xml:space="preserve"> של מטודות הלא נדרשות לאותו רגע</w:t>
+            </w:r>
+          </w:p>
+        </w:tc>
+        <w:tc>
+          <w:tcPr>
+            <w:tcW w:w="8980" w:type="dxa"/>
+          </w:tcPr>
+          <w:p>
+            <w:pPr>
+              <w:jc w:val="center"/>
+              <w:rPr>
+                <w:rtl/>
+                <w:lang w:val="en-GB"/>
+              </w:rPr>
+            </w:pPr>
+            <w:r>
+              <w:rPr>
+                <w:noProof/>
+              </w:rPr>
+              <w:drawing>
+                <wp:inline distT="0" distB="0" distL="0" distR="0" wp14:anchorId="5D85632E" wp14:editId="5046E736">
+                  <wp:extent cx="4949105" cy="3299402"/>
+                  <wp:effectExtent l="114300" t="114300" r="137795" b="149225"/>
+                  <wp:docPr id="2065006015" name="Picture 1"/>
+                  <wp:cNvGraphicFramePr>
+                    <a:graphicFrameLocks xmlns:a="http://schemas.openxmlformats.org/drawingml/2006/main" noChangeAspect="1"/>
+                  </wp:cNvGraphicFramePr>
+                  <a:graphic xmlns:a="http://schemas.openxmlformats.org/drawingml/2006/main">
+                    <a:graphicData uri="http://schemas.openxmlformats.org/drawingml/2006/picture">
+                      <pic:pic xmlns:pic="http://schemas.openxmlformats.org/drawingml/2006/picture">
+                        <pic:nvPicPr>
+                          <pic:cNvPr id="2065006015" name=""/>
+                          <pic:cNvPicPr/>
+                        </pic:nvPicPr>
+                        <pic:blipFill>
+                          <a:blip r:embed="rId31"/>
+                          <a:stretch>
+                            <a:fillRect/>
+                          </a:stretch>
+                        </pic:blipFill>
+                        <pic:spPr>
+                          <a:xfrm>
+                            <a:off x="0" y="0"/>
+                            <a:ext cx="4964387" cy="3309590"/>
+                          </a:xfrm>
+                          <a:prstGeom prst="rect">
+                            <a:avLst/>
+                          </a:prstGeom>
+                          <a:solidFill>
+                            <a:srgbClr val="FFFFFF">
+                              <a:shade val="85000"/>
+                            </a:srgbClr>
+                          </a:solidFill>
+                          <a:ln w="88900" cap="sq">
+                            <a:solidFill>
+                              <a:srgbClr val="FFFFFF"/>
+                            </a:solidFill>
+                            <a:miter lim="800000"/>
+                          </a:ln>
+                          <a:effectLst>
+                            <a:outerShdw blurRad="55000" dist="18000" dir="5400000" algn="tl" rotWithShape="0">
+                              <a:srgbClr val="000000">
+                                <a:alpha val="40000"/>
+                              </a:srgbClr>
+                            </a:outerShdw>
+                          </a:effectLst>
+                          <a:scene3d>
+                            <a:camera prst="orthographicFront"/>
+                            <a:lightRig rig="twoPt" dir="t">
+                              <a:rot lat="0" lon="0" rev="7200000"/>
+                            </a:lightRig>
+                          </a:scene3d>
+                          <a:sp3d>
+                            <a:bevelT w="25400" h="19050"/>
+                            <a:contourClr>
+                              <a:srgbClr val="FFFFFF"/>
+                            </a:contourClr>
+                          </a:sp3d>
+                        </pic:spPr>
+                      </pic:pic>
+                    </a:graphicData>
+                  </a:graphic>
+                </wp:inline>
+              </w:drawing>
+            </w:r>
+          </w:p>
+        </w:tc>
+      </w:tr>
+      <w:tr>
+        <w:tc>
+          <w:tcPr>
+            <w:tcW w:w="1784" w:type="dxa"/>
+          </w:tcPr>
+          <w:p>
+            <w:pPr>
+              <w:jc w:val="center"/>
+              <w:rPr>
+                <w:lang w:val="en-US"/>
+              </w:rPr>
+            </w:pPr>
+            <w:r>
+              <w:rPr>
+                <w:rFonts w:hint="cs"/>
+                <w:rtl/>
+                <w:lang w:val="en-US"/>
+              </w:rPr>
+              <w:lastRenderedPageBreak/>
+              <w:t>18:55</w:t>
+            </w:r>
+          </w:p>
+        </w:tc>
+        <w:tc>
+          <w:tcPr>
+            <w:tcW w:w="2214" w:type="dxa"/>
+          </w:tcPr>
+          <w:p>
+            <w:pPr>
+              <w:rPr>
+                <w:lang w:val="en-GB"/>
+              </w:rPr>
+            </w:pPr>
+            <w:proofErr w:type="spellStart"/>
+            <w:r>
+              <w:rPr>
+                <w:lang w:val="en-GB"/>
+              </w:rPr>
+              <w:t>useCallBack</w:t>
+            </w:r>
+            <w:proofErr w:type="spellEnd"/>
+          </w:p>
+        </w:tc>
+        <w:tc>
+          <w:tcPr>
+            <w:tcW w:w="2410" w:type="dxa"/>
+          </w:tcPr>
+          <w:p>
+            <w:pPr>
+              <w:rPr>
+                <w:lang w:val="en-US"/>
+              </w:rPr>
+            </w:pPr>
+            <w:r>
+              <w:rPr>
+                <w:b/>
+                <w:bCs/>
+                <w:lang w:val="en-US"/>
+              </w:rPr>
+              <w:t>Situation</w:t>
+            </w:r>
+            <w:r>
+              <w:rPr>
+                <w:lang w:val="en-US"/>
+              </w:rPr>
+              <w:t>:</w:t>
+            </w:r>
+          </w:p>
+          <w:p>
+            <w:pPr>
+              <w:rPr>
+                <w:lang w:val="en-US"/>
+              </w:rPr>
+            </w:pPr>
+            <w:proofErr w:type="gramStart"/>
+            <w:r>
+              <w:rPr>
+                <w:lang w:val="en-US"/>
+              </w:rPr>
+              <w:t>Parent</w:t>
+            </w:r>
+            <w:proofErr w:type="gramEnd"/>
+            <w:r>
+              <w:rPr>
+                <w:lang w:val="en-US"/>
+              </w:rPr>
+              <w:t xml:space="preserve"> send the callback function to the child as prop.</w:t>
+            </w:r>
+          </w:p>
+          <w:p>
+            <w:pPr>
+              <w:rPr>
+                <w:lang w:val="en-US"/>
+              </w:rPr>
+            </w:pPr>
+            <w:r>
+              <w:rPr>
+                <w:b/>
+                <w:bCs/>
+                <w:lang w:val="en-US"/>
+              </w:rPr>
+              <w:t>Problem</w:t>
+            </w:r>
+            <w:r>
+              <w:rPr>
+                <w:lang w:val="en-US"/>
+              </w:rPr>
+              <w:t>:</w:t>
+            </w:r>
+          </w:p>
+          <w:p>
+            <w:pPr>
+              <w:rPr>
+                <w:lang w:val="en-US"/>
+              </w:rPr>
+            </w:pPr>
+            <w:r>
+              <w:rPr>
+                <w:lang w:val="en-US"/>
+              </w:rPr>
+              <w:t xml:space="preserve">Function </w:t>
+            </w:r>
+            <w:proofErr w:type="spellStart"/>
+            <w:r>
+              <w:rPr>
+                <w:lang w:val="en-US"/>
+              </w:rPr>
+              <w:t>rerenderend</w:t>
+            </w:r>
+            <w:proofErr w:type="spellEnd"/>
+            <w:r>
+              <w:rPr>
+                <w:lang w:val="en-US"/>
+              </w:rPr>
+              <w:t xml:space="preserve"> ever time the parent component </w:t>
+            </w:r>
+            <w:proofErr w:type="spellStart"/>
+            <w:r>
+              <w:rPr>
+                <w:lang w:val="en-US"/>
+              </w:rPr>
+              <w:t>rerendered</w:t>
+            </w:r>
+            <w:proofErr w:type="spellEnd"/>
+          </w:p>
+          <w:p>
+            <w:pPr>
+              <w:rPr>
+                <w:lang w:val="en-US"/>
+              </w:rPr>
+            </w:pPr>
+            <w:r>
+              <w:rPr>
+                <w:b/>
+                <w:bCs/>
+                <w:lang w:val="en-US"/>
+              </w:rPr>
+              <w:t>Solution</w:t>
+            </w:r>
+            <w:r>
+              <w:rPr>
+                <w:lang w:val="en-US"/>
+              </w:rPr>
+              <w:t>:</w:t>
+            </w:r>
+          </w:p>
+          <w:p>
+            <w:pPr>
+              <w:rPr>
+                <w:lang w:val="en-US"/>
+              </w:rPr>
+            </w:pPr>
+            <w:proofErr w:type="spellStart"/>
+            <w:proofErr w:type="gramStart"/>
+            <w:r>
+              <w:rPr>
+                <w:lang w:val="en-US"/>
+              </w:rPr>
+              <w:t>useCallback</w:t>
+            </w:r>
+            <w:proofErr w:type="spellEnd"/>
+            <w:r>
+              <w:rPr>
+                <w:lang w:val="en-US"/>
+              </w:rPr>
+              <w:t>(</w:t>
+            </w:r>
+            <w:proofErr w:type="gramEnd"/>
+            <w:r>
+              <w:rPr>
+                <w:lang w:val="en-US"/>
+              </w:rPr>
+              <w:t xml:space="preserve">) </w:t>
+            </w:r>
+          </w:p>
+          <w:p>
+            <w:pPr>
+              <w:rPr>
+                <w:rFonts w:hint="cs"/>
+                <w:rtl/>
+                <w:lang w:val="en-US"/>
+              </w:rPr>
+            </w:pPr>
+            <w:r>
+              <w:rPr>
+                <w:lang w:val="en-US"/>
+              </w:rPr>
+              <w:t xml:space="preserve">Save </w:t>
+            </w:r>
+            <w:proofErr w:type="gramStart"/>
+            <w:r>
+              <w:rPr>
+                <w:lang w:val="en-US"/>
+              </w:rPr>
+              <w:t>the  reference</w:t>
+            </w:r>
+            <w:proofErr w:type="gramEnd"/>
+            <w:r>
+              <w:rPr>
+                <w:lang w:val="en-US"/>
+              </w:rPr>
+              <w:t xml:space="preserve"> of the function without changes </w:t>
+            </w:r>
+          </w:p>
+          <w:p>
+            <w:pPr>
+              <w:rPr>
+                <w:lang w:val="en-US"/>
+              </w:rPr>
+            </w:pPr>
+          </w:p>
+        </w:tc>
+        <w:tc>
+          <w:tcPr>
+            <w:tcW w:w="8980" w:type="dxa"/>
+          </w:tcPr>
+          <w:p>
+            <w:pPr>
+              <w:jc w:val="center"/>
+              <w:rPr>
+                <w:b/>
+                <w:bCs/>
+                <w:lang w:val="en-GB"/>
+              </w:rPr>
+            </w:pPr>
+            <w:r>
+              <w:rPr>
+                <w:noProof/>
+              </w:rPr>
+              <w:drawing>
+                <wp:inline distT="0" distB="0" distL="0" distR="0" wp14:anchorId="2EB47E03" wp14:editId="352EEEB0">
+                  <wp:extent cx="4729596" cy="3115102"/>
+                  <wp:effectExtent l="114300" t="114300" r="109220" b="142875"/>
+                  <wp:docPr id="1477191709" name="Picture 1"/>
+                  <wp:cNvGraphicFramePr>
+                    <a:graphicFrameLocks xmlns:a="http://schemas.openxmlformats.org/drawingml/2006/main" noChangeAspect="1"/>
+                  </wp:cNvGraphicFramePr>
+                  <a:graphic xmlns:a="http://schemas.openxmlformats.org/drawingml/2006/main">
+                    <a:graphicData uri="http://schemas.openxmlformats.org/drawingml/2006/picture">
+                      <pic:pic xmlns:pic="http://schemas.openxmlformats.org/drawingml/2006/picture">
+                        <pic:nvPicPr>
+                          <pic:cNvPr id="1477191709" name=""/>
+                          <pic:cNvPicPr/>
+                        </pic:nvPicPr>
+                        <pic:blipFill>
+                          <a:blip r:embed="rId32"/>
+                          <a:stretch>
+                            <a:fillRect/>
+                          </a:stretch>
+                        </pic:blipFill>
+                        <pic:spPr>
+                          <a:xfrm>
+                            <a:off x="0" y="0"/>
+                            <a:ext cx="4737843" cy="3120534"/>
+                          </a:xfrm>
+                          <a:prstGeom prst="rect">
+                            <a:avLst/>
+                          </a:prstGeom>
+                          <a:solidFill>
+                            <a:srgbClr val="FFFFFF">
+                              <a:shade val="85000"/>
+                            </a:srgbClr>
+                          </a:solidFill>
+                          <a:ln w="88900" cap="sq">
+                            <a:solidFill>
+                              <a:srgbClr val="FFFFFF"/>
+                            </a:solidFill>
+                            <a:miter lim="800000"/>
+                          </a:ln>
+                          <a:effectLst>
+                            <a:outerShdw blurRad="55000" dist="18000" dir="5400000" algn="tl" rotWithShape="0">
+                              <a:srgbClr val="000000">
+                                <a:alpha val="40000"/>
+                              </a:srgbClr>
+                            </a:outerShdw>
+                          </a:effectLst>
+                          <a:scene3d>
+                            <a:camera prst="orthographicFront"/>
+                            <a:lightRig rig="twoPt" dir="t">
+                              <a:rot lat="0" lon="0" rev="7200000"/>
+                            </a:lightRig>
+                          </a:scene3d>
+                          <a:sp3d>
+                            <a:bevelT w="25400" h="19050"/>
+                            <a:contourClr>
+                              <a:srgbClr val="FFFFFF"/>
+                            </a:contourClr>
+                          </a:sp3d>
+                        </pic:spPr>
+                      </pic:pic>
+                    </a:graphicData>
+                  </a:graphic>
+                </wp:inline>
+              </w:drawing>
+            </w:r>
+          </w:p>
+        </w:tc>
+      </w:tr>
+      <w:tr>
+        <w:tc>
+          <w:tcPr>
+            <w:tcW w:w="1784" w:type="dxa"/>
+          </w:tcPr>
+          <w:p>
+            <w:pPr>
+              <w:jc w:val="center"/>
+              <w:rPr>
+                <w:rtl/>
+                <w:lang w:val="en-GB"/>
+              </w:rPr>
+            </w:pPr>
+            <w:r>
+              <w:rPr>
+                <w:lang w:val="en-GB"/>
+              </w:rPr>
+              <w:t>20:00</w:t>
+            </w:r>
+          </w:p>
+        </w:tc>
+        <w:tc>
+          <w:tcPr>
+            <w:tcW w:w="2214" w:type="dxa"/>
+          </w:tcPr>
+          <w:p>
+            <w:pPr>
+              <w:rPr>
+                <w:lang w:val="en-GB"/>
+              </w:rPr>
+            </w:pPr>
+            <w:r>
+              <w:rPr>
+                <w:lang w:val="en-GB"/>
+              </w:rPr>
+              <w:t xml:space="preserve">UI </w:t>
+            </w:r>
+          </w:p>
+        </w:tc>
+        <w:tc>
+          <w:tcPr>
+            <w:tcW w:w="2410" w:type="dxa"/>
+          </w:tcPr>
+          <w:p>
+            <w:pPr>
+              <w:rPr>
+                <w:lang w:val="en-US"/>
+              </w:rPr>
+            </w:pPr>
+            <w:proofErr w:type="spellStart"/>
+            <w:r>
+              <w:rPr>
+                <w:lang w:val="en-US"/>
+              </w:rPr>
+              <w:t>MaterialUI</w:t>
+            </w:r>
+            <w:proofErr w:type="spellEnd"/>
+            <w:r>
+              <w:rPr>
+                <w:lang w:val="en-US"/>
+              </w:rPr>
+              <w:t>:</w:t>
+            </w:r>
+          </w:p>
+          <w:p>
+            <w:pPr>
+              <w:rPr>
+                <w:lang w:val="en-US"/>
+              </w:rPr>
+            </w:pPr>
+            <w:r>
+              <w:rPr>
+                <w:lang w:val="en-US"/>
+              </w:rPr>
+              <w:t xml:space="preserve">To install -&gt; </w:t>
+            </w:r>
+          </w:p>
+          <w:p>
+            <w:pPr>
+              <w:rPr>
+                <w:i/>
+                <w:iCs/>
+                <w:lang w:val="en-US"/>
+              </w:rPr>
+            </w:pPr>
+            <w:proofErr w:type="spellStart"/>
+            <w:r>
+              <w:rPr>
+                <w:i/>
+                <w:iCs/>
+              </w:rPr>
+              <w:t>npm</w:t>
+            </w:r>
+            <w:proofErr w:type="spellEnd"/>
+            <w:r>
+              <w:rPr>
+                <w:i/>
+                <w:iCs/>
+              </w:rPr>
+              <w:t xml:space="preserve"> install @mui/material @emotion/react @emotion/styled</w:t>
+            </w:r>
+          </w:p>
+        </w:tc>
+        <w:tc>
+          <w:tcPr>
+            <w:tcW w:w="8980" w:type="dxa"/>
+          </w:tcPr>
+          <w:p>
+            <w:pPr>
+              <w:rPr>
+                <w:lang w:val="en-GB"/>
+              </w:rPr>
+            </w:pPr>
+          </w:p>
+        </w:tc>
+      </w:tr>
+      <w:tr>
+        <w:tc>
+          <w:tcPr>
+            <w:tcW w:w="1784" w:type="dxa"/>
+          </w:tcPr>
+          <w:p>
+            <w:pPr>
+              <w:jc w:val="center"/>
+              <w:rPr>
+                <w:lang w:val="en-GB"/>
+              </w:rPr>
+            </w:pPr>
+            <w:r>
+              <w:rPr>
+                <w:lang w:val="en-GB"/>
+              </w:rPr>
+              <w:lastRenderedPageBreak/>
+              <w:t>20:40</w:t>
+            </w:r>
+          </w:p>
+        </w:tc>
+        <w:tc>
+          <w:tcPr>
+            <w:tcW w:w="2214" w:type="dxa"/>
+          </w:tcPr>
+          <w:p>
+            <w:pPr>
+              <w:rPr>
+                <w:lang w:val="en-GB"/>
+              </w:rPr>
+            </w:pPr>
+            <w:r>
+              <w:rPr>
+                <w:lang w:val="en-GB"/>
+              </w:rPr>
+              <w:t>Hook</w:t>
+            </w:r>
+          </w:p>
+        </w:tc>
+        <w:tc>
+          <w:tcPr>
+            <w:tcW w:w="2410" w:type="dxa"/>
+          </w:tcPr>
+          <w:p>
+            <w:pPr>
+              <w:rPr>
+                <w:lang w:val="en-US"/>
+              </w:rPr>
+            </w:pPr>
+            <w:r>
+              <w:rPr>
+                <w:lang w:val="en-US"/>
+              </w:rPr>
+              <w:t xml:space="preserve">Functions like </w:t>
+            </w:r>
+            <w:proofErr w:type="gramStart"/>
+            <w:r>
+              <w:rPr>
+                <w:lang w:val="en-US"/>
+              </w:rPr>
+              <w:t>component</w:t>
+            </w:r>
+            <w:proofErr w:type="gramEnd"/>
+            <w:r>
+              <w:rPr>
+                <w:lang w:val="en-US"/>
+              </w:rPr>
+              <w:t xml:space="preserve"> without HTML returning, only information</w:t>
+            </w:r>
+          </w:p>
+        </w:tc>
+        <w:tc>
+          <w:tcPr>
+            <w:tcW w:w="8980" w:type="dxa"/>
+          </w:tcPr>
+          <w:p>
+            <w:pPr>
+              <w:jc w:val="center"/>
+              <w:rPr>
+                <w:lang w:val="en-GB"/>
+              </w:rPr>
+            </w:pPr>
+            <w:r>
+              <w:rPr>
+                <w:noProof/>
+              </w:rPr>
+              <w:drawing>
+                <wp:inline distT="0" distB="0" distL="0" distR="0" wp14:anchorId="5F212AAC" wp14:editId="725E29DF">
+                  <wp:extent cx="5590752" cy="3719945"/>
+                  <wp:effectExtent l="133350" t="114300" r="143510" b="166370"/>
+                  <wp:docPr id="2137751436" name="Picture 1"/>
+                  <wp:cNvGraphicFramePr>
+                    <a:graphicFrameLocks xmlns:a="http://schemas.openxmlformats.org/drawingml/2006/main" noChangeAspect="1"/>
+                  </wp:cNvGraphicFramePr>
+                  <a:graphic xmlns:a="http://schemas.openxmlformats.org/drawingml/2006/main">
+                    <a:graphicData uri="http://schemas.openxmlformats.org/drawingml/2006/picture">
+                      <pic:pic xmlns:pic="http://schemas.openxmlformats.org/drawingml/2006/picture">
+                        <pic:nvPicPr>
+                          <pic:cNvPr id="2137751436" name=""/>
+                          <pic:cNvPicPr/>
+                        </pic:nvPicPr>
+                        <pic:blipFill>
+                          <a:blip r:embed="rId33"/>
+                          <a:stretch>
+                            <a:fillRect/>
+                          </a:stretch>
+                        </pic:blipFill>
+                        <pic:spPr>
+                          <a:xfrm>
+                            <a:off x="0" y="0"/>
+                            <a:ext cx="5596750" cy="3723936"/>
+                          </a:xfrm>
+                          <a:prstGeom prst="rect">
+                            <a:avLst/>
+                          </a:prstGeom>
+                          <a:solidFill>
+                            <a:srgbClr val="FFFFFF">
+                              <a:shade val="85000"/>
+                            </a:srgbClr>
+                          </a:solidFill>
+                          <a:ln w="88900" cap="sq">
+                            <a:solidFill>
+                              <a:srgbClr val="FFFFFF"/>
+                            </a:solidFill>
+                            <a:miter lim="800000"/>
+                          </a:ln>
+                          <a:effectLst>
+                            <a:outerShdw blurRad="55000" dist="18000" dir="5400000" algn="tl" rotWithShape="0">
+                              <a:srgbClr val="000000">
+                                <a:alpha val="40000"/>
+                              </a:srgbClr>
+                            </a:outerShdw>
+                          </a:effectLst>
+                          <a:scene3d>
+                            <a:camera prst="orthographicFront"/>
+                            <a:lightRig rig="twoPt" dir="t">
+                              <a:rot lat="0" lon="0" rev="7200000"/>
+                            </a:lightRig>
+                          </a:scene3d>
+                          <a:sp3d>
+                            <a:bevelT w="25400" h="19050"/>
+                            <a:contourClr>
+                              <a:srgbClr val="FFFFFF"/>
+                            </a:contourClr>
+                          </a:sp3d>
+                        </pic:spPr>
+                      </pic:pic>
+                    </a:graphicData>
+                  </a:graphic>
+                </wp:inline>
+              </w:drawing>
+            </w:r>
+          </w:p>
+          <w:p>
+            <w:pPr>
+              <w:jc w:val="center"/>
+              <w:rPr>
+                <w:lang w:val="en-GB"/>
+              </w:rPr>
+            </w:pPr>
+            <w:r>
+              <w:rPr>
+                <w:noProof/>
+              </w:rPr>
+              <w:lastRenderedPageBreak/>
+              <w:drawing>
+                <wp:inline distT="0" distB="0" distL="0" distR="0" wp14:anchorId="3633FA5C" wp14:editId="5C2A18C8">
+                  <wp:extent cx="4960677" cy="3703571"/>
+                  <wp:effectExtent l="133350" t="114300" r="144780" b="163830"/>
+                  <wp:docPr id="2083064031" name="Picture 1"/>
+                  <wp:cNvGraphicFramePr>
+                    <a:graphicFrameLocks xmlns:a="http://schemas.openxmlformats.org/drawingml/2006/main" noChangeAspect="1"/>
+                  </wp:cNvGraphicFramePr>
+                  <a:graphic xmlns:a="http://schemas.openxmlformats.org/drawingml/2006/main">
+                    <a:graphicData uri="http://schemas.openxmlformats.org/drawingml/2006/picture">
+                      <pic:pic xmlns:pic="http://schemas.openxmlformats.org/drawingml/2006/picture">
+                        <pic:nvPicPr>
+                          <pic:cNvPr id="2083064031" name=""/>
+                          <pic:cNvPicPr/>
+                        </pic:nvPicPr>
+                        <pic:blipFill>
+                          <a:blip r:embed="rId34"/>
+                          <a:stretch>
+                            <a:fillRect/>
+                          </a:stretch>
+                        </pic:blipFill>
+                        <pic:spPr>
+                          <a:xfrm>
+                            <a:off x="0" y="0"/>
+                            <a:ext cx="4970855" cy="3711170"/>
+                          </a:xfrm>
+                          <a:prstGeom prst="rect">
+                            <a:avLst/>
+                          </a:prstGeom>
+                          <a:solidFill>
+                            <a:srgbClr val="FFFFFF">
+                              <a:shade val="85000"/>
+                            </a:srgbClr>
+                          </a:solidFill>
+                          <a:ln w="88900" cap="sq">
+                            <a:solidFill>
+                              <a:srgbClr val="FFFFFF"/>
+                            </a:solidFill>
+                            <a:miter lim="800000"/>
+                          </a:ln>
+                          <a:effectLst>
+                            <a:outerShdw blurRad="55000" dist="18000" dir="5400000" algn="tl" rotWithShape="0">
+                              <a:srgbClr val="000000">
+                                <a:alpha val="40000"/>
+                              </a:srgbClr>
+                            </a:outerShdw>
+                          </a:effectLst>
+                          <a:scene3d>
+                            <a:camera prst="orthographicFront"/>
+                            <a:lightRig rig="twoPt" dir="t">
+                              <a:rot lat="0" lon="0" rev="7200000"/>
+                            </a:lightRig>
+                          </a:scene3d>
+                          <a:sp3d>
+                            <a:bevelT w="25400" h="19050"/>
+                            <a:contourClr>
+                              <a:srgbClr val="FFFFFF"/>
+                            </a:contourClr>
+                          </a:sp3d>
+                        </pic:spPr>
+                      </pic:pic>
+                    </a:graphicData>
+                  </a:graphic>
+                </wp:inline>
+              </w:drawing>
+            </w:r>
+          </w:p>
+        </w:tc>
+      </w:tr>
+      <w:tr>
+        <w:tc>
+          <w:tcPr>
+            <w:tcW w:w="1784" w:type="dxa"/>
+          </w:tcPr>
+          <w:p>
+            <w:pPr>
+              <w:jc w:val="center"/>
+              <w:rPr>
+                <w:lang w:val="en-GB"/>
+              </w:rPr>
+            </w:pPr>
+          </w:p>
+        </w:tc>
+        <w:tc>
+          <w:tcPr>
+            <w:tcW w:w="2214" w:type="dxa"/>
+          </w:tcPr>
+          <w:p>
+            <w:pPr>
+              <w:rPr>
+                <w:lang w:val="en-GB"/>
+              </w:rPr>
+            </w:pPr>
+          </w:p>
+        </w:tc>
+        <w:tc>
+          <w:tcPr>
+            <w:tcW w:w="2410" w:type="dxa"/>
+          </w:tcPr>
+          <w:p>
+            <w:pPr>
+              <w:rPr>
+                <w:lang w:val="en-US"/>
+              </w:rPr>
+            </w:pPr>
+          </w:p>
+        </w:tc>
+        <w:tc>
+          <w:tcPr>
+            <w:tcW w:w="8980" w:type="dxa"/>
+          </w:tcPr>
+          <w:p>
+            <w:pPr>
+              <w:rPr>
+                <w:lang w:val="en-GB"/>
               </w:rPr>
             </w:pPr>
           </w:p>
@@ -7609,7 +8914,6 @@
   <w:style w:type="character" w:default="1" w:styleId="DefaultParagraphFont">
     <w:name w:val="Default Paragraph Font"/>
     <w:uiPriority w:val="1"/>
-    <w:semiHidden/>
     <w:unhideWhenUsed/>
   </w:style>
   <w:style w:type="table" w:default="1" w:styleId="TableNormal">
